--- a/3. Linux系统/7. 内存/1. Linux内存.docx
+++ b/3. Linux系统/7. 内存/1. Linux内存.docx
@@ -1,6 +1,6 @@
 
 <file path=word/document.xml><?xml version="1.0" encoding="utf-8"?>
-<w:document xmlns:wpc="http://schemas.microsoft.com/office/word/2010/wordprocessingCanvas" xmlns:cx="http://schemas.microsoft.com/office/drawing/2014/chartex" xmlns:cx1="http://schemas.microsoft.com/office/drawing/2015/9/8/chartex" xmlns:cx2="http://schemas.microsoft.com/office/drawing/2015/10/21/chartex" xmlns:cx3="http://schemas.microsoft.com/office/drawing/2016/5/9/chartex" xmlns:cx4="http://schemas.microsoft.com/office/drawing/2016/5/10/chartex" xmlns:cx5="http://schemas.microsoft.com/office/drawing/2016/5/11/chartex" xmlns:cx6="http://schemas.microsoft.com/office/drawing/2016/5/12/chartex" xmlns:cx7="http://schemas.microsoft.com/office/drawing/2016/5/13/chartex" xmlns:cx8="http://schemas.microsoft.com/office/drawing/2016/5/14/chartex" xmlns:mc="http://schemas.openxmlformats.org/markup-compatibility/2006" xmlns:aink="http://schemas.microsoft.com/office/drawing/2016/ink" xmlns:am3d="http://schemas.microsoft.com/office/drawing/2017/model3d" xmlns:o="urn:schemas-microsoft-com:office:office" xmlns:oel="http://schemas.microsoft.com/office/2019/extlst" xmlns:r="http://schemas.openxmlformats.org/officeDocument/2006/relationships" xmlns:m="http://schemas.openxmlformats.org/officeDocument/2006/math" xmlns:v="urn:schemas-microsoft-com:vml" xmlns:wp14="http://schemas.microsoft.com/office/word/2010/wordprocessingDrawing" xmlns:wp="http://schemas.openxmlformats.org/drawingml/2006/wordprocessingDrawing" xmlns:w10="urn:schemas-microsoft-com:office:word" xmlns:w="http://schemas.openxmlformats.org/wordprocessingml/2006/main" xmlns:w14="http://schemas.microsoft.com/office/word/2010/wordml" xmlns:w15="http://schemas.microsoft.com/office/word/2012/wordml" xmlns:w16cex="http://schemas.microsoft.com/office/word/2018/wordml/cex" xmlns:w16cid="http://schemas.microsoft.com/office/word/2016/wordml/cid" xmlns:w16="http://schemas.microsoft.com/office/word/2018/wordml" xmlns:w16sdtdh="http://schemas.microsoft.com/office/word/2020/wordml/sdtdatahash" xmlns:w16se="http://schemas.microsoft.com/office/word/2015/wordml/symex" xmlns:wpg="http://schemas.microsoft.com/office/word/2010/wordprocessingGroup" xmlns:wpi="http://schemas.microsoft.com/office/word/2010/wordprocessingInk" xmlns:wne="http://schemas.microsoft.com/office/word/2006/wordml" xmlns:wps="http://schemas.microsoft.com/office/word/2010/wordprocessingShape" mc:Ignorable="w14 w15 w16se w16cid w16 w16cex w16sdtdh wp14">
+<w:document xmlns:wpc="http://schemas.microsoft.com/office/word/2010/wordprocessingCanvas" xmlns:cx="http://schemas.microsoft.com/office/drawing/2014/chartex" xmlns:cx1="http://schemas.microsoft.com/office/drawing/2015/9/8/chartex" xmlns:cx2="http://schemas.microsoft.com/office/drawing/2015/10/21/chartex" xmlns:cx3="http://schemas.microsoft.com/office/drawing/2016/5/9/chartex" xmlns:cx4="http://schemas.microsoft.com/office/drawing/2016/5/10/chartex" xmlns:cx5="http://schemas.microsoft.com/office/drawing/2016/5/11/chartex" xmlns:cx6="http://schemas.microsoft.com/office/drawing/2016/5/12/chartex" xmlns:cx7="http://schemas.microsoft.com/office/drawing/2016/5/13/chartex" xmlns:cx8="http://schemas.microsoft.com/office/drawing/2016/5/14/chartex" xmlns:mc="http://schemas.openxmlformats.org/markup-compatibility/2006" xmlns:aink="http://schemas.microsoft.com/office/drawing/2016/ink" xmlns:am3d="http://schemas.microsoft.com/office/drawing/2017/model3d" xmlns:o="urn:schemas-microsoft-com:office:office" xmlns:oel="http://schemas.microsoft.com/office/2019/extlst" xmlns:r="http://schemas.openxmlformats.org/officeDocument/2006/relationships" xmlns:m="http://schemas.openxmlformats.org/officeDocument/2006/math" xmlns:v="urn:schemas-microsoft-com:vml" xmlns:wp14="http://schemas.microsoft.com/office/word/2010/wordprocessingDrawing" xmlns:wp="http://schemas.openxmlformats.org/drawingml/2006/wordprocessingDrawing" xmlns:w10="urn:schemas-microsoft-com:office:word" xmlns:w="http://schemas.openxmlformats.org/wordprocessingml/2006/main" xmlns:w14="http://schemas.microsoft.com/office/word/2010/wordml" xmlns:w15="http://schemas.microsoft.com/office/word/2012/wordml" xmlns:w16cex="http://schemas.microsoft.com/office/word/2018/wordml/cex" xmlns:w16cid="http://schemas.microsoft.com/office/word/2016/wordml/cid" xmlns:w16="http://schemas.microsoft.com/office/word/2018/wordml" xmlns:w16du="http://schemas.microsoft.com/office/word/2023/wordml/word16du" xmlns:w16sdtdh="http://schemas.microsoft.com/office/word/2020/wordml/sdtdatahash" xmlns:w16sdtfl="http://schemas.microsoft.com/office/word/2024/wordml/sdtformatlock" xmlns:w16se="http://schemas.microsoft.com/office/word/2015/wordml/symex" xmlns:wpg="http://schemas.microsoft.com/office/word/2010/wordprocessingGroup" xmlns:wpi="http://schemas.microsoft.com/office/word/2010/wordprocessingInk" xmlns:wne="http://schemas.microsoft.com/office/word/2006/wordml" xmlns:wps="http://schemas.microsoft.com/office/word/2010/wordprocessingShape" mc:Ignorable="w14 w15 w16se w16cid w16 w16cex w16sdtdh w16sdtfl w16du wp14">
   <w:body>
     <w:p>
       <w:pPr>
@@ -3778,6 +3778,129 @@
     </w:p>
     <w:p>
       <w:pPr>
+        <w:rPr>
+          <w:rFonts w:hint="eastAsia"/>
+        </w:rPr>
+      </w:pPr>
+      <w:r>
+        <w:tab/>
+      </w:r>
+      <w:r>
+        <w:rPr>
+          <w:rFonts w:hint="eastAsia"/>
+        </w:rPr>
+        <w:t>内存对齐：编译器为了让</w:t>
+      </w:r>
+      <w:r>
+        <w:rPr>
+          <w:rFonts w:hint="eastAsia"/>
+        </w:rPr>
+        <w:t>CPU</w:t>
+      </w:r>
+      <w:r>
+        <w:rPr>
+          <w:rFonts w:hint="eastAsia"/>
+        </w:rPr>
+        <w:t>高效访问数据，会把</w:t>
+      </w:r>
+      <w:r>
+        <w:rPr>
+          <w:rFonts w:hint="eastAsia"/>
+          <w:color w:val="EE0000"/>
+        </w:rPr>
+        <w:t>变量</w:t>
+      </w:r>
+      <w:r>
+        <w:rPr>
+          <w:rFonts w:hint="eastAsia"/>
+          <w:color w:val="EE0000"/>
+        </w:rPr>
+        <w:t>/</w:t>
+      </w:r>
+      <w:r>
+        <w:rPr>
+          <w:rFonts w:hint="eastAsia"/>
+          <w:color w:val="EE0000"/>
+        </w:rPr>
+        <w:t>结构体</w:t>
+      </w:r>
+      <w:r>
+        <w:rPr>
+          <w:rFonts w:hint="eastAsia"/>
+          <w:color w:val="EE0000"/>
+        </w:rPr>
+        <w:t>/</w:t>
+      </w:r>
+      <w:r>
+        <w:rPr>
+          <w:rFonts w:hint="eastAsia"/>
+          <w:color w:val="EE0000"/>
+        </w:rPr>
+        <w:t>类的成员</w:t>
+      </w:r>
+      <w:r>
+        <w:rPr>
+          <w:rFonts w:hint="eastAsia"/>
+        </w:rPr>
+        <w:t>，按照指定的对齐规则在内存中排列，自动填充</w:t>
+      </w:r>
+      <w:r>
+        <w:rPr>
+          <w:rFonts w:hint="eastAsia"/>
+          <w:color w:val="EE0000"/>
+        </w:rPr>
+        <w:t>空白字节（填充字节</w:t>
+      </w:r>
+      <w:r>
+        <w:rPr>
+          <w:rFonts w:hint="eastAsia"/>
+          <w:color w:val="EE0000"/>
+        </w:rPr>
+        <w:t xml:space="preserve"> /padding</w:t>
+      </w:r>
+      <w:r>
+        <w:rPr>
+          <w:rFonts w:hint="eastAsia"/>
+          <w:color w:val="EE0000"/>
+        </w:rPr>
+        <w:t>）</w:t>
+      </w:r>
+      <w:r>
+        <w:rPr>
+          <w:rFonts w:hint="eastAsia"/>
+        </w:rPr>
+        <w:t>，而</w:t>
+      </w:r>
+      <w:r>
+        <w:rPr>
+          <w:rFonts w:hint="eastAsia"/>
+          <w:color w:val="EE0000"/>
+        </w:rPr>
+        <w:t>不是紧凑连续存放</w:t>
+      </w:r>
+      <w:r>
+        <w:rPr>
+          <w:rFonts w:hint="eastAsia"/>
+        </w:rPr>
+        <w:t>。</w:t>
+      </w:r>
+    </w:p>
+    <w:p>
+      <w:pPr>
+        <w:ind w:firstLine="420"/>
+        <w:rPr>
+          <w:rFonts w:hint="eastAsia"/>
+        </w:rPr>
+      </w:pPr>
+      <w:r>
+        <w:rPr>
+          <w:rFonts w:hint="eastAsia"/>
+        </w:rPr>
+        <w:t>简单说：不是想放哪就放哪，必须按“规矩”站位。</w:t>
+      </w:r>
+    </w:p>
+    <w:p>
+      <w:pPr>
         <w:pStyle w:val="3"/>
       </w:pPr>
       <w:r>
@@ -3789,111 +3912,2372 @@
     </w:p>
     <w:p>
       <w:pPr>
-        <w:pStyle w:val="3"/>
-      </w:pPr>
-      <w:r>
-        <w:rPr>
-          <w:rFonts w:hint="eastAsia"/>
-        </w:rPr>
-        <w:t>原则</w:t>
-      </w:r>
-    </w:p>
-    <w:p>
-      <w:pPr>
-        <w:pStyle w:val="2"/>
-      </w:pPr>
-      <w:r>
-        <w:rPr>
-          <w:rFonts w:hint="eastAsia"/>
-        </w:rPr>
-        <w:t>页与巨页</w:t>
-      </w:r>
-    </w:p>
-    <w:p>
-      <w:pPr>
-        <w:pStyle w:val="3"/>
-      </w:pPr>
-      <w:r>
-        <w:rPr>
-          <w:rFonts w:hint="eastAsia"/>
-        </w:rPr>
-        <w:t>页</w:t>
-      </w:r>
-    </w:p>
-    <w:p>
-      <w:pPr>
-        <w:ind w:firstLine="420"/>
-      </w:pPr>
+        <w:ind w:left="420"/>
+        <w:rPr>
+          <w:rFonts w:hint="eastAsia"/>
+        </w:rPr>
+      </w:pPr>
+      <w:r>
+        <w:rPr>
+          <w:rFonts w:hint="eastAsia"/>
+        </w:rPr>
+        <w:t xml:space="preserve">CPU </w:t>
+      </w:r>
+      <w:r>
+        <w:rPr>
+          <w:rFonts w:hint="eastAsia"/>
+        </w:rPr>
+        <w:t>读取内存不是</w:t>
+      </w:r>
+      <w:proofErr w:type="gramStart"/>
+      <w:r>
+        <w:rPr>
+          <w:rFonts w:hint="eastAsia"/>
+        </w:rPr>
+        <w:t>一个字节一个字节</w:t>
+      </w:r>
+      <w:proofErr w:type="gramEnd"/>
+      <w:r>
+        <w:rPr>
+          <w:rFonts w:hint="eastAsia"/>
+        </w:rPr>
+        <w:t>读，而是按字长（</w:t>
+      </w:r>
+      <w:r>
+        <w:rPr>
+          <w:rFonts w:hint="eastAsia"/>
+        </w:rPr>
+        <w:t xml:space="preserve">4/8 </w:t>
+      </w:r>
+      <w:r>
+        <w:rPr>
+          <w:rFonts w:hint="eastAsia"/>
+        </w:rPr>
+        <w:t>字节）批量读取。</w:t>
+      </w:r>
       <w:r>
         <w:rPr>
           <w:rFonts w:hint="eastAsia"/>
           <w:b/>
           <w:bCs/>
-          <w:color w:val="FF0000"/>
-          <w:u w:val="single"/>
-        </w:rPr>
-        <w:t>内核把物理页作为内存管理的基本单位（文件系统以块作为基本单元，磁盘则是以扇区作为基本单元）</w:t>
-      </w:r>
-      <w:r>
-        <w:rPr>
-          <w:rFonts w:hint="eastAsia"/>
-        </w:rPr>
-        <w:t>。尽管处理器的最小可寻址单位通常为字（甚至字节），但是，内存管理单元（</w:t>
-      </w:r>
-      <w:r>
-        <w:rPr>
-          <w:rFonts w:hint="eastAsia"/>
-        </w:rPr>
-        <w:t>MMU</w:t>
-      </w:r>
-      <w:r>
-        <w:rPr>
-          <w:rFonts w:hint="eastAsia"/>
-        </w:rPr>
-        <w:t>，管理内存并把虚拟地址转换为物理地址的硬件）通常以页为单位进行处理。正因为如此，</w:t>
-      </w:r>
-      <w:r>
-        <w:rPr>
-          <w:rFonts w:hint="eastAsia"/>
-          <w:color w:val="FF0000"/>
-        </w:rPr>
-        <w:t>MMU</w:t>
-      </w:r>
-      <w:r>
-        <w:rPr>
-          <w:rFonts w:hint="eastAsia"/>
-          <w:color w:val="FF0000"/>
-        </w:rPr>
-        <w:t>以页（</w:t>
-      </w:r>
-      <w:r>
-        <w:rPr>
-          <w:rFonts w:hint="eastAsia"/>
-          <w:color w:val="FF0000"/>
-        </w:rPr>
-        <w:t>page</w:t>
-      </w:r>
-      <w:r>
-        <w:rPr>
-          <w:rFonts w:hint="eastAsia"/>
-          <w:color w:val="FF0000"/>
-        </w:rPr>
-        <w:t>）大小为单位来管理系统中的页表</w:t>
-      </w:r>
-      <w:r>
-        <w:rPr>
-          <w:rFonts w:hint="eastAsia"/>
-        </w:rPr>
-        <w:t>（这也是页表名的来由）。</w:t>
-      </w:r>
-      <w:r>
+        </w:rPr>
+        <w:t>如果数据没有对齐：</w:t>
+      </w:r>
+    </w:p>
+    <w:p>
+      <w:pPr>
+        <w:ind w:firstLine="420"/>
+        <w:rPr>
+          <w:rFonts w:hint="eastAsia"/>
+        </w:rPr>
+      </w:pPr>
+      <w:r>
+        <w:rPr>
+          <w:rFonts w:hint="eastAsia"/>
+        </w:rPr>
+        <w:t>1</w:t>
+      </w:r>
+      <w:r>
+        <w:rPr>
+          <w:rFonts w:hint="eastAsia"/>
+        </w:rPr>
+        <w:t>、</w:t>
+      </w:r>
+      <w:r>
+        <w:rPr>
+          <w:rFonts w:hint="eastAsia"/>
+          <w:color w:val="EE0000"/>
+        </w:rPr>
+        <w:t>CPU</w:t>
+      </w:r>
+      <w:r>
+        <w:rPr>
+          <w:rFonts w:hint="eastAsia"/>
+          <w:color w:val="EE0000"/>
+        </w:rPr>
+        <w:t>需要多次读取内存，再拼接数据，性能大幅下降</w:t>
+      </w:r>
+    </w:p>
+    <w:p>
+      <w:pPr>
+        <w:ind w:firstLine="420"/>
+        <w:rPr>
+          <w:rFonts w:hint="eastAsia"/>
+        </w:rPr>
+      </w:pPr>
+      <w:r>
+        <w:rPr>
+          <w:rFonts w:hint="eastAsia"/>
+        </w:rPr>
+        <w:t>2</w:t>
+      </w:r>
+      <w:r>
+        <w:rPr>
+          <w:rFonts w:hint="eastAsia"/>
+        </w:rPr>
+        <w:t>、</w:t>
+      </w:r>
+      <w:r>
+        <w:rPr>
+          <w:rFonts w:hint="eastAsia"/>
+        </w:rPr>
+        <w:t>部分硬件平台（</w:t>
+      </w:r>
+      <w:r>
+        <w:rPr>
+          <w:rFonts w:hint="eastAsia"/>
+        </w:rPr>
+        <w:t>ARM/</w:t>
+      </w:r>
+      <w:r>
+        <w:rPr>
+          <w:rFonts w:hint="eastAsia"/>
+        </w:rPr>
+        <w:t>嵌入式）直接报错</w:t>
+      </w:r>
+      <w:r>
+        <w:rPr>
+          <w:rFonts w:hint="eastAsia"/>
+        </w:rPr>
+        <w:t>/</w:t>
+      </w:r>
+      <w:r>
+        <w:rPr>
+          <w:rFonts w:hint="eastAsia"/>
+        </w:rPr>
+        <w:t>崩溃（不支持非对齐访问）</w:t>
+      </w:r>
+    </w:p>
+    <w:p>
+      <w:pPr>
+        <w:ind w:firstLine="420"/>
+        <w:rPr>
+          <w:rFonts w:hint="eastAsia"/>
+        </w:rPr>
+      </w:pPr>
+      <w:r>
+        <w:rPr>
+          <w:rFonts w:hint="eastAsia"/>
+        </w:rPr>
+        <w:t>3</w:t>
+      </w:r>
+      <w:r>
+        <w:rPr>
+          <w:rFonts w:hint="eastAsia"/>
+        </w:rPr>
+        <w:t>、</w:t>
+      </w:r>
+      <w:r>
+        <w:rPr>
+          <w:rFonts w:hint="eastAsia"/>
+          <w:color w:val="EE0000"/>
+        </w:rPr>
+        <w:t>多线程、原子操作、</w:t>
+      </w:r>
+      <w:r>
+        <w:rPr>
+          <w:rFonts w:hint="eastAsia"/>
+          <w:color w:val="EE0000"/>
+        </w:rPr>
+        <w:t>DMA</w:t>
+      </w:r>
+      <w:r>
+        <w:rPr>
+          <w:rFonts w:hint="eastAsia"/>
+          <w:color w:val="EE0000"/>
+        </w:rPr>
+        <w:t>传输会出现不可预期错误</w:t>
+      </w:r>
+    </w:p>
+    <w:p>
+      <w:pPr>
+        <w:ind w:firstLine="420"/>
         <w:rPr>
           <w:rFonts w:hint="eastAsia"/>
           <w:b/>
           <w:bCs/>
+        </w:rPr>
+      </w:pPr>
+      <w:r>
+        <w:rPr>
+          <w:rFonts w:hint="eastAsia"/>
+          <w:b/>
+          <w:bCs/>
+        </w:rPr>
+        <w:t>内存对齐的核心目的：</w:t>
+      </w:r>
+    </w:p>
+    <w:p>
+      <w:pPr>
+        <w:ind w:firstLine="420"/>
+        <w:rPr>
+          <w:rFonts w:hint="eastAsia"/>
+        </w:rPr>
+      </w:pPr>
+      <w:r>
+        <w:rPr>
+          <w:rFonts w:hint="eastAsia"/>
+        </w:rPr>
+        <w:lastRenderedPageBreak/>
+        <w:t xml:space="preserve">- </w:t>
+      </w:r>
+      <w:r>
+        <w:rPr>
+          <w:rFonts w:hint="eastAsia"/>
+          <w:color w:val="EE0000"/>
+        </w:rPr>
+        <w:t>让</w:t>
+      </w:r>
+      <w:r>
+        <w:rPr>
+          <w:rFonts w:hint="eastAsia"/>
+          <w:color w:val="EE0000"/>
+        </w:rPr>
+        <w:t>CPU</w:t>
+      </w:r>
+      <w:r>
+        <w:rPr>
+          <w:rFonts w:hint="eastAsia"/>
+          <w:color w:val="EE0000"/>
+        </w:rPr>
+        <w:t>一次就能读完一个数据</w:t>
+      </w:r>
+    </w:p>
+    <w:p>
+      <w:pPr>
+        <w:ind w:firstLine="420"/>
+        <w:rPr>
+          <w:rFonts w:hint="eastAsia"/>
+        </w:rPr>
+      </w:pPr>
+      <w:r>
+        <w:rPr>
+          <w:rFonts w:hint="eastAsia"/>
+        </w:rPr>
+        <w:t xml:space="preserve">- </w:t>
+      </w:r>
+      <w:r>
+        <w:rPr>
+          <w:rFonts w:hint="eastAsia"/>
+        </w:rPr>
+        <w:t>提升执行效率</w:t>
+      </w:r>
+    </w:p>
+    <w:p>
+      <w:pPr>
+        <w:ind w:firstLine="420"/>
+        <w:rPr>
+          <w:rFonts w:hint="eastAsia"/>
+        </w:rPr>
+      </w:pPr>
+      <w:r>
+        <w:rPr>
+          <w:rFonts w:hint="eastAsia"/>
+        </w:rPr>
+        <w:t xml:space="preserve">- </w:t>
+      </w:r>
+      <w:r>
+        <w:rPr>
+          <w:rFonts w:hint="eastAsia"/>
+        </w:rPr>
+        <w:t>保证跨平台兼容性</w:t>
+      </w:r>
+    </w:p>
+    <w:p>
+      <w:pPr>
+        <w:pStyle w:val="3"/>
+      </w:pPr>
+      <w:r>
+        <w:rPr>
+          <w:rFonts w:hint="eastAsia"/>
+        </w:rPr>
+        <w:t>原则</w:t>
+      </w:r>
+    </w:p>
+    <w:p>
+      <w:pPr>
+        <w:rPr>
+          <w:rFonts w:hint="eastAsia"/>
+        </w:rPr>
+      </w:pPr>
+      <w:r>
+        <w:tab/>
+      </w:r>
+      <w:r>
+        <w:rPr>
+          <w:rFonts w:hint="eastAsia"/>
+        </w:rPr>
+        <w:t>这是理解所有对齐问题的黄金规则：</w:t>
+      </w:r>
+    </w:p>
+    <w:p>
+      <w:pPr>
+        <w:ind w:firstLine="420"/>
+        <w:rPr>
+          <w:rFonts w:hint="eastAsia"/>
+        </w:rPr>
+      </w:pPr>
+      <w:r>
+        <w:rPr>
+          <w:rFonts w:hint="eastAsia"/>
+        </w:rPr>
+        <w:t>1</w:t>
+      </w:r>
+      <w:r>
+        <w:rPr>
+          <w:rFonts w:hint="eastAsia"/>
+        </w:rPr>
+        <w:t>、</w:t>
+      </w:r>
+      <w:r>
+        <w:rPr>
+          <w:rFonts w:hint="eastAsia"/>
+        </w:rPr>
+        <w:t>数据成员自身对齐原则</w:t>
+      </w:r>
+    </w:p>
+    <w:p>
+      <w:pPr>
+        <w:ind w:firstLine="420"/>
+        <w:rPr>
+          <w:rFonts w:hint="eastAsia"/>
+        </w:rPr>
+      </w:pPr>
+      <w:r>
+        <w:rPr>
+          <w:rFonts w:hint="eastAsia"/>
+        </w:rPr>
+        <w:t>每个基础数据类型的自身</w:t>
+      </w:r>
+      <w:proofErr w:type="gramStart"/>
+      <w:r>
+        <w:rPr>
+          <w:rFonts w:hint="eastAsia"/>
+        </w:rPr>
+        <w:t>对齐值</w:t>
+      </w:r>
+      <w:proofErr w:type="gramEnd"/>
+      <w:r>
+        <w:rPr>
+          <w:rFonts w:hint="eastAsia"/>
+        </w:rPr>
+        <w:t xml:space="preserve"> = </w:t>
+      </w:r>
+      <w:r>
+        <w:rPr>
+          <w:rFonts w:hint="eastAsia"/>
+        </w:rPr>
+        <w:t>它的字节大小</w:t>
+      </w:r>
+    </w:p>
+    <w:p>
+      <w:pPr>
+        <w:ind w:firstLine="420"/>
+        <w:rPr>
+          <w:rFonts w:hint="eastAsia"/>
+        </w:rPr>
+      </w:pPr>
+      <w:r>
+        <w:rPr>
+          <w:rFonts w:hint="eastAsia"/>
+        </w:rPr>
+        <w:t>char</w:t>
+      </w:r>
+      <w:r>
+        <w:rPr>
+          <w:rFonts w:hint="eastAsia"/>
+        </w:rPr>
+        <w:t>：</w:t>
+      </w:r>
+      <w:r>
+        <w:rPr>
+          <w:rFonts w:hint="eastAsia"/>
+        </w:rPr>
+        <w:t xml:space="preserve">1 </w:t>
+      </w:r>
+      <w:r>
+        <w:rPr>
+          <w:rFonts w:hint="eastAsia"/>
+        </w:rPr>
+        <w:t>字节</w:t>
+      </w:r>
+    </w:p>
+    <w:p>
+      <w:pPr>
+        <w:ind w:firstLine="420"/>
+        <w:rPr>
+          <w:rFonts w:hint="eastAsia"/>
+        </w:rPr>
+      </w:pPr>
+      <w:r>
+        <w:rPr>
+          <w:rFonts w:hint="eastAsia"/>
+        </w:rPr>
+        <w:t>short</w:t>
+      </w:r>
+      <w:r>
+        <w:rPr>
+          <w:rFonts w:hint="eastAsia"/>
+        </w:rPr>
+        <w:t>：</w:t>
+      </w:r>
+      <w:r>
+        <w:rPr>
+          <w:rFonts w:hint="eastAsia"/>
+        </w:rPr>
+        <w:t xml:space="preserve">2 </w:t>
+      </w:r>
+      <w:r>
+        <w:rPr>
+          <w:rFonts w:hint="eastAsia"/>
+        </w:rPr>
+        <w:t>字节</w:t>
+      </w:r>
+    </w:p>
+    <w:p>
+      <w:pPr>
+        <w:ind w:firstLine="420"/>
+        <w:rPr>
+          <w:rFonts w:hint="eastAsia"/>
+        </w:rPr>
+      </w:pPr>
+      <w:r>
+        <w:rPr>
+          <w:rFonts w:hint="eastAsia"/>
+        </w:rPr>
+        <w:t>int</w:t>
+      </w:r>
+      <w:r>
+        <w:rPr>
+          <w:rFonts w:hint="eastAsia"/>
+        </w:rPr>
+        <w:t>：</w:t>
+      </w:r>
+      <w:r>
+        <w:rPr>
+          <w:rFonts w:hint="eastAsia"/>
+          <w:color w:val="EE0000"/>
+        </w:rPr>
+        <w:t>32</w:t>
+      </w:r>
+      <w:r>
+        <w:rPr>
+          <w:rFonts w:hint="eastAsia"/>
+          <w:color w:val="EE0000"/>
+        </w:rPr>
+        <w:t>位系统</w:t>
+      </w:r>
+      <w:r>
+        <w:rPr>
+          <w:rFonts w:hint="eastAsia"/>
+          <w:color w:val="EE0000"/>
+        </w:rPr>
+        <w:t xml:space="preserve"> = 4</w:t>
+      </w:r>
+      <w:r>
+        <w:rPr>
+          <w:rFonts w:hint="eastAsia"/>
+          <w:color w:val="EE0000"/>
+        </w:rPr>
+        <w:t>字节</w:t>
+      </w:r>
+    </w:p>
+    <w:p>
+      <w:pPr>
+        <w:ind w:firstLine="420"/>
+        <w:rPr>
+          <w:rFonts w:hint="eastAsia"/>
+        </w:rPr>
+      </w:pPr>
+      <w:r>
+        <w:rPr>
+          <w:rFonts w:hint="eastAsia"/>
+        </w:rPr>
+        <w:t>float</w:t>
+      </w:r>
+      <w:r>
+        <w:rPr>
+          <w:rFonts w:hint="eastAsia"/>
+        </w:rPr>
+        <w:t>：</w:t>
+      </w:r>
+      <w:r>
+        <w:rPr>
+          <w:rFonts w:hint="eastAsia"/>
+        </w:rPr>
+        <w:t xml:space="preserve">4 </w:t>
+      </w:r>
+      <w:r>
+        <w:rPr>
+          <w:rFonts w:hint="eastAsia"/>
+        </w:rPr>
+        <w:t>字节</w:t>
+      </w:r>
+    </w:p>
+    <w:p>
+      <w:pPr>
+        <w:ind w:firstLine="420"/>
+        <w:rPr>
+          <w:rFonts w:hint="eastAsia"/>
+        </w:rPr>
+      </w:pPr>
+      <w:r>
+        <w:rPr>
+          <w:rFonts w:hint="eastAsia"/>
+        </w:rPr>
+        <w:t>double</w:t>
+      </w:r>
+      <w:r>
+        <w:rPr>
+          <w:rFonts w:hint="eastAsia"/>
+        </w:rPr>
+        <w:t>：</w:t>
+      </w:r>
+      <w:r>
+        <w:rPr>
+          <w:rFonts w:hint="eastAsia"/>
+        </w:rPr>
+        <w:t xml:space="preserve">8 </w:t>
+      </w:r>
+      <w:r>
+        <w:rPr>
+          <w:rFonts w:hint="eastAsia"/>
+        </w:rPr>
+        <w:t>字节</w:t>
+      </w:r>
+    </w:p>
+    <w:p>
+      <w:pPr>
+        <w:ind w:firstLine="420"/>
+        <w:rPr>
+          <w:rFonts w:hint="eastAsia"/>
+        </w:rPr>
+      </w:pPr>
+      <w:r>
+        <w:rPr>
+          <w:rFonts w:hint="eastAsia"/>
+        </w:rPr>
+        <w:t>指针：</w:t>
+      </w:r>
+      <w:r>
+        <w:rPr>
+          <w:rFonts w:hint="eastAsia"/>
+          <w:color w:val="EE0000"/>
+        </w:rPr>
+        <w:t>32</w:t>
+      </w:r>
+      <w:r>
+        <w:rPr>
+          <w:rFonts w:hint="eastAsia"/>
+          <w:color w:val="EE0000"/>
+        </w:rPr>
+        <w:t>位</w:t>
+      </w:r>
+      <w:r>
+        <w:rPr>
+          <w:rFonts w:hint="eastAsia"/>
+          <w:color w:val="EE0000"/>
+        </w:rPr>
+        <w:t xml:space="preserve"> = 4</w:t>
+      </w:r>
+      <w:r>
+        <w:rPr>
+          <w:rFonts w:hint="eastAsia"/>
+          <w:color w:val="EE0000"/>
+        </w:rPr>
+        <w:t>，</w:t>
+      </w:r>
+      <w:r>
+        <w:rPr>
+          <w:rFonts w:hint="eastAsia"/>
+          <w:color w:val="EE0000"/>
+        </w:rPr>
+        <w:t>64</w:t>
+      </w:r>
+      <w:r>
+        <w:rPr>
+          <w:rFonts w:hint="eastAsia"/>
+          <w:color w:val="EE0000"/>
+        </w:rPr>
+        <w:t>位</w:t>
+      </w:r>
+      <w:r>
+        <w:rPr>
+          <w:rFonts w:hint="eastAsia"/>
+          <w:color w:val="EE0000"/>
+        </w:rPr>
+        <w:t xml:space="preserve"> = 8</w:t>
+      </w:r>
+    </w:p>
+    <w:p>
+      <w:pPr>
+        <w:ind w:firstLine="420"/>
+        <w:rPr>
+          <w:rFonts w:hint="eastAsia"/>
+        </w:rPr>
+      </w:pPr>
+      <w:r>
+        <w:rPr>
+          <w:rFonts w:hint="eastAsia"/>
+        </w:rPr>
+        <w:t>2</w:t>
+      </w:r>
+      <w:r>
+        <w:rPr>
+          <w:rFonts w:hint="eastAsia"/>
+        </w:rPr>
+        <w:t>、</w:t>
+      </w:r>
+      <w:r>
+        <w:rPr>
+          <w:rFonts w:hint="eastAsia"/>
+        </w:rPr>
+        <w:t>结构体整体对齐原则</w:t>
+      </w:r>
+    </w:p>
+    <w:p>
+      <w:pPr>
+        <w:ind w:firstLine="420"/>
+        <w:rPr>
+          <w:color w:val="EE0000"/>
+        </w:rPr>
+      </w:pPr>
+      <w:r>
+        <w:rPr>
+          <w:rFonts w:hint="eastAsia"/>
+        </w:rPr>
+        <w:t>结构体的有效</w:t>
+      </w:r>
+      <w:proofErr w:type="gramStart"/>
+      <w:r>
+        <w:rPr>
+          <w:rFonts w:hint="eastAsia"/>
+        </w:rPr>
+        <w:t>对齐值</w:t>
+      </w:r>
+      <w:proofErr w:type="gramEnd"/>
+      <w:r>
+        <w:rPr>
+          <w:rFonts w:hint="eastAsia"/>
+        </w:rPr>
+        <w:t xml:space="preserve"> = </w:t>
+      </w:r>
+      <w:r>
+        <w:rPr>
+          <w:rFonts w:hint="eastAsia"/>
+          <w:color w:val="EE0000"/>
+        </w:rPr>
+        <w:t>成员中最大的基础类型大小</w:t>
+      </w:r>
+    </w:p>
+    <w:p>
+      <w:pPr>
+        <w:ind w:firstLine="420"/>
+        <w:rPr>
+          <w:rFonts w:hint="eastAsia"/>
+        </w:rPr>
+      </w:pPr>
+      <w:r>
+        <w:rPr>
+          <w:rFonts w:hint="eastAsia"/>
+          <w:color w:val="EE0000"/>
+        </w:rPr>
+        <w:t>结构体总大小必须是有效</w:t>
+      </w:r>
+      <w:proofErr w:type="gramStart"/>
+      <w:r>
+        <w:rPr>
+          <w:rFonts w:hint="eastAsia"/>
+          <w:color w:val="EE0000"/>
+        </w:rPr>
+        <w:t>对齐值</w:t>
+      </w:r>
+      <w:proofErr w:type="gramEnd"/>
+      <w:r>
+        <w:rPr>
+          <w:rFonts w:hint="eastAsia"/>
+          <w:color w:val="EE0000"/>
+        </w:rPr>
+        <w:t>的整数</w:t>
+      </w:r>
+      <w:proofErr w:type="gramStart"/>
+      <w:r>
+        <w:rPr>
+          <w:rFonts w:hint="eastAsia"/>
+          <w:color w:val="EE0000"/>
+        </w:rPr>
+        <w:t>倍</w:t>
+      </w:r>
+      <w:proofErr w:type="gramEnd"/>
+      <w:r>
+        <w:rPr>
+          <w:rFonts w:hint="eastAsia"/>
+        </w:rPr>
+        <w:t>，不够就自动填充。</w:t>
+      </w:r>
+    </w:p>
+    <w:p>
+      <w:pPr>
+        <w:ind w:firstLine="420"/>
+        <w:rPr>
+          <w:rFonts w:hint="eastAsia"/>
+        </w:rPr>
+      </w:pPr>
+      <w:r>
+        <w:rPr>
+          <w:rFonts w:hint="eastAsia"/>
+        </w:rPr>
+        <w:t>3</w:t>
+      </w:r>
+      <w:r>
+        <w:rPr>
+          <w:rFonts w:hint="eastAsia"/>
+        </w:rPr>
+        <w:t>、</w:t>
+      </w:r>
+      <w:r>
+        <w:rPr>
+          <w:rFonts w:hint="eastAsia"/>
+        </w:rPr>
+        <w:t>嵌套结构体对齐原则</w:t>
+      </w:r>
+    </w:p>
+    <w:p>
+      <w:pPr>
+        <w:ind w:firstLine="420"/>
+      </w:pPr>
+      <w:r>
+        <w:rPr>
+          <w:rFonts w:hint="eastAsia"/>
+        </w:rPr>
+        <w:t>嵌套结构体的</w:t>
+      </w:r>
+      <w:proofErr w:type="gramStart"/>
+      <w:r>
+        <w:rPr>
+          <w:rFonts w:hint="eastAsia"/>
+        </w:rPr>
+        <w:t>对齐值</w:t>
+      </w:r>
+      <w:proofErr w:type="gramEnd"/>
+      <w:r>
+        <w:rPr>
+          <w:rFonts w:hint="eastAsia"/>
+        </w:rPr>
+        <w:t xml:space="preserve"> = </w:t>
+      </w:r>
+      <w:r>
+        <w:rPr>
+          <w:rFonts w:hint="eastAsia"/>
+          <w:color w:val="EE0000"/>
+        </w:rPr>
+        <w:t>它内部最大基础类型的大小</w:t>
+      </w:r>
+    </w:p>
+    <w:p>
+      <w:pPr>
+        <w:ind w:firstLine="420"/>
+      </w:pPr>
+      <w:r>
+        <w:rPr>
+          <w:rFonts w:hint="eastAsia"/>
+        </w:rPr>
+        <w:t>嵌套结构体本身也算一个成员。</w:t>
+      </w:r>
+    </w:p>
+    <w:p>
+      <w:pPr>
+        <w:pStyle w:val="3"/>
+      </w:pPr>
+      <w:r>
+        <w:rPr>
+          <w:rFonts w:hint="eastAsia"/>
+        </w:rPr>
+        <w:t>编程技巧</w:t>
+      </w:r>
+    </w:p>
+    <w:p>
+      <w:pPr>
+        <w:pStyle w:val="4"/>
+        <w:rPr>
+          <w:rFonts w:hint="eastAsia"/>
+        </w:rPr>
+      </w:pPr>
+      <w:r>
+        <w:rPr>
+          <w:rFonts w:hint="eastAsia"/>
+        </w:rPr>
+        <w:t>方法</w:t>
+      </w:r>
+      <w:r>
+        <w:rPr>
+          <w:rFonts w:hint="eastAsia"/>
+        </w:rPr>
+        <w:t>1</w:t>
+      </w:r>
+      <w:r>
+        <w:rPr>
+          <w:rFonts w:hint="eastAsia"/>
+        </w:rPr>
+        <w:t>：手动优化结构体成员顺序（最常用、无侵入）</w:t>
+      </w:r>
+    </w:p>
+    <w:p>
+      <w:pPr>
+        <w:ind w:firstLine="420"/>
+        <w:rPr>
+          <w:rFonts w:hint="eastAsia"/>
+        </w:rPr>
+      </w:pPr>
+      <w:r>
+        <w:rPr>
+          <w:rFonts w:hint="eastAsia"/>
+        </w:rPr>
+        <w:t>规则：按类型大小</w:t>
+      </w:r>
+      <w:r>
+        <w:rPr>
+          <w:rFonts w:hint="eastAsia"/>
+          <w:color w:val="EE0000"/>
+        </w:rPr>
+        <w:t>从大到小排列</w:t>
+      </w:r>
+    </w:p>
+    <w:p>
+      <w:pPr>
+        <w:ind w:firstLine="420"/>
+      </w:pPr>
+      <w:r>
+        <w:t xml:space="preserve">double / long </w:t>
+      </w:r>
+      <w:proofErr w:type="spellStart"/>
+      <w:r>
+        <w:t>long</w:t>
+      </w:r>
+      <w:proofErr w:type="spellEnd"/>
+    </w:p>
+    <w:p>
+      <w:pPr>
+        <w:ind w:firstLine="420"/>
+      </w:pPr>
+      <w:r>
+        <w:t>int / float</w:t>
+      </w:r>
+    </w:p>
+    <w:p>
+      <w:pPr>
+        <w:ind w:firstLine="420"/>
+      </w:pPr>
+      <w:r>
+        <w:t>short</w:t>
+      </w:r>
+    </w:p>
+    <w:p>
+      <w:pPr>
+        <w:ind w:firstLine="420"/>
+      </w:pPr>
+      <w:r>
+        <w:t>char</w:t>
+      </w:r>
+    </w:p>
+    <w:p>
+      <w:pPr>
+        <w:ind w:firstLine="420"/>
+        <w:rPr>
+          <w:rFonts w:hint="eastAsia"/>
+        </w:rPr>
+      </w:pPr>
+      <w:r>
+        <w:rPr>
+          <w:rFonts w:hint="eastAsia"/>
+        </w:rPr>
+        <w:t>优点：</w:t>
+      </w:r>
+    </w:p>
+    <w:p>
+      <w:pPr>
+        <w:ind w:firstLine="420"/>
+        <w:rPr>
+          <w:rFonts w:hint="eastAsia"/>
+          <w:color w:val="EE0000"/>
+        </w:rPr>
+      </w:pPr>
+      <w:r>
+        <w:rPr>
+          <w:rFonts w:hint="eastAsia"/>
+          <w:color w:val="EE0000"/>
+        </w:rPr>
+        <w:t>不依赖编译器</w:t>
+      </w:r>
+    </w:p>
+    <w:p>
+      <w:pPr>
+        <w:ind w:firstLine="420"/>
+        <w:rPr>
+          <w:rFonts w:hint="eastAsia"/>
+          <w:color w:val="EE0000"/>
+        </w:rPr>
+      </w:pPr>
+      <w:r>
+        <w:rPr>
+          <w:rFonts w:hint="eastAsia"/>
+          <w:color w:val="EE0000"/>
+        </w:rPr>
+        <w:t>不破坏代码可移植性</w:t>
+      </w:r>
+    </w:p>
+    <w:p>
+      <w:pPr>
+        <w:ind w:firstLine="420"/>
+        <w:rPr>
+          <w:rFonts w:hint="eastAsia"/>
+          <w:color w:val="EE0000"/>
+        </w:rPr>
+      </w:pPr>
+      <w:r>
+        <w:rPr>
+          <w:rFonts w:hint="eastAsia"/>
+          <w:color w:val="EE0000"/>
+        </w:rPr>
+        <w:lastRenderedPageBreak/>
+        <w:t>性能最好、内存最省</w:t>
+      </w:r>
+    </w:p>
+    <w:p>
+      <w:pPr>
+        <w:ind w:leftChars="200" w:left="480"/>
+        <w:rPr>
+          <w:rFonts w:hint="eastAsia"/>
+        </w:rPr>
+      </w:pPr>
+      <w:r>
+        <w:rPr>
+          <w:rFonts w:hint="eastAsia"/>
+        </w:rPr>
+        <w:t xml:space="preserve">// </w:t>
+      </w:r>
+      <w:r>
+        <w:rPr>
+          <w:rFonts w:hint="eastAsia"/>
+        </w:rPr>
+        <w:t>推荐写法</w:t>
+      </w:r>
+    </w:p>
+    <w:p>
+      <w:pPr>
+        <w:ind w:leftChars="200" w:left="480"/>
+      </w:pPr>
+      <w:r>
+        <w:t>struct Demo {</w:t>
+      </w:r>
+    </w:p>
+    <w:p>
+      <w:pPr>
+        <w:ind w:leftChars="200" w:left="480"/>
+      </w:pPr>
+      <w:r>
+        <w:t xml:space="preserve">    double </w:t>
+      </w:r>
+      <w:proofErr w:type="gramStart"/>
+      <w:r>
+        <w:t xml:space="preserve">d;   </w:t>
+      </w:r>
+      <w:proofErr w:type="gramEnd"/>
+      <w:r>
+        <w:t>// 8</w:t>
+      </w:r>
+    </w:p>
+    <w:p>
+      <w:pPr>
+        <w:ind w:leftChars="200" w:left="480"/>
+      </w:pPr>
+      <w:r>
+        <w:t xml:space="preserve">    int    </w:t>
+      </w:r>
+      <w:proofErr w:type="spellStart"/>
+      <w:proofErr w:type="gramStart"/>
+      <w:r>
+        <w:t>i</w:t>
+      </w:r>
+      <w:proofErr w:type="spellEnd"/>
+      <w:r>
+        <w:t xml:space="preserve">;   </w:t>
+      </w:r>
+      <w:proofErr w:type="gramEnd"/>
+      <w:r>
+        <w:t>// 4</w:t>
+      </w:r>
+    </w:p>
+    <w:p>
+      <w:pPr>
+        <w:ind w:leftChars="200" w:left="480"/>
+      </w:pPr>
+      <w:r>
+        <w:t xml:space="preserve">    </w:t>
+      </w:r>
+      <w:proofErr w:type="gramStart"/>
+      <w:r>
+        <w:t>short  s</w:t>
+      </w:r>
+      <w:proofErr w:type="gramEnd"/>
+      <w:r>
+        <w:t>;   // 2</w:t>
+      </w:r>
+    </w:p>
+    <w:p>
+      <w:pPr>
+        <w:ind w:leftChars="200" w:left="480"/>
+      </w:pPr>
+      <w:r>
+        <w:t xml:space="preserve">    char   </w:t>
+      </w:r>
+      <w:proofErr w:type="gramStart"/>
+      <w:r>
+        <w:t xml:space="preserve">c;   </w:t>
+      </w:r>
+      <w:proofErr w:type="gramEnd"/>
+      <w:r>
+        <w:t>// 1</w:t>
+      </w:r>
+    </w:p>
+    <w:p>
+      <w:pPr>
+        <w:ind w:leftChars="200" w:left="480"/>
+      </w:pPr>
+      <w:proofErr w:type="gramStart"/>
+      <w:r>
+        <w:t>};</w:t>
+      </w:r>
+      <w:proofErr w:type="gramEnd"/>
+    </w:p>
+    <w:p>
+      <w:pPr>
+        <w:ind w:firstLine="420"/>
+        <w:rPr>
+          <w:rFonts w:hint="eastAsia"/>
+        </w:rPr>
+      </w:pPr>
+      <w:r>
+        <w:rPr>
+          <w:rFonts w:hint="eastAsia"/>
+        </w:rPr>
+        <w:t xml:space="preserve">// </w:t>
+      </w:r>
+      <w:r>
+        <w:rPr>
+          <w:rFonts w:hint="eastAsia"/>
+        </w:rPr>
+        <w:t>大小</w:t>
+      </w:r>
+      <w:r>
+        <w:rPr>
+          <w:rFonts w:hint="eastAsia"/>
+        </w:rPr>
+        <w:t xml:space="preserve"> = 16</w:t>
+      </w:r>
+      <w:r>
+        <w:rPr>
+          <w:rFonts w:hint="eastAsia"/>
+        </w:rPr>
+        <w:t>（</w:t>
+      </w:r>
+      <w:r>
+        <w:rPr>
+          <w:rFonts w:hint="eastAsia"/>
+        </w:rPr>
+        <w:t xml:space="preserve">8+4+2+1=15 </w:t>
+      </w:r>
+      <w:r>
+        <w:rPr>
+          <w:rFonts w:hint="eastAsia"/>
+        </w:rPr>
+        <w:t>→</w:t>
+      </w:r>
+      <w:r>
+        <w:rPr>
+          <w:rFonts w:hint="eastAsia"/>
+        </w:rPr>
+        <w:t xml:space="preserve"> </w:t>
+      </w:r>
+      <w:r>
+        <w:rPr>
+          <w:rFonts w:hint="eastAsia"/>
+        </w:rPr>
+        <w:t>补齐到最大对齐</w:t>
+      </w:r>
+      <w:r>
+        <w:rPr>
+          <w:rFonts w:hint="eastAsia"/>
+        </w:rPr>
+        <w:t>8</w:t>
+      </w:r>
+      <w:r>
+        <w:rPr>
+          <w:rFonts w:hint="eastAsia"/>
+        </w:rPr>
+        <w:t>的倍数</w:t>
+      </w:r>
+      <w:r>
+        <w:rPr>
+          <w:rFonts w:hint="eastAsia"/>
+        </w:rPr>
+        <w:t xml:space="preserve"> </w:t>
+      </w:r>
+      <w:r>
+        <w:rPr>
+          <w:rFonts w:hint="eastAsia"/>
+        </w:rPr>
+        <w:t>→</w:t>
+      </w:r>
+      <w:r>
+        <w:rPr>
+          <w:rFonts w:hint="eastAsia"/>
+        </w:rPr>
+        <w:t xml:space="preserve"> 16</w:t>
+      </w:r>
+      <w:r>
+        <w:rPr>
+          <w:rFonts w:hint="eastAsia"/>
+        </w:rPr>
+        <w:t>）</w:t>
+      </w:r>
+    </w:p>
+    <w:p>
+      <w:pPr>
+        <w:pStyle w:val="4"/>
+        <w:rPr>
+          <w:rFonts w:hint="eastAsia"/>
+        </w:rPr>
+      </w:pPr>
+      <w:r>
+        <w:rPr>
+          <w:rFonts w:hint="eastAsia"/>
+        </w:rPr>
+        <w:t>方法</w:t>
+      </w:r>
+      <w:r>
+        <w:rPr>
+          <w:rFonts w:hint="eastAsia"/>
+        </w:rPr>
+        <w:t xml:space="preserve"> 2</w:t>
+      </w:r>
+      <w:r>
+        <w:rPr>
+          <w:rFonts w:hint="eastAsia"/>
+        </w:rPr>
+        <w:t>：使用编译器指令指定对齐系数</w:t>
+      </w:r>
+    </w:p>
+    <w:p>
+      <w:pPr>
+        <w:ind w:firstLine="420"/>
+        <w:rPr>
+          <w:rFonts w:hint="eastAsia"/>
+        </w:rPr>
+      </w:pPr>
+      <w:r>
+        <w:rPr>
+          <w:rFonts w:hint="eastAsia"/>
+        </w:rPr>
+        <w:t xml:space="preserve">C/C++ </w:t>
+      </w:r>
+      <w:r>
+        <w:rPr>
+          <w:rFonts w:hint="eastAsia"/>
+        </w:rPr>
+        <w:t>标准没有统一关键字，但主流编译器都支持：</w:t>
+      </w:r>
+    </w:p>
+    <w:p>
+      <w:pPr>
+        <w:ind w:firstLine="420"/>
+      </w:pPr>
+      <w:r>
+        <w:t>GCC/Clang</w:t>
+      </w:r>
+      <w:r>
+        <w:rPr>
+          <w:rFonts w:hint="eastAsia"/>
+        </w:rPr>
+        <w:t>：</w:t>
+      </w:r>
+    </w:p>
+    <w:p>
+      <w:pPr>
+        <w:ind w:leftChars="200" w:left="480"/>
+        <w:rPr>
+          <w:rFonts w:hint="eastAsia"/>
+        </w:rPr>
+      </w:pPr>
+      <w:r>
+        <w:rPr>
+          <w:rFonts w:hint="eastAsia"/>
+        </w:rPr>
+        <w:t xml:space="preserve">// </w:t>
+      </w:r>
+      <w:r>
+        <w:rPr>
+          <w:rFonts w:hint="eastAsia"/>
+        </w:rPr>
+        <w:t>按</w:t>
+      </w:r>
+      <w:r>
+        <w:rPr>
+          <w:rFonts w:hint="eastAsia"/>
+        </w:rPr>
+        <w:t xml:space="preserve"> 4 </w:t>
+      </w:r>
+      <w:r>
+        <w:rPr>
+          <w:rFonts w:hint="eastAsia"/>
+        </w:rPr>
+        <w:t>字节对齐</w:t>
+      </w:r>
+    </w:p>
+    <w:p>
+      <w:pPr>
+        <w:ind w:leftChars="200" w:left="480"/>
+      </w:pPr>
+      <w:r>
+        <w:t>struct Demo __attribute__((</w:t>
+      </w:r>
+      <w:proofErr w:type="gramStart"/>
+      <w:r>
+        <w:rPr>
+          <w:color w:val="EE0000"/>
+        </w:rPr>
+        <w:t>aligned(4)</w:t>
+      </w:r>
+      <w:r>
+        <w:t>));</w:t>
+      </w:r>
+      <w:proofErr w:type="gramEnd"/>
+    </w:p>
+    <w:p>
+      <w:pPr>
+        <w:ind w:leftChars="200" w:left="480"/>
+      </w:pPr>
+    </w:p>
+    <w:p>
+      <w:pPr>
+        <w:ind w:leftChars="200" w:left="480"/>
+        <w:rPr>
+          <w:rFonts w:hint="eastAsia"/>
+        </w:rPr>
+      </w:pPr>
+      <w:r>
+        <w:rPr>
+          <w:rFonts w:hint="eastAsia"/>
+        </w:rPr>
+        <w:t xml:space="preserve">// </w:t>
+      </w:r>
+      <w:r>
+        <w:rPr>
+          <w:rFonts w:hint="eastAsia"/>
+        </w:rPr>
+        <w:t>强制紧凑排列（取消对齐，慎用！）</w:t>
+      </w:r>
+    </w:p>
+    <w:p>
+      <w:pPr>
+        <w:ind w:leftChars="200" w:left="480"/>
+      </w:pPr>
+      <w:r>
+        <w:t>struct Demo __attribute__((packed)</w:t>
+      </w:r>
+      <w:proofErr w:type="gramStart"/>
+      <w:r>
+        <w:t>);</w:t>
+      </w:r>
+      <w:proofErr w:type="gramEnd"/>
+    </w:p>
+    <w:p>
+      <w:pPr>
+        <w:ind w:firstLine="420"/>
+      </w:pPr>
+      <w:r>
+        <w:t>MSVC</w:t>
+      </w:r>
+      <w:r>
+        <w:rPr>
+          <w:rFonts w:hint="eastAsia"/>
+        </w:rPr>
+        <w:t>：</w:t>
+      </w:r>
+    </w:p>
+    <w:p>
+      <w:pPr>
+        <w:ind w:leftChars="200" w:left="480"/>
+        <w:rPr>
+          <w:rFonts w:hint="eastAsia"/>
+        </w:rPr>
+      </w:pPr>
+      <w:r>
+        <w:rPr>
+          <w:rFonts w:hint="eastAsia"/>
+        </w:rPr>
+        <w:t xml:space="preserve">// </w:t>
+      </w:r>
+      <w:r>
+        <w:rPr>
+          <w:rFonts w:hint="eastAsia"/>
+        </w:rPr>
+        <w:t>按</w:t>
+      </w:r>
+      <w:r>
+        <w:rPr>
+          <w:rFonts w:hint="eastAsia"/>
+        </w:rPr>
+        <w:t xml:space="preserve"> 4 </w:t>
+      </w:r>
+      <w:r>
+        <w:rPr>
+          <w:rFonts w:hint="eastAsia"/>
+        </w:rPr>
+        <w:t>字节对齐</w:t>
+      </w:r>
+    </w:p>
+    <w:p>
+      <w:pPr>
+        <w:ind w:leftChars="200" w:left="480"/>
+      </w:pPr>
+      <w:r>
+        <w:t>__</w:t>
+      </w:r>
+      <w:proofErr w:type="spellStart"/>
+      <w:r>
+        <w:t>declspec</w:t>
+      </w:r>
+      <w:proofErr w:type="spellEnd"/>
+      <w:r>
+        <w:t>(</w:t>
+      </w:r>
+      <w:proofErr w:type="gramStart"/>
+      <w:r>
+        <w:t>align(</w:t>
+      </w:r>
+      <w:proofErr w:type="gramEnd"/>
+      <w:r>
+        <w:t xml:space="preserve">4)) struct </w:t>
+      </w:r>
+      <w:proofErr w:type="gramStart"/>
+      <w:r>
+        <w:t>Demo;</w:t>
+      </w:r>
+      <w:proofErr w:type="gramEnd"/>
+    </w:p>
+    <w:p>
+      <w:pPr>
+        <w:ind w:leftChars="200" w:left="480"/>
+      </w:pPr>
+    </w:p>
+    <w:p>
+      <w:pPr>
+        <w:ind w:leftChars="200" w:left="480"/>
+        <w:rPr>
+          <w:rFonts w:hint="eastAsia"/>
+        </w:rPr>
+      </w:pPr>
+      <w:r>
+        <w:rPr>
+          <w:rFonts w:hint="eastAsia"/>
+        </w:rPr>
+        <w:t xml:space="preserve">// </w:t>
+      </w:r>
+      <w:r>
+        <w:rPr>
+          <w:rFonts w:hint="eastAsia"/>
+        </w:rPr>
+        <w:t>取消对齐</w:t>
+      </w:r>
+    </w:p>
+    <w:p>
+      <w:pPr>
+        <w:ind w:leftChars="200" w:left="480"/>
+      </w:pPr>
+      <w:r>
+        <w:t xml:space="preserve">#pragma </w:t>
+      </w:r>
+      <w:proofErr w:type="gramStart"/>
+      <w:r>
+        <w:t>pack(push</w:t>
+      </w:r>
+      <w:proofErr w:type="gramEnd"/>
+      <w:r>
+        <w:t>, 1)</w:t>
+      </w:r>
+    </w:p>
+    <w:p>
+      <w:pPr>
+        <w:ind w:leftChars="200" w:left="480"/>
+      </w:pPr>
+      <w:r>
+        <w:t xml:space="preserve">struct Demo </w:t>
+      </w:r>
+      <w:proofErr w:type="gramStart"/>
+      <w:r>
+        <w:t>{ ...</w:t>
+      </w:r>
+      <w:proofErr w:type="gramEnd"/>
+      <w:r>
+        <w:t xml:space="preserve"> </w:t>
+      </w:r>
+      <w:proofErr w:type="gramStart"/>
+      <w:r>
+        <w:t>};</w:t>
+      </w:r>
+      <w:proofErr w:type="gramEnd"/>
+    </w:p>
+    <w:p>
+      <w:pPr>
+        <w:ind w:leftChars="200" w:left="480"/>
+      </w:pPr>
+      <w:r>
+        <w:t>#pragma pack(pop)</w:t>
+      </w:r>
+    </w:p>
+    <w:p>
+      <w:pPr>
+        <w:pStyle w:val="4"/>
+        <w:rPr>
+          <w:rFonts w:hint="eastAsia"/>
+        </w:rPr>
+      </w:pPr>
+      <w:r>
+        <w:rPr>
+          <w:rFonts w:hint="eastAsia"/>
+        </w:rPr>
+        <w:t>方法</w:t>
+      </w:r>
+      <w:r>
+        <w:rPr>
+          <w:rFonts w:hint="eastAsia"/>
+        </w:rPr>
+        <w:t>3</w:t>
+      </w:r>
+      <w:r>
+        <w:rPr>
+          <w:rFonts w:hint="eastAsia"/>
+        </w:rPr>
+        <w:t>：</w:t>
+      </w:r>
+      <w:r>
+        <w:rPr>
+          <w:rFonts w:hint="eastAsia"/>
+        </w:rPr>
+        <w:t>#pragma pack</w:t>
+      </w:r>
+      <w:r>
+        <w:rPr>
+          <w:rFonts w:hint="eastAsia"/>
+        </w:rPr>
+        <w:t>精准控制对齐（跨编译器常用）</w:t>
+      </w:r>
+    </w:p>
+    <w:p>
+      <w:pPr>
+        <w:ind w:leftChars="200" w:left="480"/>
+        <w:rPr>
+          <w:rFonts w:hint="eastAsia"/>
+          <w:color w:val="EE0000"/>
+        </w:rPr>
+      </w:pPr>
+      <w:r>
+        <w:rPr>
+          <w:rFonts w:hint="eastAsia"/>
+          <w:color w:val="EE0000"/>
+        </w:rPr>
+        <w:t xml:space="preserve">#pragma pack(push, 1)   // </w:t>
+      </w:r>
+      <w:r>
+        <w:rPr>
+          <w:rFonts w:hint="eastAsia"/>
+          <w:color w:val="EE0000"/>
+        </w:rPr>
+        <w:t>保存当前对齐，设置为</w:t>
+      </w:r>
+      <w:r>
+        <w:rPr>
+          <w:rFonts w:hint="eastAsia"/>
+          <w:color w:val="EE0000"/>
+        </w:rPr>
+        <w:t>1</w:t>
+      </w:r>
+      <w:r>
+        <w:rPr>
+          <w:rFonts w:hint="eastAsia"/>
+          <w:color w:val="EE0000"/>
+        </w:rPr>
+        <w:t>字节对齐（紧凑）</w:t>
+      </w:r>
+    </w:p>
+    <w:p>
+      <w:pPr>
+        <w:ind w:leftChars="200" w:left="480"/>
+      </w:pPr>
+      <w:r>
+        <w:t xml:space="preserve">struct </w:t>
+      </w:r>
+      <w:proofErr w:type="spellStart"/>
+      <w:r>
+        <w:t>NetworkPacket</w:t>
+      </w:r>
+      <w:proofErr w:type="spellEnd"/>
+      <w:r>
+        <w:t xml:space="preserve"> {</w:t>
+      </w:r>
+    </w:p>
+    <w:p>
+      <w:pPr>
+        <w:ind w:leftChars="200" w:left="480"/>
+      </w:pPr>
+      <w:r>
+        <w:t xml:space="preserve">    char </w:t>
+      </w:r>
+      <w:proofErr w:type="gramStart"/>
+      <w:r>
+        <w:t>head;</w:t>
+      </w:r>
+      <w:proofErr w:type="gramEnd"/>
+    </w:p>
+    <w:p>
+      <w:pPr>
+        <w:ind w:leftChars="200" w:left="480"/>
+      </w:pPr>
+      <w:r>
+        <w:t xml:space="preserve">    </w:t>
+      </w:r>
+      <w:proofErr w:type="gramStart"/>
+      <w:r>
+        <w:t xml:space="preserve">int  </w:t>
+      </w:r>
+      <w:proofErr w:type="spellStart"/>
+      <w:r>
+        <w:t>len</w:t>
+      </w:r>
+      <w:proofErr w:type="spellEnd"/>
+      <w:proofErr w:type="gramEnd"/>
+      <w:r>
+        <w:t>;</w:t>
+      </w:r>
+    </w:p>
+    <w:p>
+      <w:pPr>
+        <w:ind w:leftChars="200" w:left="480"/>
+      </w:pPr>
+      <w:r>
+        <w:lastRenderedPageBreak/>
+        <w:t xml:space="preserve">    char </w:t>
+      </w:r>
+      <w:proofErr w:type="gramStart"/>
+      <w:r>
+        <w:t>data;</w:t>
+      </w:r>
+      <w:proofErr w:type="gramEnd"/>
+    </w:p>
+    <w:p>
+      <w:pPr>
+        <w:ind w:leftChars="200" w:left="480"/>
+      </w:pPr>
+      <w:proofErr w:type="gramStart"/>
+      <w:r>
+        <w:t>};</w:t>
+      </w:r>
+      <w:proofErr w:type="gramEnd"/>
+    </w:p>
+    <w:p>
+      <w:pPr>
+        <w:ind w:leftChars="200" w:left="480"/>
+        <w:rPr>
+          <w:rFonts w:hint="eastAsia"/>
+        </w:rPr>
+      </w:pPr>
+      <w:r>
+        <w:rPr>
+          <w:rFonts w:hint="eastAsia"/>
+        </w:rPr>
+        <w:t xml:space="preserve">#pragma pack(pop)       // </w:t>
+      </w:r>
+      <w:r>
+        <w:rPr>
+          <w:rFonts w:hint="eastAsia"/>
+        </w:rPr>
+        <w:t>恢复默认对齐</w:t>
+      </w:r>
+    </w:p>
+    <w:p>
+      <w:pPr>
+        <w:ind w:firstLine="420"/>
+        <w:rPr>
+          <w:rFonts w:hint="eastAsia"/>
+          <w:b/>
+          <w:bCs/>
+        </w:rPr>
+      </w:pPr>
+      <w:r>
+        <w:rPr>
+          <w:rFonts w:hint="eastAsia"/>
+          <w:b/>
+          <w:bCs/>
+        </w:rPr>
+        <w:t>适用场景：</w:t>
+      </w:r>
+    </w:p>
+    <w:p>
+      <w:pPr>
+        <w:ind w:firstLine="420"/>
+        <w:rPr>
+          <w:rFonts w:hint="eastAsia"/>
+        </w:rPr>
+      </w:pPr>
+      <w:r>
+        <w:rPr>
+          <w:rFonts w:hint="eastAsia"/>
+        </w:rPr>
+        <w:t>网络协议包</w:t>
+      </w:r>
+    </w:p>
+    <w:p>
+      <w:pPr>
+        <w:ind w:firstLine="420"/>
+        <w:rPr>
+          <w:rFonts w:hint="eastAsia"/>
+        </w:rPr>
+      </w:pPr>
+      <w:r>
+        <w:rPr>
+          <w:rFonts w:hint="eastAsia"/>
+        </w:rPr>
+        <w:t>文件格式解析</w:t>
+      </w:r>
+    </w:p>
+    <w:p>
+      <w:pPr>
+        <w:ind w:firstLine="420"/>
+        <w:rPr>
+          <w:rFonts w:hint="eastAsia"/>
+        </w:rPr>
+      </w:pPr>
+      <w:r>
+        <w:rPr>
+          <w:rFonts w:hint="eastAsia"/>
+        </w:rPr>
+        <w:t>硬件寄存器结构</w:t>
+      </w:r>
+    </w:p>
+    <w:p>
+      <w:pPr>
+        <w:ind w:firstLine="420"/>
+        <w:rPr>
+          <w:rFonts w:hint="eastAsia"/>
+        </w:rPr>
+      </w:pPr>
+      <w:r>
+        <w:rPr>
+          <w:rFonts w:hint="eastAsia"/>
+        </w:rPr>
+        <w:t>（这些场景绝对不能有填充字节）</w:t>
+      </w:r>
+    </w:p>
+    <w:p>
+      <w:pPr>
+        <w:pStyle w:val="4"/>
+        <w:rPr>
+          <w:rFonts w:hint="eastAsia"/>
+        </w:rPr>
+      </w:pPr>
+      <w:r>
+        <w:rPr>
+          <w:rFonts w:hint="eastAsia"/>
+        </w:rPr>
+        <w:t>方法</w:t>
+      </w:r>
+      <w:r>
+        <w:rPr>
+          <w:rFonts w:hint="eastAsia"/>
+        </w:rPr>
+        <w:t>4</w:t>
+      </w:r>
+      <w:r>
+        <w:rPr>
+          <w:rFonts w:hint="eastAsia"/>
+        </w:rPr>
+        <w:t>：使用</w:t>
+      </w:r>
+      <w:r>
+        <w:rPr>
+          <w:rFonts w:hint="eastAsia"/>
+        </w:rPr>
+        <w:t xml:space="preserve">C++11 </w:t>
+      </w:r>
+      <w:proofErr w:type="spellStart"/>
+      <w:r>
+        <w:rPr>
+          <w:rFonts w:hint="eastAsia"/>
+        </w:rPr>
+        <w:t>alignas</w:t>
+      </w:r>
+      <w:proofErr w:type="spellEnd"/>
+      <w:r>
+        <w:rPr>
+          <w:rFonts w:hint="eastAsia"/>
+        </w:rPr>
+        <w:t>标准关键字（推荐现代</w:t>
+      </w:r>
+      <w:r>
+        <w:rPr>
+          <w:rFonts w:hint="eastAsia"/>
+        </w:rPr>
+        <w:t xml:space="preserve"> C++</w:t>
+      </w:r>
+      <w:r>
+        <w:rPr>
+          <w:rFonts w:hint="eastAsia"/>
+        </w:rPr>
+        <w:t>）</w:t>
+      </w:r>
+    </w:p>
+    <w:p>
+      <w:pPr>
+        <w:ind w:firstLine="420"/>
+        <w:rPr>
+          <w:rFonts w:hint="eastAsia"/>
+        </w:rPr>
+      </w:pPr>
+      <w:r>
+        <w:rPr>
+          <w:rFonts w:hint="eastAsia"/>
+        </w:rPr>
+        <w:t xml:space="preserve">C++11 </w:t>
+      </w:r>
+      <w:r>
+        <w:rPr>
+          <w:rFonts w:hint="eastAsia"/>
+        </w:rPr>
+        <w:t>之后</w:t>
+      </w:r>
+      <w:r>
+        <w:rPr>
+          <w:rFonts w:hint="eastAsia"/>
+          <w:color w:val="EE0000"/>
+        </w:rPr>
+        <w:t>跨平台标准</w:t>
+      </w:r>
+      <w:r>
+        <w:rPr>
+          <w:rFonts w:hint="eastAsia"/>
+        </w:rPr>
+        <w:t>，不用依赖编译器扩展：</w:t>
+      </w:r>
+    </w:p>
+    <w:p>
+      <w:pPr>
+        <w:ind w:leftChars="200" w:left="480"/>
+        <w:rPr>
+          <w:rFonts w:hint="eastAsia"/>
+        </w:rPr>
+      </w:pPr>
+      <w:r>
+        <w:rPr>
+          <w:rFonts w:hint="eastAsia"/>
+        </w:rPr>
+        <w:t xml:space="preserve">// </w:t>
+      </w:r>
+      <w:r>
+        <w:rPr>
+          <w:rFonts w:hint="eastAsia"/>
+        </w:rPr>
+        <w:t>按</w:t>
+      </w:r>
+      <w:r>
+        <w:rPr>
+          <w:rFonts w:hint="eastAsia"/>
+        </w:rPr>
+        <w:t xml:space="preserve"> 8 </w:t>
+      </w:r>
+      <w:r>
+        <w:rPr>
+          <w:rFonts w:hint="eastAsia"/>
+        </w:rPr>
+        <w:t>字节对齐</w:t>
+      </w:r>
+    </w:p>
+    <w:p>
+      <w:pPr>
+        <w:ind w:leftChars="200" w:left="480"/>
+      </w:pPr>
+      <w:r>
+        <w:t xml:space="preserve">struct </w:t>
+      </w:r>
+      <w:proofErr w:type="spellStart"/>
+      <w:proofErr w:type="gramStart"/>
+      <w:r>
+        <w:t>alignas</w:t>
+      </w:r>
+      <w:proofErr w:type="spellEnd"/>
+      <w:r>
+        <w:t>(</w:t>
+      </w:r>
+      <w:proofErr w:type="gramEnd"/>
+      <w:r>
+        <w:t>8) Demo {</w:t>
+      </w:r>
+    </w:p>
+    <w:p>
+      <w:pPr>
+        <w:ind w:leftChars="200" w:left="480"/>
+      </w:pPr>
+      <w:r>
+        <w:t xml:space="preserve">    int </w:t>
+      </w:r>
+      <w:proofErr w:type="gramStart"/>
+      <w:r>
+        <w:t>a;</w:t>
+      </w:r>
+      <w:proofErr w:type="gramEnd"/>
+    </w:p>
+    <w:p>
+      <w:pPr>
+        <w:ind w:leftChars="200" w:left="480"/>
+      </w:pPr>
+      <w:r>
+        <w:t xml:space="preserve">    char </w:t>
+      </w:r>
+      <w:proofErr w:type="gramStart"/>
+      <w:r>
+        <w:t>b;</w:t>
+      </w:r>
+      <w:proofErr w:type="gramEnd"/>
+    </w:p>
+    <w:p>
+      <w:pPr>
+        <w:ind w:leftChars="200" w:left="480"/>
+      </w:pPr>
+      <w:proofErr w:type="gramStart"/>
+      <w:r>
+        <w:t>};</w:t>
+      </w:r>
+      <w:proofErr w:type="gramEnd"/>
+    </w:p>
+    <w:p>
+      <w:pPr>
+        <w:ind w:leftChars="200" w:left="480"/>
+      </w:pPr>
+    </w:p>
+    <w:p>
+      <w:pPr>
+        <w:ind w:leftChars="200" w:left="480"/>
+        <w:rPr>
+          <w:rFonts w:hint="eastAsia"/>
+        </w:rPr>
+      </w:pPr>
+      <w:r>
+        <w:rPr>
+          <w:rFonts w:hint="eastAsia"/>
+        </w:rPr>
+        <w:t xml:space="preserve">// </w:t>
+      </w:r>
+      <w:r>
+        <w:rPr>
+          <w:rFonts w:hint="eastAsia"/>
+        </w:rPr>
+        <w:t>按某个类型的</w:t>
+      </w:r>
+      <w:proofErr w:type="gramStart"/>
+      <w:r>
+        <w:rPr>
+          <w:rFonts w:hint="eastAsia"/>
+        </w:rPr>
+        <w:t>对齐值</w:t>
+      </w:r>
+      <w:proofErr w:type="gramEnd"/>
+      <w:r>
+        <w:rPr>
+          <w:rFonts w:hint="eastAsia"/>
+        </w:rPr>
+        <w:t>对齐</w:t>
+      </w:r>
+    </w:p>
+    <w:p>
+      <w:pPr>
+        <w:ind w:leftChars="200" w:left="480"/>
+      </w:pPr>
+      <w:proofErr w:type="spellStart"/>
+      <w:r>
+        <w:t>alignas</w:t>
+      </w:r>
+      <w:proofErr w:type="spellEnd"/>
+      <w:r>
+        <w:t xml:space="preserve">(double) int </w:t>
+      </w:r>
+      <w:proofErr w:type="gramStart"/>
+      <w:r>
+        <w:t>x;</w:t>
+      </w:r>
+      <w:proofErr w:type="gramEnd"/>
+    </w:p>
+    <w:p>
+      <w:pPr>
+        <w:pStyle w:val="4"/>
+        <w:rPr>
+          <w:rFonts w:hint="eastAsia"/>
+        </w:rPr>
+      </w:pPr>
+      <w:r>
+        <w:rPr>
+          <w:rFonts w:hint="eastAsia"/>
+        </w:rPr>
+        <w:t>方法</w:t>
+      </w:r>
+      <w:r>
+        <w:rPr>
+          <w:rFonts w:hint="eastAsia"/>
+        </w:rPr>
+        <w:t>5</w:t>
+      </w:r>
+      <w:r>
+        <w:rPr>
+          <w:rFonts w:hint="eastAsia"/>
+        </w:rPr>
+        <w:t>：使用</w:t>
+      </w:r>
+      <w:r>
+        <w:rPr>
+          <w:rFonts w:hint="eastAsia"/>
+        </w:rPr>
+        <w:t>std::</w:t>
+      </w:r>
+      <w:proofErr w:type="spellStart"/>
+      <w:r>
+        <w:rPr>
+          <w:rFonts w:hint="eastAsia"/>
+        </w:rPr>
+        <w:t>aligned_storage</w:t>
+      </w:r>
+      <w:proofErr w:type="spellEnd"/>
+      <w:r>
+        <w:rPr>
+          <w:rFonts w:hint="eastAsia"/>
+        </w:rPr>
+        <w:t xml:space="preserve"> / std::align</w:t>
+      </w:r>
+      <w:r>
+        <w:rPr>
+          <w:rFonts w:hint="eastAsia"/>
+        </w:rPr>
+        <w:t>（高级）</w:t>
+      </w:r>
+    </w:p>
+    <w:p>
+      <w:pPr>
+        <w:ind w:firstLine="420"/>
+        <w:rPr>
+          <w:rFonts w:hint="eastAsia"/>
+        </w:rPr>
+      </w:pPr>
+      <w:r>
+        <w:rPr>
+          <w:rFonts w:hint="eastAsia"/>
+        </w:rPr>
+        <w:t>用于</w:t>
+      </w:r>
+      <w:r>
+        <w:rPr>
+          <w:rFonts w:hint="eastAsia"/>
+          <w:color w:val="EE0000"/>
+        </w:rPr>
+        <w:t>手动内存管理、内存池、对象池</w:t>
+      </w:r>
+      <w:r>
+        <w:rPr>
+          <w:rFonts w:hint="eastAsia"/>
+        </w:rPr>
+        <w:t>：</w:t>
+      </w:r>
+    </w:p>
+    <w:p>
+      <w:pPr>
+        <w:ind w:leftChars="200" w:left="480"/>
+      </w:pPr>
+      <w:proofErr w:type="gramStart"/>
+      <w:r>
+        <w:t>#include</w:t>
+      </w:r>
+      <w:proofErr w:type="gramEnd"/>
+      <w:r>
+        <w:t xml:space="preserve"> &lt;</w:t>
+      </w:r>
+      <w:proofErr w:type="spellStart"/>
+      <w:r>
+        <w:t>type_traits</w:t>
+      </w:r>
+      <w:proofErr w:type="spellEnd"/>
+      <w:r>
+        <w:t>&gt;</w:t>
+      </w:r>
+    </w:p>
+    <w:p>
+      <w:pPr>
+        <w:ind w:leftChars="200" w:left="480"/>
+        <w:rPr>
+          <w:rFonts w:hint="eastAsia"/>
+        </w:rPr>
+      </w:pPr>
+      <w:r>
+        <w:rPr>
+          <w:rFonts w:hint="eastAsia"/>
+        </w:rPr>
+        <w:t xml:space="preserve">// </w:t>
+      </w:r>
+      <w:r>
+        <w:rPr>
+          <w:rFonts w:hint="eastAsia"/>
+        </w:rPr>
+        <w:t>分配</w:t>
+      </w:r>
+      <w:r>
+        <w:rPr>
+          <w:rFonts w:hint="eastAsia"/>
+        </w:rPr>
+        <w:t xml:space="preserve"> 16 </w:t>
+      </w:r>
+      <w:r>
+        <w:rPr>
+          <w:rFonts w:hint="eastAsia"/>
+        </w:rPr>
+        <w:t>字节，按</w:t>
+      </w:r>
+      <w:r>
+        <w:rPr>
+          <w:rFonts w:hint="eastAsia"/>
+        </w:rPr>
+        <w:t xml:space="preserve"> 8 </w:t>
+      </w:r>
+      <w:r>
+        <w:rPr>
+          <w:rFonts w:hint="eastAsia"/>
+        </w:rPr>
+        <w:t>字节对齐的内存</w:t>
+      </w:r>
+    </w:p>
+    <w:p>
+      <w:pPr>
+        <w:ind w:leftChars="200" w:left="480"/>
+      </w:pPr>
+      <w:r>
+        <w:t xml:space="preserve">using Storage = </w:t>
+      </w:r>
+      <w:proofErr w:type="gramStart"/>
+      <w:r>
+        <w:t>std::</w:t>
+      </w:r>
+      <w:proofErr w:type="spellStart"/>
+      <w:proofErr w:type="gramEnd"/>
+      <w:r>
+        <w:t>aligned_storage</w:t>
+      </w:r>
+      <w:proofErr w:type="spellEnd"/>
+      <w:r>
+        <w:t>&lt;16, 8</w:t>
+      </w:r>
+      <w:proofErr w:type="gramStart"/>
+      <w:r>
+        <w:t>&gt;::type;</w:t>
+      </w:r>
+      <w:proofErr w:type="gramEnd"/>
+    </w:p>
+    <w:p>
+      <w:pPr>
+        <w:pStyle w:val="4"/>
+        <w:rPr>
+          <w:rFonts w:hint="eastAsia"/>
+        </w:rPr>
+      </w:pPr>
+      <w:r>
+        <w:rPr>
+          <w:rFonts w:hint="eastAsia"/>
+        </w:rPr>
+        <w:t>方法</w:t>
+      </w:r>
+      <w:r>
+        <w:rPr>
+          <w:rFonts w:hint="eastAsia"/>
+        </w:rPr>
+        <w:t>6</w:t>
+      </w:r>
+      <w:r>
+        <w:rPr>
+          <w:rFonts w:hint="eastAsia"/>
+        </w:rPr>
+        <w:t>：动态分配对齐内存</w:t>
+      </w:r>
+    </w:p>
+    <w:p>
+      <w:pPr>
+        <w:ind w:leftChars="200" w:left="480"/>
+        <w:rPr>
+          <w:rFonts w:hint="eastAsia"/>
+        </w:rPr>
+      </w:pPr>
+      <w:r>
+        <w:rPr>
+          <w:rFonts w:hint="eastAsia"/>
+        </w:rPr>
+        <w:t xml:space="preserve">// C </w:t>
+      </w:r>
+      <w:r>
+        <w:rPr>
+          <w:rFonts w:hint="eastAsia"/>
+        </w:rPr>
+        <w:t>标准</w:t>
+      </w:r>
+    </w:p>
+    <w:p>
+      <w:pPr>
+        <w:ind w:leftChars="200" w:left="480"/>
+      </w:pPr>
+      <w:r>
+        <w:t>void*</w:t>
+      </w:r>
+      <w:r>
+        <w:rPr>
+          <w:color w:val="EE0000"/>
+        </w:rPr>
+        <w:t xml:space="preserve"> </w:t>
+      </w:r>
+      <w:proofErr w:type="spellStart"/>
+      <w:r>
+        <w:rPr>
+          <w:color w:val="EE0000"/>
+        </w:rPr>
+        <w:t>aligned_</w:t>
+      </w:r>
+      <w:proofErr w:type="gramStart"/>
+      <w:r>
+        <w:rPr>
+          <w:color w:val="EE0000"/>
+        </w:rPr>
+        <w:t>alloc</w:t>
+      </w:r>
+      <w:proofErr w:type="spellEnd"/>
+      <w:r>
+        <w:t>(</w:t>
+      </w:r>
+      <w:proofErr w:type="spellStart"/>
+      <w:proofErr w:type="gramEnd"/>
+      <w:r>
+        <w:t>size_t</w:t>
+      </w:r>
+      <w:proofErr w:type="spellEnd"/>
+      <w:r>
+        <w:t xml:space="preserve"> alignment, </w:t>
+      </w:r>
+      <w:proofErr w:type="spellStart"/>
+      <w:r>
+        <w:t>size_t</w:t>
+      </w:r>
+      <w:proofErr w:type="spellEnd"/>
+      <w:r>
+        <w:t xml:space="preserve"> size</w:t>
+      </w:r>
+      <w:proofErr w:type="gramStart"/>
+      <w:r>
+        <w:t>);</w:t>
+      </w:r>
+      <w:proofErr w:type="gramEnd"/>
+    </w:p>
+    <w:p>
+      <w:pPr>
+        <w:ind w:leftChars="200" w:left="480"/>
+      </w:pPr>
+    </w:p>
+    <w:p>
+      <w:pPr>
+        <w:ind w:leftChars="200" w:left="480"/>
+      </w:pPr>
+      <w:r>
+        <w:t>// C++17</w:t>
+      </w:r>
+    </w:p>
+    <w:p>
+      <w:pPr>
+        <w:ind w:leftChars="200" w:left="480"/>
+      </w:pPr>
+      <w:r>
+        <w:t xml:space="preserve">void* operator </w:t>
+      </w:r>
+      <w:proofErr w:type="gramStart"/>
+      <w:r>
+        <w:t>new(std::</w:t>
+      </w:r>
+      <w:proofErr w:type="spellStart"/>
+      <w:proofErr w:type="gramEnd"/>
+      <w:r>
+        <w:t>size_t</w:t>
+      </w:r>
+      <w:proofErr w:type="spellEnd"/>
+      <w:r>
+        <w:t xml:space="preserve"> count, </w:t>
+      </w:r>
+      <w:proofErr w:type="gramStart"/>
+      <w:r>
+        <w:rPr>
+          <w:color w:val="EE0000"/>
+        </w:rPr>
+        <w:t>std::</w:t>
+      </w:r>
+      <w:proofErr w:type="spellStart"/>
+      <w:proofErr w:type="gramEnd"/>
+      <w:r>
+        <w:rPr>
+          <w:color w:val="EE0000"/>
+        </w:rPr>
+        <w:t>align_val_t</w:t>
+      </w:r>
+      <w:proofErr w:type="spellEnd"/>
+      <w:r>
+        <w:rPr>
+          <w:color w:val="EE0000"/>
+        </w:rPr>
+        <w:t xml:space="preserve"> al</w:t>
+      </w:r>
+      <w:proofErr w:type="gramStart"/>
+      <w:r>
+        <w:t>);</w:t>
+      </w:r>
+      <w:proofErr w:type="gramEnd"/>
+    </w:p>
+    <w:p>
+      <w:pPr>
+        <w:ind w:leftChars="200" w:left="480"/>
+        <w:rPr>
+          <w:rFonts w:hint="eastAsia"/>
+        </w:rPr>
+      </w:pPr>
+      <w:r>
+        <w:rPr>
+          <w:rFonts w:hint="eastAsia"/>
+        </w:rPr>
+        <w:lastRenderedPageBreak/>
+        <w:t>适合：</w:t>
+      </w:r>
+      <w:r>
+        <w:rPr>
+          <w:rFonts w:hint="eastAsia"/>
+          <w:color w:val="EE0000"/>
+        </w:rPr>
+        <w:t>SIMD</w:t>
+      </w:r>
+      <w:r>
+        <w:rPr>
+          <w:rFonts w:hint="eastAsia"/>
+          <w:color w:val="EE0000"/>
+        </w:rPr>
+        <w:t>指令、高性能缓冲区、驱动开发</w:t>
+      </w:r>
+      <w:r>
+        <w:rPr>
+          <w:rFonts w:hint="eastAsia"/>
+        </w:rPr>
+        <w:t>。</w:t>
+      </w:r>
+    </w:p>
+    <w:p>
+      <w:pPr>
+        <w:pStyle w:val="2"/>
+      </w:pPr>
+      <w:r>
+        <w:rPr>
+          <w:rFonts w:hint="eastAsia"/>
+        </w:rPr>
+        <w:t>页与巨页</w:t>
+      </w:r>
+    </w:p>
+    <w:p>
+      <w:pPr>
+        <w:pStyle w:val="3"/>
+      </w:pPr>
+      <w:r>
+        <w:rPr>
+          <w:rFonts w:hint="eastAsia"/>
+        </w:rPr>
+        <w:t>页</w:t>
+      </w:r>
+    </w:p>
+    <w:p>
+      <w:pPr>
+        <w:ind w:firstLine="420"/>
+      </w:pPr>
+      <w:r>
+        <w:rPr>
+          <w:rFonts w:hint="eastAsia"/>
+          <w:b/>
+          <w:bCs/>
           <w:color w:val="FF0000"/>
           <w:u w:val="single"/>
         </w:rPr>
+        <w:t>内核把物理页作为内存管理的基本单位（文件系统以块作为基本单元，磁盘则是以扇区作为基本单元）</w:t>
+      </w:r>
+      <w:r>
+        <w:rPr>
+          <w:rFonts w:hint="eastAsia"/>
+        </w:rPr>
+        <w:t>。尽管处理器的最小可寻址单位通常为字（甚至字节），但是，内存管理单元（</w:t>
+      </w:r>
+      <w:r>
+        <w:rPr>
+          <w:rFonts w:hint="eastAsia"/>
+        </w:rPr>
+        <w:t>MMU</w:t>
+      </w:r>
+      <w:r>
+        <w:rPr>
+          <w:rFonts w:hint="eastAsia"/>
+        </w:rPr>
+        <w:t>，管理内存并把虚拟地址转换为物理地址的硬件）通常以页为单位进行处理。正因为如此，</w:t>
+      </w:r>
+      <w:r>
+        <w:rPr>
+          <w:rFonts w:hint="eastAsia"/>
+          <w:color w:val="FF0000"/>
+        </w:rPr>
+        <w:t>MMU</w:t>
+      </w:r>
+      <w:r>
+        <w:rPr>
+          <w:rFonts w:hint="eastAsia"/>
+          <w:color w:val="FF0000"/>
+        </w:rPr>
+        <w:t>以页（</w:t>
+      </w:r>
+      <w:r>
+        <w:rPr>
+          <w:rFonts w:hint="eastAsia"/>
+          <w:color w:val="FF0000"/>
+        </w:rPr>
+        <w:t>page</w:t>
+      </w:r>
+      <w:r>
+        <w:rPr>
+          <w:rFonts w:hint="eastAsia"/>
+          <w:color w:val="FF0000"/>
+        </w:rPr>
+        <w:t>）大小为单位来管理系统中的页表</w:t>
+      </w:r>
+      <w:r>
+        <w:rPr>
+          <w:rFonts w:hint="eastAsia"/>
+        </w:rPr>
+        <w:t>（这也是页表名的来由）。</w:t>
+      </w:r>
+      <w:r>
+        <w:rPr>
+          <w:rFonts w:hint="eastAsia"/>
+          <w:b/>
+          <w:bCs/>
+          <w:color w:val="FF0000"/>
+          <w:u w:val="single"/>
+        </w:rPr>
         <w:t>从虚拟内存的角度来看，页就是最小单位</w:t>
       </w:r>
       <w:r>
@@ -3911,14 +6295,7 @@
         <w:rPr>
           <w:rFonts w:hint="eastAsia"/>
         </w:rPr>
-        <w:t>体系结构不同，支持的页大小也不尽相同，还有些体系结构甚至支持几种不</w:t>
-      </w:r>
-      <w:r>
-        <w:rPr>
-          <w:rFonts w:hint="eastAsia"/>
-        </w:rPr>
-        <w:lastRenderedPageBreak/>
-        <w:t>同的页大小。</w:t>
+        <w:t>体系结构不同，支持的页大小也不尽相同，还有些体系结构甚至支持几种不同的页大小。</w:t>
       </w:r>
       <w:r>
         <w:rPr>
@@ -4215,6 +6592,7 @@
         <w:rPr>
           <w:rFonts w:hint="eastAsia"/>
         </w:rPr>
+        <w:lastRenderedPageBreak/>
         <w:t>区</w:t>
       </w:r>
     </w:p>
@@ -4362,7 +6740,6 @@
         <w:rPr>
           <w:rFonts w:hint="eastAsia"/>
         </w:rPr>
-        <w:lastRenderedPageBreak/>
         <w:t>ZONE_DMA32</w:t>
       </w:r>
       <w:r>
@@ -4715,7 +7092,15 @@
           <w:rFonts w:hint="eastAsia"/>
           <w:color w:val="FF0000"/>
         </w:rPr>
-        <w:t>之后，有了页表项缓存，可以提高内存访问效率。</w:t>
+        <w:t>之后，有了页表项缓存，可以提高内存访问效</w:t>
+      </w:r>
+      <w:r>
+        <w:rPr>
+          <w:rFonts w:hint="eastAsia"/>
+          <w:color w:val="FF0000"/>
+        </w:rPr>
+        <w:lastRenderedPageBreak/>
+        <w:t>率。</w:t>
       </w:r>
     </w:p>
     <w:p>
@@ -4820,7 +7205,6 @@
         <w:rPr>
           <w:rFonts w:hint="eastAsia"/>
         </w:rPr>
-        <w:lastRenderedPageBreak/>
         <w:t>MMU</w:t>
       </w:r>
       <w:r>
@@ -5256,20 +7640,49 @@
         <w:rPr>
           <w:color w:val="FF0000"/>
         </w:rPr>
-        <w:t>=&lt;value&gt;,mode=&lt;value&gt;,size=&lt;value&gt;,</w:t>
-      </w:r>
-    </w:p>
-    <w:p>
-      <w:pPr>
-        <w:rPr>
-          <w:color w:val="FF0000"/>
-        </w:rPr>
-      </w:pPr>
-      <w:proofErr w:type="spellStart"/>
-      <w:r>
-        <w:rPr>
-          <w:color w:val="FF0000"/>
-        </w:rPr>
+        <w:t>=&lt;value</w:t>
+      </w:r>
+      <w:proofErr w:type="gramStart"/>
+      <w:r>
+        <w:rPr>
+          <w:color w:val="FF0000"/>
+        </w:rPr>
+        <w:t>&gt;,mode</w:t>
+      </w:r>
+      <w:proofErr w:type="gramEnd"/>
+      <w:r>
+        <w:rPr>
+          <w:color w:val="FF0000"/>
+        </w:rPr>
+        <w:t>=&lt;value</w:t>
+      </w:r>
+      <w:proofErr w:type="gramStart"/>
+      <w:r>
+        <w:rPr>
+          <w:color w:val="FF0000"/>
+        </w:rPr>
+        <w:t>&gt;,size</w:t>
+      </w:r>
+      <w:proofErr w:type="gramEnd"/>
+      <w:r>
+        <w:rPr>
+          <w:color w:val="FF0000"/>
+        </w:rPr>
+        <w:t>=&lt;value&gt;,</w:t>
+      </w:r>
+    </w:p>
+    <w:p>
+      <w:pPr>
+        <w:rPr>
+          <w:color w:val="FF0000"/>
+        </w:rPr>
+      </w:pPr>
+      <w:proofErr w:type="spellStart"/>
+      <w:r>
+        <w:rPr>
+          <w:color w:val="FF0000"/>
+        </w:rPr>
+        <w:lastRenderedPageBreak/>
         <w:t>nr_inodes</w:t>
       </w:r>
       <w:proofErr w:type="spellEnd"/>
@@ -5590,14 +8003,7 @@
         <w:rPr>
           <w:rFonts w:hint="eastAsia"/>
         </w:rPr>
-        <w:t>。</w:t>
-      </w:r>
-      <w:r>
-        <w:rPr>
-          <w:rFonts w:hint="eastAsia"/>
-        </w:rPr>
-        <w:lastRenderedPageBreak/>
-        <w:t>开启了透明巨页后，操作系统会根据内存使用情况判断是都需要将若干较小的页（比如</w:t>
+        <w:t>。开启了透明巨页后，操作系统会根据内存使用情况判断是都需要将若干较小的页（比如</w:t>
       </w:r>
       <w:r>
         <w:rPr>
@@ -6046,6 +8452,7 @@
         <w:rPr>
           <w:rFonts w:hint="eastAsia"/>
         </w:rPr>
+        <w:lastRenderedPageBreak/>
         <w:t>缺页异常</w:t>
       </w:r>
     </w:p>
@@ -6228,7 +8635,6 @@
         <w:rPr>
           <w:noProof/>
         </w:rPr>
-        <w:lastRenderedPageBreak/>
         <w:drawing>
           <wp:inline distT="0" distB="0" distL="114300" distR="114300" wp14:anchorId="437250F2" wp14:editId="13981D59">
             <wp:extent cx="4961890" cy="3028315"/>
@@ -6498,7 +8904,14 @@
         <w:rPr>
           <w:rFonts w:hint="eastAsia"/>
         </w:rPr>
-        <w:t>即在增加存储块的情况下，反而使缺页中断率增加了。</w:t>
+        <w:t>即在增加存储块的情况下，反</w:t>
+      </w:r>
+      <w:r>
+        <w:rPr>
+          <w:rFonts w:hint="eastAsia"/>
+        </w:rPr>
+        <w:lastRenderedPageBreak/>
+        <w:t>而使缺页中断率增加了。</w:t>
       </w:r>
     </w:p>
     <w:p>
@@ -6575,32 +8988,251 @@
           <w:rFonts w:hint="eastAsia"/>
           <w:color w:val="FF0000"/>
         </w:rPr>
-        <w:t>条</w:t>
-      </w:r>
-      <w:r>
-        <w:rPr>
-          <w:rFonts w:hint="eastAsia"/>
-          <w:color w:val="FF0000"/>
+        <w:t>条指令后才会被访问，每个页面都可以用在该页面首次被访问前所要执行的指令数进行标记。</w:t>
+      </w:r>
+      <w:r>
+        <w:rPr>
+          <w:rFonts w:hint="eastAsia"/>
+        </w:rPr>
+        <w:t>最佳页面置换算法只是简单地规定：标记最大的页应该被置换。这个算法唯一的一个问题就是它无法实现。当缺页发生时，操作系统无法知道各个页面下一次是在什么时候被访问。虽然这个算法不可能实现，但是最佳页面置换算法可以用于对可实现算法的性能进行衡量比较。</w:t>
+      </w:r>
+    </w:p>
+    <w:p>
+      <w:pPr>
+        <w:ind w:firstLine="420"/>
+      </w:pPr>
+      <w:r>
+        <w:rPr>
+          <w:rFonts w:hint="eastAsia"/>
+        </w:rPr>
+        <w:t>当请求页面不在内存中时，选择已在内存中的永不使用的或者是在最长时间内不再被访问的页面置换出去，将请求的页面换入。</w:t>
+      </w:r>
+    </w:p>
+    <w:p>
+      <w:pPr>
+        <w:pStyle w:val="4"/>
+      </w:pPr>
+      <w:r>
+        <w:rPr>
+          <w:rFonts w:hint="eastAsia"/>
+        </w:rPr>
+        <w:t>LRU</w:t>
+      </w:r>
+    </w:p>
+    <w:p>
+      <w:pPr>
+        <w:ind w:firstLine="420"/>
+      </w:pPr>
+      <w:r>
+        <w:rPr>
+          <w:rFonts w:hint="eastAsia"/>
+        </w:rPr>
+        <w:t>当请求页面不在内存中时，将最近最久未用的页面置换出去。用栈来存储内存中的页面，将栈底页面换出，将请求页面换入压入栈顶。</w:t>
+      </w:r>
+    </w:p>
+    <w:p>
+      <w:pPr>
+        <w:ind w:firstLine="420"/>
+      </w:pPr>
+      <w:r>
+        <w:rPr>
+          <w:rFonts w:hint="eastAsia"/>
+          <w:color w:val="FF0000"/>
+        </w:rPr>
+        <w:t>LRU</w:t>
+      </w:r>
+      <w:r>
+        <w:rPr>
+          <w:rFonts w:hint="eastAsia"/>
+          <w:color w:val="FF0000"/>
+        </w:rPr>
+        <w:t>算法是与每个页面最后使用的时间有关的</w:t>
+      </w:r>
+      <w:r>
+        <w:rPr>
+          <w:rFonts w:hint="eastAsia"/>
+        </w:rPr>
+        <w:t>。当必须置换一个页面时，</w:t>
+      </w:r>
+      <w:r>
+        <w:rPr>
+          <w:rFonts w:hint="eastAsia"/>
+        </w:rPr>
+        <w:t>LRU</w:t>
+      </w:r>
+      <w:r>
+        <w:rPr>
+          <w:rFonts w:hint="eastAsia"/>
+        </w:rPr>
+        <w:t>算法选择过去一段时间里最久未被使用的页面。</w:t>
+      </w:r>
+    </w:p>
+    <w:p>
+      <w:pPr>
+        <w:ind w:firstLine="420"/>
+      </w:pPr>
+      <w:r>
+        <w:rPr>
+          <w:rFonts w:hint="eastAsia"/>
+        </w:rPr>
+        <w:t>LRU</w:t>
+      </w:r>
+      <w:r>
+        <w:rPr>
+          <w:rFonts w:hint="eastAsia"/>
+        </w:rPr>
+        <w:t>算法是经常采用的页面置换算法，并被认为是相当好的，但是存在如何实现它的问题。</w:t>
+      </w:r>
+      <w:r>
+        <w:rPr>
+          <w:rFonts w:hint="eastAsia"/>
+        </w:rPr>
+        <w:t>LRU</w:t>
+      </w:r>
+      <w:r>
+        <w:rPr>
+          <w:rFonts w:hint="eastAsia"/>
+        </w:rPr>
+        <w:t>算法需要实际硬件的支持。其问题是怎么确定最后使用时间的顺序，对此有两种可行的办法：</w:t>
+      </w:r>
+    </w:p>
+    <w:p>
+      <w:pPr>
+        <w:ind w:firstLine="420"/>
+      </w:pPr>
+      <w:r>
+        <w:rPr>
+          <w:rFonts w:hint="eastAsia"/>
+        </w:rPr>
+        <w:t>1</w:t>
+      </w:r>
+      <w:r>
+        <w:rPr>
+          <w:rFonts w:hint="eastAsia"/>
+        </w:rPr>
+        <w:t>、</w:t>
+      </w:r>
+      <w:r>
+        <w:rPr>
+          <w:rFonts w:hint="eastAsia"/>
+          <w:color w:val="FF0000"/>
+        </w:rPr>
+        <w:t>计数器</w:t>
+      </w:r>
+      <w:r>
+        <w:rPr>
+          <w:rFonts w:hint="eastAsia"/>
+        </w:rPr>
+        <w:t>。最简单的情况是使每个页表项对应一个使用时间字段，并给</w:t>
+      </w:r>
+      <w:r>
+        <w:rPr>
+          <w:rFonts w:hint="eastAsia"/>
+        </w:rPr>
+        <w:t>CPU</w:t>
+      </w:r>
+      <w:r>
+        <w:rPr>
+          <w:rFonts w:hint="eastAsia"/>
+        </w:rPr>
+        <w:t>增加一个逻辑时钟或计数器。每次存储访问，该时钟都加</w:t>
+      </w:r>
+      <w:r>
+        <w:rPr>
+          <w:rFonts w:hint="eastAsia"/>
+        </w:rPr>
+        <w:t>1</w:t>
+      </w:r>
+      <w:r>
+        <w:rPr>
+          <w:rFonts w:hint="eastAsia"/>
+        </w:rPr>
+        <w:t>。每当访问一个页面时，时钟寄存器的内容就被复制到相应页表项的使用时间字段中。这样我们就可以始终保留着每个页面最后访问的“时间”。在置换页面时，选择该时间值最小的页面。这样做，</w:t>
+      </w:r>
+      <w:r>
+        <w:rPr>
+          <w:rFonts w:hint="eastAsia"/>
+        </w:rPr>
+        <w:t xml:space="preserve">[1] </w:t>
+      </w:r>
+      <w:r>
+        <w:rPr>
+          <w:rFonts w:hint="eastAsia"/>
+        </w:rPr>
+        <w:t>不仅要查页表，而且当页表改变时（因</w:t>
+      </w:r>
+      <w:r>
+        <w:rPr>
+          <w:rFonts w:hint="eastAsia"/>
+        </w:rPr>
+        <w:t>CPU</w:t>
+      </w:r>
+      <w:r>
+        <w:rPr>
+          <w:rFonts w:hint="eastAsia"/>
+        </w:rPr>
+        <w:t>调度）要</w:t>
+      </w:r>
+      <w:r>
+        <w:rPr>
+          <w:rFonts w:hint="eastAsia"/>
+        </w:rPr>
+        <w:t xml:space="preserve"> </w:t>
+      </w:r>
+      <w:r>
+        <w:rPr>
+          <w:rFonts w:hint="eastAsia"/>
+        </w:rPr>
+        <w:t>维护这个页表中的时间，还要考虑到时钟值溢出的问题。</w:t>
+      </w:r>
+    </w:p>
+    <w:p>
+      <w:pPr>
+        <w:ind w:firstLine="420"/>
+      </w:pPr>
+      <w:r>
+        <w:rPr>
+          <w:rFonts w:hint="eastAsia"/>
+        </w:rPr>
+        <w:t>2</w:t>
+      </w:r>
+      <w:r>
+        <w:rPr>
+          <w:rFonts w:hint="eastAsia"/>
+        </w:rPr>
+        <w:t>、</w:t>
+      </w:r>
+      <w:r>
+        <w:rPr>
+          <w:rFonts w:hint="eastAsia"/>
+          <w:color w:val="FF0000"/>
+        </w:rPr>
+        <w:t>栈</w:t>
+      </w:r>
+      <w:r>
+        <w:rPr>
+          <w:rFonts w:hint="eastAsia"/>
+        </w:rPr>
+        <w:t>。用一个栈保留页号。每当访问一个页面时，就把它从栈中取出放在栈顶上。这样一来，栈顶总是放有目前使用最多的页，而栈底放着目前最少使用的页。由于要从栈的中间移走一项，所以要用具有头尾指针的双向链连起来。在最</w:t>
+      </w:r>
+      <w:r>
+        <w:rPr>
+          <w:rFonts w:hint="eastAsia"/>
         </w:rPr>
         <w:lastRenderedPageBreak/>
-        <w:t>指令后才会被访问，每个页面都可以用在该页面首次被访问前所要执行的指令数进行标记。</w:t>
-      </w:r>
-      <w:r>
-        <w:rPr>
-          <w:rFonts w:hint="eastAsia"/>
-        </w:rPr>
-        <w:t>最佳页面置换算法只是简单地规定：标记最大的页应该被置换。这个算法唯一的一个问题就是它无法实现。当缺页发生时，操作系统无法知道各个页面下一次是在什么时候被访问。虽然这个算法不可能实现，但是最佳页面置换算法可以用于对可实现算法的性能进行衡量比较。</w:t>
-      </w:r>
-    </w:p>
-    <w:p>
-      <w:pPr>
-        <w:ind w:firstLine="420"/>
-      </w:pPr>
-      <w:r>
-        <w:rPr>
-          <w:rFonts w:hint="eastAsia"/>
-        </w:rPr>
-        <w:t>当请求页面不在内存中时，选择已在内存中的永不使用的或者是在最长时间内不再被访问的页面置换出去，将请求的页面换入。</w:t>
+        <w:t>坏的情况下，移走一页并把它放在栈顶上需要改动</w:t>
+      </w:r>
+      <w:r>
+        <w:rPr>
+          <w:rFonts w:hint="eastAsia"/>
+        </w:rPr>
+        <w:t>6</w:t>
+      </w:r>
+      <w:r>
+        <w:rPr>
+          <w:rFonts w:hint="eastAsia"/>
+        </w:rPr>
+        <w:t>个指针。每次修改都要有开销，但需要置换哪个页面却可直接得到，用不着查找，因为尾指针指向栈底，其中有被置换页。</w:t>
       </w:r>
     </w:p>
     <w:p>
@@ -6611,90 +9243,19 @@
         <w:rPr>
           <w:rFonts w:hint="eastAsia"/>
         </w:rPr>
-        <w:t>LRU</w:t>
-      </w:r>
-    </w:p>
-    <w:p>
-      <w:pPr>
-        <w:ind w:firstLine="420"/>
-      </w:pPr>
-      <w:r>
-        <w:rPr>
-          <w:rFonts w:hint="eastAsia"/>
-        </w:rPr>
-        <w:t>当请求页面不在内存中时，将最近最久未用的页面置换出去。用栈来存储内存中的页面，将栈底页面换出，将请求页面换入压入栈顶。</w:t>
-      </w:r>
-    </w:p>
-    <w:p>
-      <w:pPr>
-        <w:ind w:firstLine="420"/>
-      </w:pPr>
-      <w:r>
-        <w:rPr>
-          <w:rFonts w:hint="eastAsia"/>
-          <w:color w:val="FF0000"/>
-        </w:rPr>
-        <w:t>LRU</w:t>
-      </w:r>
-      <w:r>
-        <w:rPr>
-          <w:rFonts w:hint="eastAsia"/>
-          <w:color w:val="FF0000"/>
-        </w:rPr>
-        <w:t>算法是与每个页面最后使用的时间有关的</w:t>
-      </w:r>
-      <w:r>
-        <w:rPr>
-          <w:rFonts w:hint="eastAsia"/>
-        </w:rPr>
-        <w:t>。当必须置换一个页面时，</w:t>
-      </w:r>
-      <w:r>
-        <w:rPr>
-          <w:rFonts w:hint="eastAsia"/>
-        </w:rPr>
-        <w:t>LRU</w:t>
-      </w:r>
-      <w:r>
-        <w:rPr>
-          <w:rFonts w:hint="eastAsia"/>
-        </w:rPr>
-        <w:t>算法选择过去一段时间里最久未被使用的页面。</w:t>
-      </w:r>
-    </w:p>
-    <w:p>
-      <w:pPr>
-        <w:ind w:firstLine="420"/>
-      </w:pPr>
-      <w:r>
-        <w:rPr>
-          <w:rFonts w:hint="eastAsia"/>
-        </w:rPr>
-        <w:t>LRU</w:t>
-      </w:r>
-      <w:r>
-        <w:rPr>
-          <w:rFonts w:hint="eastAsia"/>
-        </w:rPr>
-        <w:t>算法是经常采用的页面置换算法，并被认为是相当好的，但是存在如何实现它的问题。</w:t>
-      </w:r>
-      <w:r>
-        <w:rPr>
-          <w:rFonts w:hint="eastAsia"/>
-        </w:rPr>
-        <w:t>LRU</w:t>
-      </w:r>
-      <w:r>
-        <w:rPr>
-          <w:rFonts w:hint="eastAsia"/>
-        </w:rPr>
-        <w:t>算法需要实际硬件的支持。其问题是怎么确定最后使用时间的顺序，对此有两种可行的办法：</w:t>
-      </w:r>
-    </w:p>
-    <w:p>
-      <w:pPr>
-        <w:ind w:firstLine="420"/>
-      </w:pPr>
+        <w:t>Clock</w:t>
+      </w:r>
+    </w:p>
+    <w:p>
+      <w:pPr>
+        <w:ind w:firstLine="420"/>
+      </w:pPr>
+      <w:r>
+        <w:rPr>
+          <w:rFonts w:hint="eastAsia"/>
+        </w:rPr>
+        <w:t>当某一页首次装入内存中时，则将该页框的使用位设置为</w:t>
+      </w:r>
       <w:r>
         <w:rPr>
           <w:rFonts w:hint="eastAsia"/>
@@ -6705,163 +9266,7 @@
         <w:rPr>
           <w:rFonts w:hint="eastAsia"/>
         </w:rPr>
-        <w:t>、</w:t>
-      </w:r>
-      <w:r>
-        <w:rPr>
-          <w:rFonts w:hint="eastAsia"/>
-          <w:color w:val="FF0000"/>
-        </w:rPr>
-        <w:t>计数器</w:t>
-      </w:r>
-      <w:r>
-        <w:rPr>
-          <w:rFonts w:hint="eastAsia"/>
-        </w:rPr>
-        <w:t>。最简单的情况是使每个页表项对应一个使用时间字段，并给</w:t>
-      </w:r>
-      <w:r>
-        <w:rPr>
-          <w:rFonts w:hint="eastAsia"/>
-        </w:rPr>
-        <w:t>CPU</w:t>
-      </w:r>
-      <w:r>
-        <w:rPr>
-          <w:rFonts w:hint="eastAsia"/>
-        </w:rPr>
-        <w:t>增加一个逻辑时钟或计数器。每次存储访问，该时钟都加</w:t>
-      </w:r>
-      <w:r>
-        <w:rPr>
-          <w:rFonts w:hint="eastAsia"/>
-        </w:rPr>
-        <w:t>1</w:t>
-      </w:r>
-      <w:r>
-        <w:rPr>
-          <w:rFonts w:hint="eastAsia"/>
-        </w:rPr>
-        <w:t>。每当访问一个页面时，时钟寄存器的内容就被复制到相应页表项的使用时间字段中。这样我们就可以始终保留着每个页面最后访问的“时间”。在置换页面时，选择该时间值最小的页面。这样做，</w:t>
-      </w:r>
-      <w:r>
-        <w:rPr>
-          <w:rFonts w:hint="eastAsia"/>
-        </w:rPr>
-        <w:t xml:space="preserve">[1] </w:t>
-      </w:r>
-      <w:r>
-        <w:rPr>
-          <w:rFonts w:hint="eastAsia"/>
-        </w:rPr>
-        <w:t>不仅要查页表，而且当页表改变时（因</w:t>
-      </w:r>
-      <w:r>
-        <w:rPr>
-          <w:rFonts w:hint="eastAsia"/>
-        </w:rPr>
-        <w:t>CPU</w:t>
-      </w:r>
-      <w:r>
-        <w:rPr>
-          <w:rFonts w:hint="eastAsia"/>
-        </w:rPr>
-        <w:t>调度）要</w:t>
-      </w:r>
-      <w:r>
-        <w:rPr>
-          <w:rFonts w:hint="eastAsia"/>
-        </w:rPr>
-        <w:t xml:space="preserve"> </w:t>
-      </w:r>
-      <w:r>
-        <w:rPr>
-          <w:rFonts w:hint="eastAsia"/>
-        </w:rPr>
-        <w:t>维护这个页表中的时间，还要考虑到时钟值溢出的问题。</w:t>
-      </w:r>
-    </w:p>
-    <w:p>
-      <w:pPr>
-        <w:ind w:firstLine="420"/>
-      </w:pPr>
-      <w:r>
-        <w:rPr>
-          <w:rFonts w:hint="eastAsia"/>
-        </w:rPr>
-        <w:t>2</w:t>
-      </w:r>
-      <w:r>
-        <w:rPr>
-          <w:rFonts w:hint="eastAsia"/>
-        </w:rPr>
-        <w:t>、</w:t>
-      </w:r>
-      <w:r>
-        <w:rPr>
-          <w:rFonts w:hint="eastAsia"/>
-          <w:color w:val="FF0000"/>
-        </w:rPr>
-        <w:t>栈</w:t>
-      </w:r>
-      <w:r>
-        <w:rPr>
-          <w:rFonts w:hint="eastAsia"/>
-        </w:rPr>
-        <w:t>。用一个栈保留页号。每当访问一个页面时，就把它从栈中取出放在栈顶上。这样一来，栈顶总是放有目前使用最多的页，而栈底放着目前最少使用的页。由于要从栈的中间移走一项，所以要用具有头尾指针的双向链连起来。在最坏的情况下，移走一页并把它放在栈顶上需要改动</w:t>
-      </w:r>
-      <w:r>
-        <w:rPr>
-          <w:rFonts w:hint="eastAsia"/>
-        </w:rPr>
-        <w:t>6</w:t>
-      </w:r>
-      <w:r>
-        <w:rPr>
-          <w:rFonts w:hint="eastAsia"/>
-        </w:rPr>
-        <w:t>个指针。每次修改都要有开销，但需要置换哪个页面却可直接得到，用不着查找，因为尾指针指向栈底，其中有被置换页。</w:t>
-      </w:r>
-    </w:p>
-    <w:p>
-      <w:pPr>
-        <w:pStyle w:val="4"/>
-      </w:pPr>
-      <w:r>
-        <w:rPr>
-          <w:rFonts w:hint="eastAsia"/>
-        </w:rPr>
-        <w:t>Clock</w:t>
-      </w:r>
-    </w:p>
-    <w:p>
-      <w:pPr>
-        <w:ind w:firstLine="420"/>
-      </w:pPr>
-      <w:r>
-        <w:rPr>
-          <w:rFonts w:hint="eastAsia"/>
-        </w:rPr>
-        <w:t>当某一页首次装入内存中时，则将该页框的使用位设置为</w:t>
-      </w:r>
-      <w:r>
-        <w:rPr>
-          <w:rFonts w:hint="eastAsia"/>
-        </w:rPr>
-        <w:t>1</w:t>
-      </w:r>
-      <w:r>
-        <w:rPr>
-          <w:rFonts w:hint="eastAsia"/>
-        </w:rPr>
-        <w:t>；当该页随后被</w:t>
-      </w:r>
-      <w:r>
-        <w:rPr>
-          <w:rFonts w:hint="eastAsia"/>
-        </w:rPr>
-        <w:lastRenderedPageBreak/>
-        <w:t>访问到时（在访问产生缺页中断之后），它的使用位也会被设置为</w:t>
+        <w:t>；当该页随后被访问到时（在访问产生缺页中断之后），它的使用位也会被设置为</w:t>
       </w:r>
       <w:r>
         <w:rPr>
@@ -7235,7 +9640,14 @@
         <w:rPr>
           <w:rFonts w:hint="eastAsia"/>
         </w:rPr>
-        <w:t>在实际中我们还会听到段错误等，其实分段只是保留了逻辑上的意义，即我们所说的段已经不再是影响内存管理的段了，而更多的是程序层面一种逻辑上的段。</w:t>
+        <w:t>在实际中我们还会听到段错误等，其实分段只是保留了逻辑上的意义，即我们所说的段已经不再是影响内存管理的段了，而更多的是程序层面一种逻辑上的</w:t>
+      </w:r>
+      <w:r>
+        <w:rPr>
+          <w:rFonts w:hint="eastAsia"/>
+        </w:rPr>
+        <w:lastRenderedPageBreak/>
+        <w:t>段。</w:t>
       </w:r>
     </w:p>
     <w:p>
@@ -7409,7 +9821,6 @@
         <w:rPr>
           <w:rFonts w:hint="eastAsia"/>
         </w:rPr>
-        <w:lastRenderedPageBreak/>
         <w:t>3</w:t>
       </w:r>
       <w:r>
@@ -7716,29 +10127,40 @@
           <w:color w:val="FF0000"/>
           <w:u w:val="single"/>
         </w:rPr>
-        <w:t>就会报出中断，再进行相关虚拟内存的调入工作或者分配工作，如果出现异常也可能直接中断</w:t>
-      </w:r>
-      <w:r>
-        <w:rPr>
-          <w:rFonts w:hint="eastAsia"/>
-        </w:rPr>
-        <w:t>。</w:t>
-      </w:r>
-    </w:p>
-    <w:p>
-      <w:pPr>
-        <w:ind w:firstLine="420"/>
-      </w:pPr>
-    </w:p>
-    <w:p>
-      <w:pPr>
-        <w:ind w:firstLine="420"/>
-      </w:pPr>
+        <w:t>就会报出中断，再进</w:t>
+      </w:r>
       <w:r>
         <w:rPr>
           <w:rFonts w:hint="eastAsia"/>
           <w:b/>
           <w:bCs/>
+          <w:color w:val="FF0000"/>
+          <w:u w:val="single"/>
+        </w:rPr>
+        <w:lastRenderedPageBreak/>
+        <w:t>行相关虚拟内存的调入工作或者分配工作，如果出现异常也可能直接中断</w:t>
+      </w:r>
+      <w:r>
+        <w:rPr>
+          <w:rFonts w:hint="eastAsia"/>
+        </w:rPr>
+        <w:t>。</w:t>
+      </w:r>
+    </w:p>
+    <w:p>
+      <w:pPr>
+        <w:ind w:firstLine="420"/>
+      </w:pPr>
+    </w:p>
+    <w:p>
+      <w:pPr>
+        <w:ind w:firstLine="420"/>
+      </w:pPr>
+      <w:r>
+        <w:rPr>
+          <w:rFonts w:hint="eastAsia"/>
+          <w:b/>
+          <w:bCs/>
         </w:rPr>
         <w:t>举例：</w:t>
       </w:r>
@@ -7815,7 +10237,6 @@
         <w:rPr>
           <w:rFonts w:hint="eastAsia"/>
         </w:rPr>
-        <w:lastRenderedPageBreak/>
         <w:t>分析：</w:t>
       </w:r>
       <w:r>
@@ -8116,6 +10537,7 @@
         <w:rPr>
           <w:rFonts w:hint="eastAsia"/>
         </w:rPr>
+        <w:lastRenderedPageBreak/>
         <w:t>特点</w:t>
       </w:r>
     </w:p>
@@ -8192,14 +10614,7 @@
         <w:rPr>
           <w:rFonts w:hint="eastAsia"/>
         </w:rPr>
-        <w:t>（第一次从页表中读取页号</w:t>
-      </w:r>
-      <w:r>
-        <w:rPr>
-          <w:rFonts w:hint="eastAsia"/>
-        </w:rPr>
-        <w:lastRenderedPageBreak/>
-        <w:t>对应的帧号，第二次根据帧号读取内存中具体数据），页表占用空间较大也有待优化：</w:t>
+        <w:t>（第一次从页表中读取页号对应的帧号，第二次根据帧号读取内存中具体数据），页表占用空间较大也有待优化：</w:t>
       </w:r>
     </w:p>
     <w:p>
@@ -8506,7 +10921,15 @@
           <w:rFonts w:hint="eastAsia"/>
           <w:color w:val="FF0000"/>
         </w:rPr>
-        <w:t>，在堆和栈区域之间申请内存。这个和</w:t>
+        <w:t>，在堆和栈区域之间申请内</w:t>
+      </w:r>
+      <w:r>
+        <w:rPr>
+          <w:rFonts w:hint="eastAsia"/>
+          <w:color w:val="FF0000"/>
+        </w:rPr>
+        <w:lastRenderedPageBreak/>
+        <w:t>存。这个和</w:t>
       </w:r>
       <w:r>
         <w:rPr>
@@ -8636,7 +11059,6 @@
         <w:rPr>
           <w:noProof/>
         </w:rPr>
-        <w:lastRenderedPageBreak/>
         <w:drawing>
           <wp:inline distT="0" distB="0" distL="114300" distR="114300" wp14:anchorId="56A4C1B1" wp14:editId="09A77966">
             <wp:extent cx="4617085" cy="2362835"/>
@@ -14572,7 +16994,7 @@
           <w:rFonts w:hint="eastAsia"/>
           <w:color w:val="FF0000"/>
         </w:rPr>
-        <w:t>前者解决读的问题，保存从磁盘上读出</w:t>
+        <w:t>前者解决读的问题，保存从磁盘上读出的数</w:t>
       </w:r>
       <w:r>
         <w:rPr>
@@ -14580,7 +17002,7 @@
           <w:color w:val="FF0000"/>
         </w:rPr>
         <w:lastRenderedPageBreak/>
-        <w:t>的数据，后者是解决写的问题，保存即将要写入到磁盘上的数据</w:t>
+        <w:t>据，后者是解决写的问题，保存即将要写入到磁盘上的数据</w:t>
       </w:r>
       <w:r>
         <w:rPr>
@@ -16475,11 +18897,9 @@
       <w:r>
         <w:t>比如某天一台机器突然</w:t>
       </w:r>
-      <w:proofErr w:type="spellStart"/>
       <w:r>
         <w:t>ssh</w:t>
       </w:r>
-      <w:proofErr w:type="spellEnd"/>
       <w:r>
         <w:t>远程登录不了，但能</w:t>
       </w:r>
@@ -16707,13 +19127,8 @@
       <w:pPr>
         <w:ind w:firstLine="420"/>
       </w:pPr>
-      <w:proofErr w:type="spellStart"/>
-      <w:r>
-        <w:t>Pid</w:t>
-      </w:r>
-      <w:proofErr w:type="spellEnd"/>
-      <w:r>
-        <w:t>: 8911, comm: httpd Not tainted2.6.32-279.1.1.el6.i686 #1</w:t>
+      <w:r>
+        <w:t>Pid: 8911, comm: httpd Not tainted2.6.32-279.1.1.el6.i686 #1</w:t>
       </w:r>
     </w:p>
     <w:p>
@@ -17050,13 +19465,8 @@
       <w:pPr>
         <w:ind w:firstLine="420"/>
       </w:pPr>
-      <w:proofErr w:type="spellStart"/>
-      <w:r>
-        <w:t>Pid</w:t>
-      </w:r>
-      <w:proofErr w:type="spellEnd"/>
-      <w:r>
-        <w:t>: 8911, comm: httpd Not tainted 2.6.32-279.1.1.el6.i686 #1</w:t>
+      <w:r>
+        <w:t>Pid: 8911, comm: httpd Not tainted 2.6.32-279.1.1.el6.i686 #1</w:t>
       </w:r>
     </w:p>
     <w:p>
@@ -19014,14 +21424,14 @@
         <w:rPr>
           <w:rFonts w:hint="eastAsia"/>
         </w:rPr>
-        <w:t>自平衡策略前，需要对进程的内存行为以及系统的</w:t>
+        <w:t>自平衡策略前，需要对进程的内存行为以及系统的策</w:t>
       </w:r>
       <w:r>
         <w:rPr>
           <w:rFonts w:hint="eastAsia"/>
         </w:rPr>
         <w:lastRenderedPageBreak/>
-        <w:t>策略设置有充分了解。</w:t>
+        <w:t>略设置有充分了解。</w:t>
       </w:r>
     </w:p>
     <w:p>
@@ -22277,11 +24687,6 @@
       </w:r>
     </w:p>
     <w:p>
-      <w:pPr>
-        <w:rPr>
-          <w:rFonts w:hint="eastAsia"/>
-        </w:rPr>
-      </w:pPr>
       <w:r>
         <w:tab/>
       </w:r>
@@ -22312,21 +24717,12 @@
         <w:rPr>
           <w:rFonts w:hint="eastAsia"/>
         </w:rPr>
-        <w:t>、</w:t>
-      </w:r>
-      <w:r>
-        <w:rPr>
-          <w:rFonts w:hint="eastAsia"/>
-        </w:rPr>
-        <w:t>存储内容：专门存放定义时未被初始化的全局变量、静态全局变量、静态局部变量。例如：</w:t>
+        <w:t>、存储内容：专门存放定义时未被初始化的全局变量、静态全局变量、静态局部变量。例如：</w:t>
       </w:r>
     </w:p>
     <w:p>
       <w:pPr>
         <w:ind w:leftChars="200" w:left="480"/>
-        <w:rPr>
-          <w:rFonts w:hint="eastAsia"/>
-        </w:rPr>
       </w:pPr>
       <w:r>
         <w:rPr>
@@ -22371,9 +24767,6 @@
     <w:p>
       <w:pPr>
         <w:ind w:leftChars="200" w:left="480"/>
-        <w:rPr>
-          <w:rFonts w:hint="eastAsia"/>
-        </w:rPr>
       </w:pPr>
       <w:r>
         <w:rPr>
@@ -22443,9 +24836,6 @@
     <w:p>
       <w:pPr>
         <w:ind w:leftChars="200" w:left="480"/>
-        <w:rPr>
-          <w:rFonts w:hint="eastAsia"/>
-        </w:rPr>
       </w:pPr>
       <w:r>
         <w:rPr>
@@ -22497,9 +24887,6 @@
     <w:p>
       <w:pPr>
         <w:ind w:firstLine="420"/>
-        <w:rPr>
-          <w:rFonts w:hint="eastAsia"/>
-        </w:rPr>
       </w:pPr>
       <w:r>
         <w:rPr>
@@ -22511,20 +24898,13 @@
         <w:rPr>
           <w:rFonts w:hint="eastAsia"/>
         </w:rPr>
-        <w:t>、</w:t>
-      </w:r>
-      <w:r>
-        <w:rPr>
-          <w:rFonts w:hint="eastAsia"/>
-        </w:rPr>
-        <w:t>内存分配时机：</w:t>
-      </w:r>
-    </w:p>
-    <w:p>
-      <w:pPr>
-        <w:ind w:firstLine="420"/>
-        <w:rPr>
-          <w:rFonts w:hint="eastAsia"/>
+        <w:t>、内存分配时机：</w:t>
+      </w:r>
+    </w:p>
+    <w:p>
+      <w:pPr>
+        <w:ind w:firstLine="420"/>
+        <w:rPr>
           <w:color w:val="FF0000"/>
         </w:rPr>
       </w:pPr>
@@ -22554,7 +24934,6 @@
       <w:pPr>
         <w:ind w:firstLine="420"/>
         <w:rPr>
-          <w:rFonts w:hint="eastAsia"/>
           <w:color w:val="FF0000"/>
         </w:rPr>
       </w:pPr>
@@ -22597,9 +24976,6 @@
     <w:p>
       <w:pPr>
         <w:ind w:firstLine="420"/>
-        <w:rPr>
-          <w:rFonts w:hint="eastAsia"/>
-        </w:rPr>
       </w:pPr>
       <w:r>
         <w:rPr>
@@ -22696,11 +25072,11 @@
     <w:p>
       <w:pPr>
         <w:jc w:val="center"/>
-        <w:rPr>
-          <w:rFonts w:hint="eastAsia"/>
-        </w:rPr>
-      </w:pPr>
-      <w:r>
+      </w:pPr>
+      <w:r>
+        <w:rPr>
+          <w:noProof/>
+        </w:rPr>
         <w:drawing>
           <wp:inline distT="0" distB="0" distL="0" distR="0" wp14:anchorId="6E414F30" wp14:editId="7CEFB61D">
             <wp:extent cx="4812837" cy="1824080"/>
@@ -22752,9 +25128,6 @@
     <w:p>
       <w:pPr>
         <w:ind w:firstLine="420"/>
-        <w:rPr>
-          <w:rFonts w:hint="eastAsia"/>
-        </w:rPr>
       </w:pPr>
       <w:r>
         <w:rPr>
@@ -29018,10 +31391,12 @@
         <w:t>=</w:t>
       </w:r>
       <w:proofErr w:type="spellStart"/>
+      <w:proofErr w:type="gramStart"/>
       <w:r>
         <w:t>b,file</w:t>
       </w:r>
       <w:proofErr w:type="spellEnd"/>
+      <w:proofErr w:type="gramEnd"/>
       <w:r>
         <w:t>=&lt;</w:t>
       </w:r>
@@ -29789,7 +32164,2821 @@
         </w:r>
       </w:hyperlink>
     </w:p>
-    <w:p/>
+    <w:p>
+      <w:pPr>
+        <w:pStyle w:val="1"/>
+      </w:pPr>
+      <w:r>
+        <w:rPr>
+          <w:rFonts w:hint="eastAsia"/>
+        </w:rPr>
+        <w:t>内存问题</w:t>
+      </w:r>
+    </w:p>
+    <w:p>
+      <w:pPr>
+        <w:pStyle w:val="2"/>
+        <w:rPr>
+          <w:rFonts w:hint="eastAsia"/>
+        </w:rPr>
+      </w:pPr>
+      <w:r>
+        <w:rPr>
+          <w:rFonts w:hint="eastAsia"/>
+        </w:rPr>
+        <w:t>内存泄漏</w:t>
+      </w:r>
+      <w:r>
+        <w:rPr>
+          <w:rFonts w:hint="eastAsia"/>
+        </w:rPr>
+        <w:t xml:space="preserve"> Memory Leak</w:t>
+      </w:r>
+    </w:p>
+    <w:p>
+      <w:pPr>
+        <w:ind w:firstLine="420"/>
+        <w:rPr>
+          <w:rFonts w:hint="eastAsia"/>
+          <w:b/>
+          <w:bCs/>
+        </w:rPr>
+      </w:pPr>
+      <w:r>
+        <w:rPr>
+          <w:rFonts w:hint="eastAsia"/>
+          <w:b/>
+          <w:bCs/>
+        </w:rPr>
+        <w:t>现象</w:t>
+      </w:r>
+      <w:r>
+        <w:rPr>
+          <w:rFonts w:hint="eastAsia"/>
+          <w:b/>
+          <w:bCs/>
+        </w:rPr>
+        <w:t>：</w:t>
+      </w:r>
+    </w:p>
+    <w:p>
+      <w:pPr>
+        <w:ind w:firstLine="420"/>
+        <w:rPr>
+          <w:rFonts w:hint="eastAsia"/>
+        </w:rPr>
+      </w:pPr>
+      <w:r>
+        <w:rPr>
+          <w:rFonts w:hint="eastAsia"/>
+        </w:rPr>
+        <w:t>malloc/new</w:t>
+      </w:r>
+      <w:r>
+        <w:rPr>
+          <w:rFonts w:hint="eastAsia"/>
+        </w:rPr>
+        <w:t>申请了内存，没有</w:t>
+      </w:r>
+      <w:r>
+        <w:rPr>
+          <w:rFonts w:hint="eastAsia"/>
+        </w:rPr>
+        <w:t>free/delete</w:t>
+      </w:r>
+      <w:r>
+        <w:rPr>
+          <w:rFonts w:hint="eastAsia"/>
+        </w:rPr>
+        <w:t>，进程长期运行内存越来越大。</w:t>
+      </w:r>
+    </w:p>
+    <w:p>
+      <w:pPr>
+        <w:ind w:firstLine="420"/>
+        <w:rPr>
+          <w:rFonts w:hint="eastAsia"/>
+          <w:b/>
+          <w:bCs/>
+        </w:rPr>
+      </w:pPr>
+      <w:r>
+        <w:rPr>
+          <w:rFonts w:hint="eastAsia"/>
+          <w:b/>
+          <w:bCs/>
+        </w:rPr>
+        <w:t>如何发现</w:t>
+      </w:r>
+      <w:r>
+        <w:rPr>
+          <w:rFonts w:hint="eastAsia"/>
+          <w:b/>
+          <w:bCs/>
+        </w:rPr>
+        <w:t>：</w:t>
+      </w:r>
+    </w:p>
+    <w:p>
+      <w:pPr>
+        <w:ind w:firstLine="420"/>
+      </w:pPr>
+      <w:r>
+        <w:t xml:space="preserve">- </w:t>
+      </w:r>
+      <w:proofErr w:type="spellStart"/>
+      <w:r>
+        <w:t>Valgrind</w:t>
+      </w:r>
+      <w:proofErr w:type="spellEnd"/>
+      <w:r>
+        <w:t xml:space="preserve"> --leak-check=full</w:t>
+      </w:r>
+    </w:p>
+    <w:p>
+      <w:pPr>
+        <w:ind w:firstLine="420"/>
+        <w:rPr>
+          <w:rFonts w:hint="eastAsia"/>
+        </w:rPr>
+      </w:pPr>
+      <w:r>
+        <w:rPr>
+          <w:rFonts w:hint="eastAsia"/>
+        </w:rPr>
+        <w:t>- ASAN</w:t>
+      </w:r>
+      <w:r>
+        <w:rPr>
+          <w:rFonts w:hint="eastAsia"/>
+        </w:rPr>
+        <w:t>也能报，但不如</w:t>
+      </w:r>
+      <w:proofErr w:type="spellStart"/>
+      <w:r>
+        <w:rPr>
+          <w:rFonts w:hint="eastAsia"/>
+        </w:rPr>
+        <w:t>Valgrind</w:t>
+      </w:r>
+      <w:proofErr w:type="spellEnd"/>
+      <w:r>
+        <w:rPr>
+          <w:rFonts w:hint="eastAsia"/>
+        </w:rPr>
+        <w:t>详细</w:t>
+      </w:r>
+    </w:p>
+    <w:p>
+      <w:pPr>
+        <w:ind w:firstLine="420"/>
+        <w:rPr>
+          <w:rFonts w:hint="eastAsia"/>
+        </w:rPr>
+      </w:pPr>
+      <w:r>
+        <w:rPr>
+          <w:rFonts w:hint="eastAsia"/>
+        </w:rPr>
+        <w:t>-</w:t>
+      </w:r>
+      <w:r>
+        <w:rPr>
+          <w:rFonts w:hint="eastAsia"/>
+          <w:color w:val="EE0000"/>
+        </w:rPr>
+        <w:t xml:space="preserve"> top / </w:t>
+      </w:r>
+      <w:proofErr w:type="spellStart"/>
+      <w:r>
+        <w:rPr>
+          <w:rFonts w:hint="eastAsia"/>
+          <w:color w:val="EE0000"/>
+        </w:rPr>
+        <w:t>ps</w:t>
+      </w:r>
+      <w:proofErr w:type="spellEnd"/>
+      <w:r>
+        <w:rPr>
+          <w:rFonts w:hint="eastAsia"/>
+          <w:color w:val="EE0000"/>
+        </w:rPr>
+        <w:t>观察</w:t>
+      </w:r>
+      <w:r>
+        <w:rPr>
+          <w:rFonts w:hint="eastAsia"/>
+          <w:color w:val="EE0000"/>
+        </w:rPr>
+        <w:t xml:space="preserve"> RES </w:t>
+      </w:r>
+      <w:r>
+        <w:rPr>
+          <w:rFonts w:hint="eastAsia"/>
+          <w:color w:val="EE0000"/>
+        </w:rPr>
+        <w:t>持续上涨</w:t>
+      </w:r>
+    </w:p>
+    <w:p>
+      <w:pPr>
+        <w:ind w:firstLine="420"/>
+        <w:rPr>
+          <w:rFonts w:hint="eastAsia"/>
+          <w:b/>
+          <w:bCs/>
+        </w:rPr>
+      </w:pPr>
+      <w:r>
+        <w:rPr>
+          <w:rFonts w:hint="eastAsia"/>
+          <w:b/>
+          <w:bCs/>
+        </w:rPr>
+        <w:t>处理</w:t>
+      </w:r>
+      <w:r>
+        <w:rPr>
+          <w:rFonts w:hint="eastAsia"/>
+          <w:b/>
+          <w:bCs/>
+        </w:rPr>
+        <w:t>：</w:t>
+      </w:r>
+    </w:p>
+    <w:p>
+      <w:pPr>
+        <w:ind w:firstLine="420"/>
+        <w:rPr>
+          <w:rFonts w:hint="eastAsia"/>
+        </w:rPr>
+      </w:pPr>
+      <w:r>
+        <w:rPr>
+          <w:rFonts w:hint="eastAsia"/>
+        </w:rPr>
+        <w:t xml:space="preserve">- </w:t>
+      </w:r>
+      <w:r>
+        <w:rPr>
+          <w:rFonts w:hint="eastAsia"/>
+        </w:rPr>
+        <w:t>保证</w:t>
+      </w:r>
+      <w:r>
+        <w:rPr>
+          <w:rFonts w:hint="eastAsia"/>
+        </w:rPr>
+        <w:t>malloc/free</w:t>
+      </w:r>
+      <w:r>
+        <w:rPr>
+          <w:rFonts w:hint="eastAsia"/>
+        </w:rPr>
+        <w:t>、</w:t>
+      </w:r>
+      <w:r>
+        <w:rPr>
+          <w:rFonts w:hint="eastAsia"/>
+        </w:rPr>
+        <w:t>new/delete</w:t>
+      </w:r>
+      <w:r>
+        <w:rPr>
+          <w:rFonts w:hint="eastAsia"/>
+        </w:rPr>
+        <w:t>、</w:t>
+      </w:r>
+      <w:r>
+        <w:rPr>
+          <w:rFonts w:hint="eastAsia"/>
+        </w:rPr>
+        <w:t>new[]/delete[]</w:t>
+      </w:r>
+      <w:r>
+        <w:rPr>
+          <w:rFonts w:hint="eastAsia"/>
+        </w:rPr>
+        <w:t>成对</w:t>
+      </w:r>
+    </w:p>
+    <w:p>
+      <w:pPr>
+        <w:ind w:firstLine="420"/>
+      </w:pPr>
+      <w:r>
+        <w:rPr>
+          <w:rFonts w:hint="eastAsia"/>
+        </w:rPr>
+        <w:lastRenderedPageBreak/>
+        <w:t xml:space="preserve">- </w:t>
+      </w:r>
+      <w:r>
+        <w:rPr>
+          <w:rFonts w:hint="eastAsia"/>
+          <w:color w:val="EE0000"/>
+        </w:rPr>
+        <w:t>优先用智能指针：</w:t>
+      </w:r>
+      <w:proofErr w:type="spellStart"/>
+      <w:r>
+        <w:rPr>
+          <w:rFonts w:hint="eastAsia"/>
+          <w:color w:val="EE0000"/>
+        </w:rPr>
+        <w:t>unique_ptr</w:t>
+      </w:r>
+      <w:proofErr w:type="spellEnd"/>
+      <w:r>
+        <w:rPr>
+          <w:rFonts w:hint="eastAsia"/>
+          <w:color w:val="EE0000"/>
+        </w:rPr>
+        <w:t xml:space="preserve"> / </w:t>
+      </w:r>
+      <w:proofErr w:type="spellStart"/>
+      <w:r>
+        <w:rPr>
+          <w:rFonts w:hint="eastAsia"/>
+          <w:color w:val="EE0000"/>
+        </w:rPr>
+        <w:t>shared_ptr</w:t>
+      </w:r>
+      <w:proofErr w:type="spellEnd"/>
+    </w:p>
+    <w:p>
+      <w:pPr>
+        <w:ind w:firstLine="420"/>
+        <w:rPr>
+          <w:rFonts w:hint="eastAsia"/>
+        </w:rPr>
+      </w:pPr>
+      <w:r>
+        <w:rPr>
+          <w:rFonts w:hint="eastAsia"/>
+        </w:rPr>
+        <w:t xml:space="preserve">- </w:t>
+      </w:r>
+      <w:r>
+        <w:rPr>
+          <w:rFonts w:hint="eastAsia"/>
+          <w:color w:val="EE0000"/>
+        </w:rPr>
+        <w:t>容器自动管理（</w:t>
+      </w:r>
+      <w:r>
+        <w:rPr>
+          <w:rFonts w:hint="eastAsia"/>
+          <w:color w:val="EE0000"/>
+        </w:rPr>
+        <w:t>vector</w:t>
+      </w:r>
+      <w:r>
+        <w:rPr>
+          <w:rFonts w:hint="eastAsia"/>
+          <w:color w:val="EE0000"/>
+        </w:rPr>
+        <w:t>、</w:t>
+      </w:r>
+      <w:r>
+        <w:rPr>
+          <w:rFonts w:hint="eastAsia"/>
+          <w:color w:val="EE0000"/>
+        </w:rPr>
+        <w:t xml:space="preserve">string </w:t>
+      </w:r>
+      <w:r>
+        <w:rPr>
+          <w:rFonts w:hint="eastAsia"/>
+          <w:color w:val="EE0000"/>
+        </w:rPr>
+        <w:t>等）</w:t>
+      </w:r>
+    </w:p>
+    <w:p>
+      <w:pPr>
+        <w:pStyle w:val="2"/>
+        <w:rPr>
+          <w:rFonts w:hint="eastAsia"/>
+        </w:rPr>
+      </w:pPr>
+      <w:r>
+        <w:rPr>
+          <w:rFonts w:hint="eastAsia"/>
+        </w:rPr>
+        <w:t>重复释放</w:t>
+      </w:r>
+      <w:r>
+        <w:rPr>
+          <w:rFonts w:hint="eastAsia"/>
+        </w:rPr>
+        <w:t xml:space="preserve"> Double Free</w:t>
+      </w:r>
+    </w:p>
+    <w:p>
+      <w:pPr>
+        <w:ind w:firstLine="420"/>
+        <w:rPr>
+          <w:rFonts w:hint="eastAsia"/>
+          <w:b/>
+          <w:bCs/>
+        </w:rPr>
+      </w:pPr>
+      <w:r>
+        <w:rPr>
+          <w:rFonts w:hint="eastAsia"/>
+          <w:b/>
+          <w:bCs/>
+        </w:rPr>
+        <w:t>现象</w:t>
+      </w:r>
+      <w:r>
+        <w:rPr>
+          <w:rFonts w:hint="eastAsia"/>
+          <w:b/>
+          <w:bCs/>
+        </w:rPr>
+        <w:t>：</w:t>
+      </w:r>
+    </w:p>
+    <w:p>
+      <w:pPr>
+        <w:ind w:firstLine="420"/>
+        <w:rPr>
+          <w:rFonts w:hint="eastAsia"/>
+        </w:rPr>
+      </w:pPr>
+      <w:r>
+        <w:rPr>
+          <w:rFonts w:hint="eastAsia"/>
+        </w:rPr>
+        <w:t>同一块堆内存被</w:t>
+      </w:r>
+      <w:r>
+        <w:rPr>
+          <w:rFonts w:hint="eastAsia"/>
+        </w:rPr>
+        <w:t>free/delete</w:t>
+      </w:r>
+      <w:r>
+        <w:rPr>
+          <w:rFonts w:hint="eastAsia"/>
+        </w:rPr>
+        <w:t>多次，程序直接崩溃。</w:t>
+      </w:r>
+    </w:p>
+    <w:p>
+      <w:pPr>
+        <w:ind w:firstLine="420"/>
+        <w:rPr>
+          <w:rFonts w:hint="eastAsia"/>
+          <w:b/>
+          <w:bCs/>
+        </w:rPr>
+      </w:pPr>
+      <w:r>
+        <w:rPr>
+          <w:rFonts w:hint="eastAsia"/>
+          <w:b/>
+          <w:bCs/>
+        </w:rPr>
+        <w:t>如何发现</w:t>
+      </w:r>
+      <w:r>
+        <w:rPr>
+          <w:rFonts w:hint="eastAsia"/>
+          <w:b/>
+          <w:bCs/>
+        </w:rPr>
+        <w:t>：</w:t>
+      </w:r>
+    </w:p>
+    <w:p>
+      <w:pPr>
+        <w:ind w:firstLine="420"/>
+        <w:rPr>
+          <w:rFonts w:hint="eastAsia"/>
+        </w:rPr>
+      </w:pPr>
+      <w:r>
+        <w:rPr>
+          <w:rFonts w:hint="eastAsia"/>
+        </w:rPr>
+        <w:t xml:space="preserve">- </w:t>
+      </w:r>
+      <w:proofErr w:type="spellStart"/>
+      <w:r>
+        <w:rPr>
+          <w:rFonts w:hint="eastAsia"/>
+        </w:rPr>
+        <w:t>Valgrind</w:t>
+      </w:r>
+      <w:proofErr w:type="spellEnd"/>
+      <w:r>
+        <w:rPr>
+          <w:rFonts w:hint="eastAsia"/>
+        </w:rPr>
+        <w:t>、</w:t>
+      </w:r>
+      <w:r>
+        <w:rPr>
+          <w:rFonts w:hint="eastAsia"/>
+        </w:rPr>
+        <w:t xml:space="preserve">ASAN </w:t>
+      </w:r>
+      <w:r>
+        <w:rPr>
+          <w:rFonts w:hint="eastAsia"/>
+        </w:rPr>
+        <w:t>都能精准捕获</w:t>
+      </w:r>
+    </w:p>
+    <w:p>
+      <w:pPr>
+        <w:ind w:firstLine="420"/>
+        <w:rPr>
+          <w:rFonts w:hint="eastAsia"/>
+          <w:b/>
+          <w:bCs/>
+        </w:rPr>
+      </w:pPr>
+      <w:r>
+        <w:rPr>
+          <w:rFonts w:hint="eastAsia"/>
+          <w:b/>
+          <w:bCs/>
+        </w:rPr>
+        <w:t>处理</w:t>
+      </w:r>
+      <w:r>
+        <w:rPr>
+          <w:rFonts w:hint="eastAsia"/>
+          <w:b/>
+          <w:bCs/>
+        </w:rPr>
+        <w:t>：</w:t>
+      </w:r>
+    </w:p>
+    <w:p>
+      <w:pPr>
+        <w:ind w:firstLine="420"/>
+        <w:rPr>
+          <w:rFonts w:hint="eastAsia"/>
+        </w:rPr>
+      </w:pPr>
+      <w:r>
+        <w:rPr>
+          <w:rFonts w:hint="eastAsia"/>
+        </w:rPr>
+        <w:t xml:space="preserve">- </w:t>
+      </w:r>
+      <w:r>
+        <w:rPr>
+          <w:rFonts w:hint="eastAsia"/>
+          <w:color w:val="EE0000"/>
+        </w:rPr>
+        <w:t>释放后置空指针</w:t>
+      </w:r>
+      <w:r>
+        <w:rPr>
+          <w:rFonts w:hint="eastAsia"/>
+          <w:color w:val="EE0000"/>
+        </w:rPr>
+        <w:t xml:space="preserve">p = </w:t>
+      </w:r>
+      <w:proofErr w:type="spellStart"/>
+      <w:r>
+        <w:rPr>
+          <w:rFonts w:hint="eastAsia"/>
+          <w:color w:val="EE0000"/>
+        </w:rPr>
+        <w:t>nullptr</w:t>
+      </w:r>
+      <w:proofErr w:type="spellEnd"/>
+      <w:r>
+        <w:rPr>
+          <w:rFonts w:hint="eastAsia"/>
+          <w:color w:val="EE0000"/>
+        </w:rPr>
+        <w:t>;</w:t>
+      </w:r>
+    </w:p>
+    <w:p>
+      <w:pPr>
+        <w:ind w:firstLine="420"/>
+        <w:rPr>
+          <w:rFonts w:hint="eastAsia"/>
+        </w:rPr>
+      </w:pPr>
+      <w:r>
+        <w:rPr>
+          <w:rFonts w:hint="eastAsia"/>
+        </w:rPr>
+        <w:t xml:space="preserve">- </w:t>
+      </w:r>
+      <w:r>
+        <w:rPr>
+          <w:rFonts w:hint="eastAsia"/>
+          <w:color w:val="EE0000"/>
+        </w:rPr>
+        <w:t>智能指针自动避免</w:t>
+      </w:r>
+    </w:p>
+    <w:p>
+      <w:pPr>
+        <w:ind w:firstLine="420"/>
+        <w:rPr>
+          <w:rFonts w:hint="eastAsia"/>
+        </w:rPr>
+      </w:pPr>
+      <w:r>
+        <w:rPr>
+          <w:rFonts w:hint="eastAsia"/>
+        </w:rPr>
+        <w:t xml:space="preserve">- </w:t>
+      </w:r>
+      <w:r>
+        <w:rPr>
+          <w:rFonts w:hint="eastAsia"/>
+          <w:color w:val="EE0000"/>
+        </w:rPr>
+        <w:t>检查所有权，避免多处释放同一块内存</w:t>
+      </w:r>
+    </w:p>
+    <w:p>
+      <w:pPr>
+        <w:pStyle w:val="2"/>
+        <w:rPr>
+          <w:rFonts w:hint="eastAsia"/>
+        </w:rPr>
+      </w:pPr>
+      <w:r>
+        <w:rPr>
+          <w:rFonts w:hint="eastAsia"/>
+        </w:rPr>
+        <w:t>释放后使用</w:t>
+      </w:r>
+      <w:r>
+        <w:rPr>
+          <w:rFonts w:hint="eastAsia"/>
+        </w:rPr>
+        <w:t>Use After Free</w:t>
+      </w:r>
+    </w:p>
+    <w:p>
+      <w:pPr>
+        <w:ind w:firstLine="420"/>
+        <w:rPr>
+          <w:rFonts w:hint="eastAsia"/>
+          <w:b/>
+          <w:bCs/>
+        </w:rPr>
+      </w:pPr>
+      <w:r>
+        <w:rPr>
+          <w:rFonts w:hint="eastAsia"/>
+          <w:b/>
+          <w:bCs/>
+        </w:rPr>
+        <w:t>现象</w:t>
+      </w:r>
+      <w:r>
+        <w:rPr>
+          <w:rFonts w:hint="eastAsia"/>
+          <w:b/>
+          <w:bCs/>
+        </w:rPr>
+        <w:t>：</w:t>
+      </w:r>
+    </w:p>
+    <w:p>
+      <w:pPr>
+        <w:ind w:firstLine="420"/>
+        <w:rPr>
+          <w:rFonts w:hint="eastAsia"/>
+        </w:rPr>
+      </w:pPr>
+      <w:r>
+        <w:rPr>
+          <w:rFonts w:hint="eastAsia"/>
+          <w:color w:val="EE0000"/>
+        </w:rPr>
+        <w:t>内存已释放，指针还在被读写</w:t>
+      </w:r>
+      <w:r>
+        <w:rPr>
+          <w:rFonts w:hint="eastAsia"/>
+        </w:rPr>
+        <w:t>，极难复现、</w:t>
+      </w:r>
+      <w:r>
+        <w:rPr>
+          <w:rFonts w:hint="eastAsia"/>
+          <w:color w:val="EE0000"/>
+        </w:rPr>
+        <w:t>随机崩溃</w:t>
+      </w:r>
+      <w:r>
+        <w:rPr>
+          <w:rFonts w:hint="eastAsia"/>
+        </w:rPr>
+        <w:t>。</w:t>
+      </w:r>
+    </w:p>
+    <w:p>
+      <w:pPr>
+        <w:ind w:firstLine="420"/>
+        <w:rPr>
+          <w:rFonts w:hint="eastAsia"/>
+          <w:b/>
+          <w:bCs/>
+        </w:rPr>
+      </w:pPr>
+      <w:r>
+        <w:rPr>
+          <w:rFonts w:hint="eastAsia"/>
+          <w:b/>
+          <w:bCs/>
+        </w:rPr>
+        <w:t>如何发现</w:t>
+      </w:r>
+      <w:r>
+        <w:rPr>
+          <w:rFonts w:hint="eastAsia"/>
+          <w:b/>
+          <w:bCs/>
+        </w:rPr>
+        <w:t>：</w:t>
+      </w:r>
+    </w:p>
+    <w:p>
+      <w:pPr>
+        <w:ind w:firstLine="420"/>
+        <w:rPr>
+          <w:rFonts w:hint="eastAsia"/>
+        </w:rPr>
+      </w:pPr>
+      <w:r>
+        <w:rPr>
+          <w:rFonts w:hint="eastAsia"/>
+        </w:rPr>
+        <w:t>- ASAN</w:t>
+      </w:r>
+      <w:r>
+        <w:rPr>
+          <w:rFonts w:hint="eastAsia"/>
+        </w:rPr>
+        <w:t>最强</w:t>
+      </w:r>
+    </w:p>
+    <w:p>
+      <w:pPr>
+        <w:ind w:firstLine="420"/>
+        <w:rPr>
+          <w:rFonts w:hint="eastAsia"/>
+        </w:rPr>
+      </w:pPr>
+      <w:r>
+        <w:rPr>
+          <w:rFonts w:hint="eastAsia"/>
+        </w:rPr>
+        <w:t xml:space="preserve">- </w:t>
+      </w:r>
+      <w:proofErr w:type="spellStart"/>
+      <w:r>
+        <w:rPr>
+          <w:rFonts w:hint="eastAsia"/>
+        </w:rPr>
+        <w:t>Valgrind</w:t>
+      </w:r>
+      <w:proofErr w:type="spellEnd"/>
+      <w:r>
+        <w:rPr>
+          <w:rFonts w:hint="eastAsia"/>
+        </w:rPr>
+        <w:t>也能检测</w:t>
+      </w:r>
+    </w:p>
+    <w:p>
+      <w:pPr>
+        <w:ind w:firstLine="420"/>
+        <w:rPr>
+          <w:rFonts w:hint="eastAsia"/>
+          <w:b/>
+          <w:bCs/>
+        </w:rPr>
+      </w:pPr>
+      <w:r>
+        <w:rPr>
+          <w:rFonts w:hint="eastAsia"/>
+          <w:b/>
+          <w:bCs/>
+        </w:rPr>
+        <w:t>处理</w:t>
+      </w:r>
+      <w:r>
+        <w:rPr>
+          <w:rFonts w:hint="eastAsia"/>
+          <w:b/>
+          <w:bCs/>
+        </w:rPr>
+        <w:t>：</w:t>
+      </w:r>
+    </w:p>
+    <w:p>
+      <w:pPr>
+        <w:ind w:firstLine="420"/>
+        <w:rPr>
+          <w:rFonts w:hint="eastAsia"/>
+        </w:rPr>
+      </w:pPr>
+      <w:r>
+        <w:rPr>
+          <w:rFonts w:hint="eastAsia"/>
+        </w:rPr>
+        <w:t xml:space="preserve">- </w:t>
+      </w:r>
+      <w:r>
+        <w:rPr>
+          <w:rFonts w:hint="eastAsia"/>
+          <w:color w:val="EE0000"/>
+        </w:rPr>
+        <w:t>释放后立即置空</w:t>
+      </w:r>
+    </w:p>
+    <w:p>
+      <w:pPr>
+        <w:ind w:firstLine="420"/>
+        <w:rPr>
+          <w:rFonts w:hint="eastAsia"/>
+        </w:rPr>
+      </w:pPr>
+      <w:r>
+        <w:rPr>
+          <w:rFonts w:hint="eastAsia"/>
+        </w:rPr>
+        <w:t xml:space="preserve">- </w:t>
+      </w:r>
+      <w:r>
+        <w:rPr>
+          <w:rFonts w:hint="eastAsia"/>
+          <w:color w:val="EE0000"/>
+        </w:rPr>
+        <w:t>用智能指针管理生命周期</w:t>
+      </w:r>
+    </w:p>
+    <w:p>
+      <w:pPr>
+        <w:ind w:firstLine="420"/>
+        <w:rPr>
+          <w:rFonts w:hint="eastAsia"/>
+        </w:rPr>
+      </w:pPr>
+      <w:r>
+        <w:rPr>
+          <w:rFonts w:hint="eastAsia"/>
+        </w:rPr>
+        <w:t xml:space="preserve">- </w:t>
+      </w:r>
+      <w:r>
+        <w:rPr>
+          <w:rFonts w:hint="eastAsia"/>
+          <w:color w:val="EE0000"/>
+        </w:rPr>
+        <w:t>避免野指针、悬空指针</w:t>
+      </w:r>
+    </w:p>
+    <w:p>
+      <w:pPr>
+        <w:pStyle w:val="2"/>
+        <w:rPr>
+          <w:rFonts w:hint="eastAsia"/>
+        </w:rPr>
+      </w:pPr>
+      <w:proofErr w:type="gramStart"/>
+      <w:r>
+        <w:rPr>
+          <w:rFonts w:hint="eastAsia"/>
+        </w:rPr>
+        <w:t>栈</w:t>
+      </w:r>
+      <w:proofErr w:type="gramEnd"/>
+      <w:r>
+        <w:rPr>
+          <w:rFonts w:hint="eastAsia"/>
+        </w:rPr>
+        <w:t>缓冲区溢出</w:t>
+      </w:r>
+      <w:r>
+        <w:rPr>
+          <w:rFonts w:hint="eastAsia"/>
+        </w:rPr>
+        <w:t xml:space="preserve"> Stack Buffer Overflow</w:t>
+      </w:r>
+    </w:p>
+    <w:p>
+      <w:pPr>
+        <w:ind w:firstLine="420"/>
+        <w:rPr>
+          <w:rFonts w:hint="eastAsia"/>
+          <w:b/>
+          <w:bCs/>
+        </w:rPr>
+      </w:pPr>
+      <w:r>
+        <w:rPr>
+          <w:rFonts w:hint="eastAsia"/>
+          <w:b/>
+          <w:bCs/>
+        </w:rPr>
+        <w:t>现象：</w:t>
+      </w:r>
+    </w:p>
+    <w:p>
+      <w:pPr>
+        <w:ind w:firstLine="420"/>
+        <w:rPr>
+          <w:rFonts w:hint="eastAsia"/>
+        </w:rPr>
+      </w:pPr>
+      <w:r>
+        <w:rPr>
+          <w:rFonts w:hint="eastAsia"/>
+          <w:color w:val="EE0000"/>
+        </w:rPr>
+        <w:t>局部数组越界，踩</w:t>
+      </w:r>
+      <w:proofErr w:type="gramStart"/>
+      <w:r>
+        <w:rPr>
+          <w:rFonts w:hint="eastAsia"/>
+          <w:color w:val="EE0000"/>
+        </w:rPr>
+        <w:t>栈</w:t>
+      </w:r>
+      <w:proofErr w:type="gramEnd"/>
+      <w:r>
+        <w:rPr>
+          <w:rFonts w:hint="eastAsia"/>
+          <w:color w:val="EE0000"/>
+        </w:rPr>
+        <w:t>、破坏返回地址，程序崩溃或被劫持</w:t>
+      </w:r>
+      <w:r>
+        <w:rPr>
+          <w:rFonts w:hint="eastAsia"/>
+        </w:rPr>
+        <w:t>。</w:t>
+      </w:r>
+    </w:p>
+    <w:p>
+      <w:pPr>
+        <w:ind w:firstLine="420"/>
+        <w:rPr>
+          <w:rFonts w:hint="eastAsia"/>
+          <w:b/>
+          <w:bCs/>
+        </w:rPr>
+      </w:pPr>
+      <w:r>
+        <w:rPr>
+          <w:rFonts w:hint="eastAsia"/>
+          <w:b/>
+          <w:bCs/>
+        </w:rPr>
+        <w:t>如何发现：</w:t>
+      </w:r>
+    </w:p>
+    <w:p>
+      <w:pPr>
+        <w:ind w:firstLine="420"/>
+        <w:rPr>
+          <w:rFonts w:hint="eastAsia"/>
+        </w:rPr>
+      </w:pPr>
+      <w:r>
+        <w:rPr>
+          <w:rFonts w:hint="eastAsia"/>
+        </w:rPr>
+        <w:t xml:space="preserve">- </w:t>
+      </w:r>
+      <w:r>
+        <w:rPr>
+          <w:rFonts w:hint="eastAsia"/>
+          <w:color w:val="EE0000"/>
+        </w:rPr>
+        <w:t>只有</w:t>
+      </w:r>
+      <w:r>
+        <w:rPr>
+          <w:rFonts w:hint="eastAsia"/>
+          <w:color w:val="EE0000"/>
+        </w:rPr>
+        <w:t>ASAN</w:t>
+      </w:r>
+      <w:r>
+        <w:rPr>
+          <w:rFonts w:hint="eastAsia"/>
+          <w:color w:val="EE0000"/>
+        </w:rPr>
+        <w:t>能稳定检测</w:t>
+      </w:r>
+    </w:p>
+    <w:p>
+      <w:pPr>
+        <w:ind w:firstLine="420"/>
+        <w:rPr>
+          <w:rFonts w:hint="eastAsia"/>
+          <w:color w:val="EE0000"/>
+        </w:rPr>
+      </w:pPr>
+      <w:r>
+        <w:rPr>
+          <w:rFonts w:hint="eastAsia"/>
+        </w:rPr>
+        <w:t xml:space="preserve">- </w:t>
+      </w:r>
+      <w:proofErr w:type="spellStart"/>
+      <w:r>
+        <w:rPr>
+          <w:rFonts w:hint="eastAsia"/>
+          <w:color w:val="EE0000"/>
+        </w:rPr>
+        <w:t>Valgrind</w:t>
+      </w:r>
+      <w:proofErr w:type="spellEnd"/>
+      <w:r>
+        <w:rPr>
+          <w:rFonts w:hint="eastAsia"/>
+          <w:color w:val="EE0000"/>
+        </w:rPr>
+        <w:t>基本检测不到</w:t>
+      </w:r>
+      <w:proofErr w:type="gramStart"/>
+      <w:r>
+        <w:rPr>
+          <w:rFonts w:hint="eastAsia"/>
+          <w:color w:val="EE0000"/>
+        </w:rPr>
+        <w:t>栈</w:t>
+      </w:r>
+      <w:proofErr w:type="gramEnd"/>
+      <w:r>
+        <w:rPr>
+          <w:rFonts w:hint="eastAsia"/>
+          <w:color w:val="EE0000"/>
+        </w:rPr>
+        <w:t>越界</w:t>
+      </w:r>
+    </w:p>
+    <w:p>
+      <w:pPr>
+        <w:ind w:firstLine="420"/>
+        <w:rPr>
+          <w:rFonts w:hint="eastAsia"/>
+          <w:b/>
+          <w:bCs/>
+        </w:rPr>
+      </w:pPr>
+      <w:r>
+        <w:rPr>
+          <w:rFonts w:hint="eastAsia"/>
+          <w:b/>
+          <w:bCs/>
+        </w:rPr>
+        <w:t>处理：</w:t>
+      </w:r>
+    </w:p>
+    <w:p>
+      <w:pPr>
+        <w:ind w:firstLine="420"/>
+        <w:rPr>
+          <w:rFonts w:hint="eastAsia"/>
+        </w:rPr>
+      </w:pPr>
+      <w:r>
+        <w:rPr>
+          <w:rFonts w:hint="eastAsia"/>
+        </w:rPr>
+        <w:t xml:space="preserve">- </w:t>
+      </w:r>
+      <w:r>
+        <w:rPr>
+          <w:rFonts w:hint="eastAsia"/>
+          <w:color w:val="EE0000"/>
+        </w:rPr>
+        <w:t>禁止不安全函数：</w:t>
+      </w:r>
+      <w:proofErr w:type="spellStart"/>
+      <w:r>
+        <w:rPr>
+          <w:rFonts w:hint="eastAsia"/>
+          <w:color w:val="EE0000"/>
+        </w:rPr>
+        <w:t>strcpy</w:t>
+      </w:r>
+      <w:proofErr w:type="spellEnd"/>
+      <w:r>
+        <w:rPr>
+          <w:rFonts w:hint="eastAsia"/>
+          <w:color w:val="EE0000"/>
+        </w:rPr>
+        <w:t>、</w:t>
+      </w:r>
+      <w:proofErr w:type="spellStart"/>
+      <w:r>
+        <w:rPr>
+          <w:rFonts w:hint="eastAsia"/>
+          <w:color w:val="EE0000"/>
+        </w:rPr>
+        <w:t>sprintf</w:t>
+      </w:r>
+      <w:proofErr w:type="spellEnd"/>
+      <w:r>
+        <w:rPr>
+          <w:rFonts w:hint="eastAsia"/>
+          <w:color w:val="EE0000"/>
+        </w:rPr>
+        <w:t>、</w:t>
+      </w:r>
+      <w:proofErr w:type="spellStart"/>
+      <w:r>
+        <w:rPr>
+          <w:rFonts w:hint="eastAsia"/>
+          <w:color w:val="EE0000"/>
+        </w:rPr>
+        <w:t>memcpy</w:t>
+      </w:r>
+      <w:proofErr w:type="spellEnd"/>
+      <w:r>
+        <w:rPr>
+          <w:rFonts w:hint="eastAsia"/>
+          <w:color w:val="EE0000"/>
+        </w:rPr>
+        <w:t>不检查长度</w:t>
+      </w:r>
+    </w:p>
+    <w:p>
+      <w:pPr>
+        <w:ind w:firstLine="420"/>
+        <w:rPr>
+          <w:rFonts w:hint="eastAsia"/>
+          <w:color w:val="EE0000"/>
+        </w:rPr>
+      </w:pPr>
+      <w:r>
+        <w:rPr>
+          <w:rFonts w:hint="eastAsia"/>
+          <w:color w:val="EE0000"/>
+        </w:rPr>
+        <w:lastRenderedPageBreak/>
+        <w:t xml:space="preserve">- </w:t>
+      </w:r>
+      <w:r>
+        <w:rPr>
+          <w:rFonts w:hint="eastAsia"/>
+          <w:color w:val="EE0000"/>
+        </w:rPr>
+        <w:t>改用</w:t>
+      </w:r>
+      <w:proofErr w:type="spellStart"/>
+      <w:r>
+        <w:rPr>
+          <w:rFonts w:hint="eastAsia"/>
+          <w:color w:val="EE0000"/>
+        </w:rPr>
+        <w:t>strncpy</w:t>
+      </w:r>
+      <w:proofErr w:type="spellEnd"/>
+      <w:r>
+        <w:rPr>
+          <w:rFonts w:hint="eastAsia"/>
+          <w:color w:val="EE0000"/>
+        </w:rPr>
+        <w:t>、</w:t>
+      </w:r>
+      <w:proofErr w:type="spellStart"/>
+      <w:r>
+        <w:rPr>
+          <w:rFonts w:hint="eastAsia"/>
+          <w:color w:val="EE0000"/>
+        </w:rPr>
+        <w:t>snprintf</w:t>
+      </w:r>
+      <w:proofErr w:type="spellEnd"/>
+      <w:r>
+        <w:rPr>
+          <w:rFonts w:hint="eastAsia"/>
+          <w:color w:val="EE0000"/>
+        </w:rPr>
+        <w:t>、</w:t>
+      </w:r>
+      <w:r>
+        <w:rPr>
+          <w:rFonts w:hint="eastAsia"/>
+          <w:color w:val="EE0000"/>
+        </w:rPr>
+        <w:t>vector</w:t>
+      </w:r>
+    </w:p>
+    <w:p>
+      <w:pPr>
+        <w:ind w:firstLine="420"/>
+        <w:rPr>
+          <w:rFonts w:hint="eastAsia"/>
+        </w:rPr>
+      </w:pPr>
+      <w:r>
+        <w:rPr>
+          <w:rFonts w:hint="eastAsia"/>
+        </w:rPr>
+        <w:t xml:space="preserve">- </w:t>
+      </w:r>
+      <w:proofErr w:type="gramStart"/>
+      <w:r>
+        <w:rPr>
+          <w:rFonts w:hint="eastAsia"/>
+          <w:color w:val="EE0000"/>
+        </w:rPr>
+        <w:t>栈</w:t>
+      </w:r>
+      <w:proofErr w:type="gramEnd"/>
+      <w:r>
+        <w:rPr>
+          <w:rFonts w:hint="eastAsia"/>
+          <w:color w:val="EE0000"/>
+        </w:rPr>
+        <w:t>数组不要过大，避免越界</w:t>
+      </w:r>
+    </w:p>
+    <w:p>
+      <w:pPr>
+        <w:pStyle w:val="2"/>
+        <w:rPr>
+          <w:rFonts w:hint="eastAsia"/>
+        </w:rPr>
+      </w:pPr>
+      <w:r>
+        <w:rPr>
+          <w:rFonts w:hint="eastAsia"/>
+        </w:rPr>
+        <w:t>堆缓冲区越界</w:t>
+      </w:r>
+      <w:r>
+        <w:rPr>
+          <w:rFonts w:hint="eastAsia"/>
+        </w:rPr>
+        <w:t>Heap Buffer Overflow</w:t>
+      </w:r>
+    </w:p>
+    <w:p>
+      <w:pPr>
+        <w:ind w:firstLine="420"/>
+        <w:rPr>
+          <w:rFonts w:hint="eastAsia"/>
+          <w:b/>
+          <w:bCs/>
+        </w:rPr>
+      </w:pPr>
+      <w:r>
+        <w:rPr>
+          <w:rFonts w:hint="eastAsia"/>
+          <w:b/>
+          <w:bCs/>
+        </w:rPr>
+        <w:t>现象</w:t>
+      </w:r>
+      <w:r>
+        <w:rPr>
+          <w:rFonts w:hint="eastAsia"/>
+          <w:b/>
+          <w:bCs/>
+        </w:rPr>
+        <w:t>：</w:t>
+      </w:r>
+    </w:p>
+    <w:p>
+      <w:pPr>
+        <w:ind w:firstLine="420"/>
+        <w:rPr>
+          <w:rFonts w:hint="eastAsia"/>
+        </w:rPr>
+      </w:pPr>
+      <w:r>
+        <w:rPr>
+          <w:rFonts w:hint="eastAsia"/>
+          <w:color w:val="EE0000"/>
+        </w:rPr>
+        <w:t>数组</w:t>
+      </w:r>
+      <w:r>
+        <w:rPr>
+          <w:rFonts w:hint="eastAsia"/>
+          <w:color w:val="EE0000"/>
+        </w:rPr>
+        <w:t>/</w:t>
+      </w:r>
+      <w:r>
+        <w:rPr>
+          <w:rFonts w:hint="eastAsia"/>
+          <w:color w:val="EE0000"/>
+        </w:rPr>
+        <w:t>动态内存越界读写，踩坏相邻内存</w:t>
+      </w:r>
+      <w:r>
+        <w:rPr>
+          <w:rFonts w:hint="eastAsia"/>
+        </w:rPr>
+        <w:t>。</w:t>
+      </w:r>
+    </w:p>
+    <w:p>
+      <w:pPr>
+        <w:ind w:firstLine="420"/>
+        <w:rPr>
+          <w:rFonts w:hint="eastAsia"/>
+          <w:b/>
+          <w:bCs/>
+        </w:rPr>
+      </w:pPr>
+      <w:r>
+        <w:rPr>
+          <w:rFonts w:hint="eastAsia"/>
+          <w:b/>
+          <w:bCs/>
+        </w:rPr>
+        <w:t>如何发现</w:t>
+      </w:r>
+      <w:r>
+        <w:rPr>
+          <w:rFonts w:hint="eastAsia"/>
+          <w:b/>
+          <w:bCs/>
+        </w:rPr>
+        <w:t>：</w:t>
+      </w:r>
+    </w:p>
+    <w:p>
+      <w:pPr>
+        <w:ind w:firstLine="420"/>
+        <w:rPr>
+          <w:rFonts w:hint="eastAsia"/>
+        </w:rPr>
+      </w:pPr>
+      <w:r>
+        <w:rPr>
+          <w:rFonts w:hint="eastAsia"/>
+        </w:rPr>
+        <w:t>- ASAN</w:t>
+      </w:r>
+      <w:r>
+        <w:rPr>
+          <w:rFonts w:hint="eastAsia"/>
+        </w:rPr>
+        <w:t>非常强</w:t>
+      </w:r>
+    </w:p>
+    <w:p>
+      <w:pPr>
+        <w:ind w:firstLine="420"/>
+        <w:rPr>
+          <w:rFonts w:hint="eastAsia"/>
+        </w:rPr>
+      </w:pPr>
+      <w:r>
+        <w:rPr>
+          <w:rFonts w:hint="eastAsia"/>
+        </w:rPr>
+        <w:t xml:space="preserve">- </w:t>
+      </w:r>
+      <w:proofErr w:type="spellStart"/>
+      <w:r>
+        <w:rPr>
+          <w:rFonts w:hint="eastAsia"/>
+        </w:rPr>
+        <w:t>Valgrind</w:t>
+      </w:r>
+      <w:proofErr w:type="spellEnd"/>
+      <w:r>
+        <w:rPr>
+          <w:rFonts w:hint="eastAsia"/>
+        </w:rPr>
+        <w:t>能检测大部分</w:t>
+      </w:r>
+    </w:p>
+    <w:p>
+      <w:pPr>
+        <w:ind w:firstLine="420"/>
+        <w:rPr>
+          <w:rFonts w:hint="eastAsia"/>
+          <w:b/>
+          <w:bCs/>
+        </w:rPr>
+      </w:pPr>
+      <w:r>
+        <w:rPr>
+          <w:rFonts w:hint="eastAsia"/>
+          <w:b/>
+          <w:bCs/>
+        </w:rPr>
+        <w:t>处理</w:t>
+      </w:r>
+      <w:r>
+        <w:rPr>
+          <w:rFonts w:hint="eastAsia"/>
+          <w:b/>
+          <w:bCs/>
+        </w:rPr>
+        <w:t>：</w:t>
+      </w:r>
+    </w:p>
+    <w:p>
+      <w:pPr>
+        <w:ind w:firstLine="420"/>
+        <w:rPr>
+          <w:rFonts w:hint="eastAsia"/>
+        </w:rPr>
+      </w:pPr>
+      <w:r>
+        <w:rPr>
+          <w:rFonts w:hint="eastAsia"/>
+        </w:rPr>
+        <w:t xml:space="preserve">- </w:t>
+      </w:r>
+      <w:r>
+        <w:rPr>
+          <w:rFonts w:hint="eastAsia"/>
+          <w:color w:val="EE0000"/>
+        </w:rPr>
+        <w:t>严格检查下标，不硬编码边界</w:t>
+      </w:r>
+    </w:p>
+    <w:p>
+      <w:pPr>
+        <w:ind w:firstLine="420"/>
+        <w:rPr>
+          <w:rFonts w:hint="eastAsia"/>
+        </w:rPr>
+      </w:pPr>
+      <w:r>
+        <w:rPr>
+          <w:rFonts w:hint="eastAsia"/>
+        </w:rPr>
+        <w:t xml:space="preserve">- </w:t>
+      </w:r>
+      <w:r>
+        <w:rPr>
+          <w:rFonts w:hint="eastAsia"/>
+          <w:color w:val="EE0000"/>
+        </w:rPr>
+        <w:t>使用</w:t>
+      </w:r>
+      <w:r>
+        <w:rPr>
+          <w:rFonts w:hint="eastAsia"/>
+          <w:color w:val="EE0000"/>
+        </w:rPr>
+        <w:t>vector + at()</w:t>
+      </w:r>
+      <w:r>
+        <w:rPr>
+          <w:rFonts w:hint="eastAsia"/>
+          <w:color w:val="EE0000"/>
+        </w:rPr>
+        <w:t>会抛异常</w:t>
+      </w:r>
+    </w:p>
+    <w:p>
+      <w:pPr>
+        <w:ind w:firstLine="420"/>
+        <w:rPr>
+          <w:rFonts w:hint="eastAsia"/>
+        </w:rPr>
+      </w:pPr>
+      <w:r>
+        <w:rPr>
+          <w:rFonts w:hint="eastAsia"/>
+        </w:rPr>
+        <w:t xml:space="preserve">- </w:t>
+      </w:r>
+      <w:r>
+        <w:rPr>
+          <w:rFonts w:hint="eastAsia"/>
+        </w:rPr>
+        <w:t>循环边界写清楚，不要靠“感觉”</w:t>
+      </w:r>
+    </w:p>
+    <w:p>
+      <w:pPr>
+        <w:pStyle w:val="2"/>
+        <w:rPr>
+          <w:rFonts w:hint="eastAsia"/>
+        </w:rPr>
+      </w:pPr>
+      <w:r>
+        <w:rPr>
+          <w:rFonts w:hint="eastAsia"/>
+        </w:rPr>
+        <w:t>全局</w:t>
+      </w:r>
+      <w:r>
+        <w:rPr>
+          <w:rFonts w:hint="eastAsia"/>
+        </w:rPr>
+        <w:t>/</w:t>
+      </w:r>
+      <w:r>
+        <w:rPr>
+          <w:rFonts w:hint="eastAsia"/>
+        </w:rPr>
+        <w:t>静态区越界</w:t>
+      </w:r>
+      <w:r>
+        <w:rPr>
+          <w:rFonts w:hint="eastAsia"/>
+        </w:rPr>
+        <w:t xml:space="preserve"> Global Buffer Overflow</w:t>
+      </w:r>
+    </w:p>
+    <w:p>
+      <w:pPr>
+        <w:ind w:firstLine="420"/>
+        <w:rPr>
+          <w:rFonts w:hint="eastAsia"/>
+          <w:b/>
+          <w:bCs/>
+        </w:rPr>
+      </w:pPr>
+      <w:r>
+        <w:rPr>
+          <w:rFonts w:hint="eastAsia"/>
+          <w:b/>
+          <w:bCs/>
+        </w:rPr>
+        <w:t>现象</w:t>
+      </w:r>
+      <w:r>
+        <w:rPr>
+          <w:rFonts w:hint="eastAsia"/>
+          <w:b/>
+          <w:bCs/>
+        </w:rPr>
+        <w:t>：</w:t>
+      </w:r>
+    </w:p>
+    <w:p>
+      <w:pPr>
+        <w:ind w:firstLine="420"/>
+        <w:rPr>
+          <w:rFonts w:hint="eastAsia"/>
+        </w:rPr>
+      </w:pPr>
+      <w:r>
+        <w:rPr>
+          <w:rFonts w:hint="eastAsia"/>
+        </w:rPr>
+        <w:t>全局数组、</w:t>
+      </w:r>
+      <w:r>
+        <w:rPr>
+          <w:rFonts w:hint="eastAsia"/>
+        </w:rPr>
+        <w:t>static</w:t>
+      </w:r>
+      <w:r>
+        <w:rPr>
+          <w:rFonts w:hint="eastAsia"/>
+        </w:rPr>
+        <w:t>数组越界。</w:t>
+      </w:r>
+    </w:p>
+    <w:p>
+      <w:pPr>
+        <w:ind w:firstLine="420"/>
+        <w:rPr>
+          <w:rFonts w:hint="eastAsia"/>
+          <w:b/>
+          <w:bCs/>
+        </w:rPr>
+      </w:pPr>
+      <w:r>
+        <w:rPr>
+          <w:rFonts w:hint="eastAsia"/>
+          <w:b/>
+          <w:bCs/>
+        </w:rPr>
+        <w:t>如何发现</w:t>
+      </w:r>
+      <w:r>
+        <w:rPr>
+          <w:rFonts w:hint="eastAsia"/>
+          <w:b/>
+          <w:bCs/>
+        </w:rPr>
+        <w:t>：</w:t>
+      </w:r>
+    </w:p>
+    <w:p>
+      <w:pPr>
+        <w:ind w:firstLine="420"/>
+      </w:pPr>
+      <w:r>
+        <w:t>- ASAN</w:t>
+      </w:r>
+    </w:p>
+    <w:p>
+      <w:pPr>
+        <w:ind w:firstLine="420"/>
+        <w:rPr>
+          <w:rFonts w:hint="eastAsia"/>
+        </w:rPr>
+      </w:pPr>
+      <w:r>
+        <w:rPr>
+          <w:rFonts w:hint="eastAsia"/>
+        </w:rPr>
+        <w:t xml:space="preserve">- </w:t>
+      </w:r>
+      <w:proofErr w:type="spellStart"/>
+      <w:r>
+        <w:rPr>
+          <w:rFonts w:hint="eastAsia"/>
+        </w:rPr>
+        <w:t>Valgrind</w:t>
+      </w:r>
+      <w:proofErr w:type="spellEnd"/>
+      <w:r>
+        <w:rPr>
+          <w:rFonts w:hint="eastAsia"/>
+        </w:rPr>
+        <w:t xml:space="preserve"> </w:t>
+      </w:r>
+      <w:r>
+        <w:rPr>
+          <w:rFonts w:hint="eastAsia"/>
+        </w:rPr>
+        <w:t>较弱</w:t>
+      </w:r>
+    </w:p>
+    <w:p>
+      <w:pPr>
+        <w:ind w:firstLine="420"/>
+        <w:rPr>
+          <w:rFonts w:hint="eastAsia"/>
+          <w:b/>
+          <w:bCs/>
+        </w:rPr>
+      </w:pPr>
+      <w:r>
+        <w:rPr>
+          <w:rFonts w:hint="eastAsia"/>
+          <w:b/>
+          <w:bCs/>
+        </w:rPr>
+        <w:t>处理</w:t>
+      </w:r>
+      <w:r>
+        <w:rPr>
+          <w:rFonts w:hint="eastAsia"/>
+          <w:b/>
+          <w:bCs/>
+        </w:rPr>
+        <w:t>：</w:t>
+      </w:r>
+    </w:p>
+    <w:p>
+      <w:pPr>
+        <w:ind w:firstLine="420"/>
+        <w:rPr>
+          <w:rFonts w:hint="eastAsia"/>
+        </w:rPr>
+      </w:pPr>
+      <w:r>
+        <w:rPr>
+          <w:rFonts w:hint="eastAsia"/>
+        </w:rPr>
+        <w:t>同上，严格边界检查。</w:t>
+      </w:r>
+    </w:p>
+    <w:p>
+      <w:pPr>
+        <w:pStyle w:val="2"/>
+        <w:rPr>
+          <w:rFonts w:hint="eastAsia"/>
+        </w:rPr>
+      </w:pPr>
+      <w:r>
+        <w:rPr>
+          <w:rFonts w:hint="eastAsia"/>
+        </w:rPr>
+        <w:t>使用未初始化内存</w:t>
+      </w:r>
+      <w:r>
+        <w:rPr>
+          <w:rFonts w:hint="eastAsia"/>
+        </w:rPr>
+        <w:t>Use of Uninitialized Value</w:t>
+      </w:r>
+    </w:p>
+    <w:p>
+      <w:pPr>
+        <w:ind w:firstLine="420"/>
+        <w:rPr>
+          <w:rFonts w:hint="eastAsia"/>
+          <w:b/>
+          <w:bCs/>
+        </w:rPr>
+      </w:pPr>
+      <w:r>
+        <w:rPr>
+          <w:rFonts w:hint="eastAsia"/>
+          <w:b/>
+          <w:bCs/>
+        </w:rPr>
+        <w:t>现象</w:t>
+      </w:r>
+      <w:r>
+        <w:rPr>
+          <w:rFonts w:hint="eastAsia"/>
+          <w:b/>
+          <w:bCs/>
+        </w:rPr>
+        <w:t>：</w:t>
+      </w:r>
+    </w:p>
+    <w:p>
+      <w:pPr>
+        <w:ind w:firstLine="420"/>
+        <w:rPr>
+          <w:rFonts w:hint="eastAsia"/>
+        </w:rPr>
+      </w:pPr>
+      <w:r>
+        <w:rPr>
+          <w:rFonts w:hint="eastAsia"/>
+        </w:rPr>
+        <w:t>变量未赋值就使用，导致随机逻辑错误。</w:t>
+      </w:r>
+    </w:p>
+    <w:p>
+      <w:pPr>
+        <w:ind w:firstLine="420"/>
+        <w:rPr>
+          <w:rFonts w:hint="eastAsia"/>
+          <w:b/>
+          <w:bCs/>
+        </w:rPr>
+      </w:pPr>
+      <w:r>
+        <w:rPr>
+          <w:rFonts w:hint="eastAsia"/>
+          <w:b/>
+          <w:bCs/>
+        </w:rPr>
+        <w:t>如何发现</w:t>
+      </w:r>
+      <w:r>
+        <w:rPr>
+          <w:rFonts w:hint="eastAsia"/>
+          <w:b/>
+          <w:bCs/>
+        </w:rPr>
+        <w:t>：</w:t>
+      </w:r>
+    </w:p>
+    <w:p>
+      <w:pPr>
+        <w:ind w:firstLine="420"/>
+        <w:rPr>
+          <w:rFonts w:hint="eastAsia"/>
+        </w:rPr>
+      </w:pPr>
+      <w:r>
+        <w:rPr>
+          <w:rFonts w:hint="eastAsia"/>
+        </w:rPr>
+        <w:t xml:space="preserve">- </w:t>
+      </w:r>
+      <w:proofErr w:type="spellStart"/>
+      <w:r>
+        <w:rPr>
+          <w:rFonts w:hint="eastAsia"/>
+        </w:rPr>
+        <w:t>Valgrind</w:t>
+      </w:r>
+      <w:proofErr w:type="spellEnd"/>
+      <w:r>
+        <w:rPr>
+          <w:rFonts w:hint="eastAsia"/>
+        </w:rPr>
+        <w:t xml:space="preserve"> </w:t>
+      </w:r>
+      <w:r>
+        <w:rPr>
+          <w:rFonts w:hint="eastAsia"/>
+        </w:rPr>
+        <w:t>非常强</w:t>
+      </w:r>
+    </w:p>
+    <w:p>
+      <w:pPr>
+        <w:ind w:firstLine="420"/>
+        <w:rPr>
+          <w:rFonts w:hint="eastAsia"/>
+        </w:rPr>
+      </w:pPr>
+      <w:r>
+        <w:rPr>
+          <w:rFonts w:hint="eastAsia"/>
+        </w:rPr>
+        <w:t xml:space="preserve">- ASAN </w:t>
+      </w:r>
+      <w:r>
+        <w:rPr>
+          <w:rFonts w:hint="eastAsia"/>
+        </w:rPr>
+        <w:t>也能检测部分</w:t>
+      </w:r>
+    </w:p>
+    <w:p>
+      <w:pPr>
+        <w:ind w:firstLine="420"/>
+        <w:rPr>
+          <w:rFonts w:hint="eastAsia"/>
+          <w:b/>
+          <w:bCs/>
+        </w:rPr>
+      </w:pPr>
+      <w:r>
+        <w:rPr>
+          <w:rFonts w:hint="eastAsia"/>
+          <w:b/>
+          <w:bCs/>
+        </w:rPr>
+        <w:t>处理</w:t>
+      </w:r>
+      <w:r>
+        <w:rPr>
+          <w:rFonts w:hint="eastAsia"/>
+          <w:b/>
+          <w:bCs/>
+        </w:rPr>
+        <w:t>：</w:t>
+      </w:r>
+    </w:p>
+    <w:p>
+      <w:pPr>
+        <w:ind w:firstLine="420"/>
+        <w:rPr>
+          <w:rFonts w:hint="eastAsia"/>
+        </w:rPr>
+      </w:pPr>
+      <w:r>
+        <w:rPr>
+          <w:rFonts w:hint="eastAsia"/>
+        </w:rPr>
+        <w:t xml:space="preserve">- </w:t>
+      </w:r>
+      <w:r>
+        <w:rPr>
+          <w:rFonts w:hint="eastAsia"/>
+        </w:rPr>
+        <w:t>定义变量时直接初始化</w:t>
+      </w:r>
+    </w:p>
+    <w:p>
+      <w:pPr>
+        <w:ind w:firstLine="420"/>
+        <w:rPr>
+          <w:rFonts w:hint="eastAsia"/>
+        </w:rPr>
+      </w:pPr>
+      <w:r>
+        <w:rPr>
+          <w:rFonts w:hint="eastAsia"/>
+        </w:rPr>
+        <w:t xml:space="preserve">- </w:t>
+      </w:r>
+      <w:r>
+        <w:rPr>
+          <w:rFonts w:hint="eastAsia"/>
+        </w:rPr>
+        <w:t>类成员在构造函数初始化</w:t>
+      </w:r>
+    </w:p>
+    <w:p>
+      <w:pPr>
+        <w:ind w:firstLine="420"/>
+        <w:rPr>
+          <w:rFonts w:hint="eastAsia"/>
+        </w:rPr>
+      </w:pPr>
+      <w:r>
+        <w:rPr>
+          <w:rFonts w:hint="eastAsia"/>
+        </w:rPr>
+        <w:lastRenderedPageBreak/>
+        <w:t xml:space="preserve">- </w:t>
+      </w:r>
+      <w:r>
+        <w:rPr>
+          <w:rFonts w:hint="eastAsia"/>
+        </w:rPr>
+        <w:t>开启编译器警告</w:t>
+      </w:r>
+      <w:r>
+        <w:rPr>
+          <w:rFonts w:hint="eastAsia"/>
+        </w:rPr>
+        <w:t xml:space="preserve"> -Wall -</w:t>
+      </w:r>
+      <w:proofErr w:type="spellStart"/>
+      <w:r>
+        <w:rPr>
+          <w:rFonts w:hint="eastAsia"/>
+        </w:rPr>
+        <w:t>Wextra</w:t>
+      </w:r>
+      <w:proofErr w:type="spellEnd"/>
+    </w:p>
+    <w:p>
+      <w:pPr>
+        <w:pStyle w:val="2"/>
+        <w:rPr>
+          <w:rFonts w:hint="eastAsia"/>
+        </w:rPr>
+      </w:pPr>
+      <w:r>
+        <w:rPr>
+          <w:rFonts w:hint="eastAsia"/>
+        </w:rPr>
+        <w:t>野指针</w:t>
+      </w:r>
+      <w:r>
+        <w:rPr>
+          <w:rFonts w:hint="eastAsia"/>
+        </w:rPr>
+        <w:t>/</w:t>
+      </w:r>
+      <w:r>
+        <w:rPr>
+          <w:rFonts w:hint="eastAsia"/>
+        </w:rPr>
+        <w:t>空指针访问</w:t>
+      </w:r>
+      <w:r>
+        <w:rPr>
+          <w:rFonts w:hint="eastAsia"/>
+        </w:rPr>
+        <w:t>Null Pointer Dereference</w:t>
+      </w:r>
+    </w:p>
+    <w:p>
+      <w:pPr>
+        <w:ind w:firstLine="420"/>
+        <w:rPr>
+          <w:rFonts w:hint="eastAsia"/>
+          <w:b/>
+          <w:bCs/>
+        </w:rPr>
+      </w:pPr>
+      <w:r>
+        <w:rPr>
+          <w:rFonts w:hint="eastAsia"/>
+          <w:b/>
+          <w:bCs/>
+        </w:rPr>
+        <w:t>现象</w:t>
+      </w:r>
+      <w:r>
+        <w:rPr>
+          <w:rFonts w:hint="eastAsia"/>
+          <w:b/>
+          <w:bCs/>
+        </w:rPr>
+        <w:t>：</w:t>
+      </w:r>
+    </w:p>
+    <w:p>
+      <w:pPr>
+        <w:ind w:firstLine="420"/>
+        <w:rPr>
+          <w:rFonts w:hint="eastAsia"/>
+        </w:rPr>
+      </w:pPr>
+      <w:r>
+        <w:rPr>
+          <w:rFonts w:hint="eastAsia"/>
+          <w:color w:val="EE0000"/>
+        </w:rPr>
+        <w:t>指针未初始化、指向无效地址，直接段错误</w:t>
+      </w:r>
+      <w:r>
+        <w:rPr>
+          <w:rFonts w:hint="eastAsia"/>
+        </w:rPr>
+        <w:t>。</w:t>
+      </w:r>
+    </w:p>
+    <w:p>
+      <w:pPr>
+        <w:ind w:firstLine="420"/>
+        <w:rPr>
+          <w:rFonts w:hint="eastAsia"/>
+          <w:b/>
+          <w:bCs/>
+        </w:rPr>
+      </w:pPr>
+      <w:r>
+        <w:rPr>
+          <w:rFonts w:hint="eastAsia"/>
+          <w:b/>
+          <w:bCs/>
+        </w:rPr>
+        <w:t>如何发现</w:t>
+      </w:r>
+      <w:r>
+        <w:rPr>
+          <w:rFonts w:hint="eastAsia"/>
+          <w:b/>
+          <w:bCs/>
+        </w:rPr>
+        <w:t>：</w:t>
+      </w:r>
+    </w:p>
+    <w:p>
+      <w:pPr>
+        <w:ind w:firstLine="420"/>
+        <w:rPr>
+          <w:rFonts w:hint="eastAsia"/>
+        </w:rPr>
+      </w:pPr>
+      <w:r>
+        <w:rPr>
+          <w:rFonts w:hint="eastAsia"/>
+        </w:rPr>
+        <w:t xml:space="preserve">- </w:t>
+      </w:r>
+      <w:r>
+        <w:rPr>
+          <w:rFonts w:hint="eastAsia"/>
+        </w:rPr>
+        <w:t>系统直接</w:t>
+      </w:r>
+      <w:r>
+        <w:rPr>
+          <w:rFonts w:hint="eastAsia"/>
+        </w:rPr>
+        <w:t xml:space="preserve"> </w:t>
+      </w:r>
+      <w:proofErr w:type="spellStart"/>
+      <w:r>
+        <w:rPr>
+          <w:rFonts w:hint="eastAsia"/>
+        </w:rPr>
+        <w:t>coredump</w:t>
+      </w:r>
+      <w:proofErr w:type="spellEnd"/>
+    </w:p>
+    <w:p>
+      <w:pPr>
+        <w:ind w:firstLine="420"/>
+        <w:rPr>
+          <w:rFonts w:hint="eastAsia"/>
+        </w:rPr>
+      </w:pPr>
+      <w:r>
+        <w:rPr>
+          <w:rFonts w:hint="eastAsia"/>
+        </w:rPr>
+        <w:t>- ASAN/</w:t>
+      </w:r>
+      <w:proofErr w:type="spellStart"/>
+      <w:r>
+        <w:rPr>
+          <w:rFonts w:hint="eastAsia"/>
+        </w:rPr>
+        <w:t>Valgrind</w:t>
+      </w:r>
+      <w:proofErr w:type="spellEnd"/>
+      <w:r>
+        <w:rPr>
+          <w:rFonts w:hint="eastAsia"/>
+        </w:rPr>
+        <w:t xml:space="preserve"> </w:t>
+      </w:r>
+      <w:r>
+        <w:rPr>
+          <w:rFonts w:hint="eastAsia"/>
+        </w:rPr>
+        <w:t>都能定位</w:t>
+      </w:r>
+    </w:p>
+    <w:p>
+      <w:pPr>
+        <w:ind w:firstLine="420"/>
+        <w:rPr>
+          <w:rFonts w:hint="eastAsia"/>
+        </w:rPr>
+      </w:pPr>
+      <w:r>
+        <w:rPr>
+          <w:rFonts w:hint="eastAsia"/>
+        </w:rPr>
+        <w:t xml:space="preserve">- </w:t>
+      </w:r>
+      <w:proofErr w:type="spellStart"/>
+      <w:r>
+        <w:rPr>
+          <w:rFonts w:hint="eastAsia"/>
+        </w:rPr>
+        <w:t>gdb</w:t>
+      </w:r>
+      <w:proofErr w:type="spellEnd"/>
+      <w:r>
+        <w:rPr>
+          <w:rFonts w:hint="eastAsia"/>
+        </w:rPr>
+        <w:t>直接看崩溃位置</w:t>
+      </w:r>
+    </w:p>
+    <w:p>
+      <w:pPr>
+        <w:ind w:firstLine="420"/>
+        <w:rPr>
+          <w:rFonts w:hint="eastAsia"/>
+          <w:b/>
+          <w:bCs/>
+        </w:rPr>
+      </w:pPr>
+      <w:r>
+        <w:rPr>
+          <w:rFonts w:hint="eastAsia"/>
+          <w:b/>
+          <w:bCs/>
+        </w:rPr>
+        <w:t>处理</w:t>
+      </w:r>
+      <w:r>
+        <w:rPr>
+          <w:rFonts w:hint="eastAsia"/>
+          <w:b/>
+          <w:bCs/>
+        </w:rPr>
+        <w:t>：</w:t>
+      </w:r>
+    </w:p>
+    <w:p>
+      <w:pPr>
+        <w:ind w:firstLine="420"/>
+        <w:rPr>
+          <w:rFonts w:hint="eastAsia"/>
+        </w:rPr>
+      </w:pPr>
+      <w:r>
+        <w:rPr>
+          <w:rFonts w:hint="eastAsia"/>
+        </w:rPr>
+        <w:t xml:space="preserve">- </w:t>
+      </w:r>
+      <w:r>
+        <w:rPr>
+          <w:rFonts w:hint="eastAsia"/>
+        </w:rPr>
+        <w:t>指针初始化</w:t>
+      </w:r>
+      <w:proofErr w:type="spellStart"/>
+      <w:r>
+        <w:rPr>
+          <w:rFonts w:hint="eastAsia"/>
+        </w:rPr>
+        <w:t>nullptr</w:t>
+      </w:r>
+      <w:proofErr w:type="spellEnd"/>
+    </w:p>
+    <w:p>
+      <w:pPr>
+        <w:ind w:firstLine="420"/>
+        <w:rPr>
+          <w:rFonts w:hint="eastAsia"/>
+        </w:rPr>
+      </w:pPr>
+      <w:r>
+        <w:rPr>
+          <w:rFonts w:hint="eastAsia"/>
+        </w:rPr>
+        <w:t xml:space="preserve">- </w:t>
+      </w:r>
+      <w:r>
+        <w:rPr>
+          <w:rFonts w:hint="eastAsia"/>
+        </w:rPr>
+        <w:t>使用</w:t>
+      </w:r>
+      <w:proofErr w:type="gramStart"/>
+      <w:r>
+        <w:rPr>
+          <w:rFonts w:hint="eastAsia"/>
+        </w:rPr>
+        <w:t>前判空</w:t>
+      </w:r>
+      <w:proofErr w:type="gramEnd"/>
+    </w:p>
+    <w:p>
+      <w:pPr>
+        <w:ind w:firstLine="420"/>
+        <w:rPr>
+          <w:rFonts w:hint="eastAsia"/>
+        </w:rPr>
+      </w:pPr>
+      <w:r>
+        <w:rPr>
+          <w:rFonts w:hint="eastAsia"/>
+        </w:rPr>
+        <w:t xml:space="preserve">- </w:t>
+      </w:r>
+      <w:r>
+        <w:rPr>
+          <w:rFonts w:hint="eastAsia"/>
+        </w:rPr>
+        <w:t>尽量用引用、智能指针代替</w:t>
+      </w:r>
+      <w:proofErr w:type="gramStart"/>
+      <w:r>
+        <w:rPr>
+          <w:rFonts w:hint="eastAsia"/>
+        </w:rPr>
+        <w:t>裸</w:t>
+      </w:r>
+      <w:proofErr w:type="gramEnd"/>
+      <w:r>
+        <w:rPr>
+          <w:rFonts w:hint="eastAsia"/>
+        </w:rPr>
+        <w:t>指针</w:t>
+      </w:r>
+    </w:p>
+    <w:p>
+      <w:pPr>
+        <w:pStyle w:val="2"/>
+        <w:rPr>
+          <w:rFonts w:hint="eastAsia"/>
+        </w:rPr>
+      </w:pPr>
+      <w:r>
+        <w:rPr>
+          <w:rFonts w:hint="eastAsia"/>
+        </w:rPr>
+        <w:t>函数返回栈指针</w:t>
+      </w:r>
+      <w:r>
+        <w:rPr>
+          <w:rFonts w:hint="eastAsia"/>
+        </w:rPr>
+        <w:t>Use After Return</w:t>
+      </w:r>
+    </w:p>
+    <w:p>
+      <w:pPr>
+        <w:ind w:firstLine="420"/>
+        <w:rPr>
+          <w:rFonts w:hint="eastAsia"/>
+          <w:b/>
+          <w:bCs/>
+        </w:rPr>
+      </w:pPr>
+      <w:r>
+        <w:rPr>
+          <w:rFonts w:hint="eastAsia"/>
+          <w:b/>
+          <w:bCs/>
+        </w:rPr>
+        <w:t>现象</w:t>
+      </w:r>
+      <w:r>
+        <w:rPr>
+          <w:rFonts w:hint="eastAsia"/>
+          <w:b/>
+          <w:bCs/>
+        </w:rPr>
+        <w:t>：</w:t>
+      </w:r>
+    </w:p>
+    <w:p>
+      <w:pPr>
+        <w:ind w:firstLine="420"/>
+        <w:rPr>
+          <w:rFonts w:hint="eastAsia"/>
+        </w:rPr>
+      </w:pPr>
+      <w:r>
+        <w:rPr>
+          <w:rFonts w:hint="eastAsia"/>
+        </w:rPr>
+        <w:t>返回局部变量地址，外部使用悬空栈指针。</w:t>
+      </w:r>
+    </w:p>
+    <w:p>
+      <w:pPr>
+        <w:ind w:leftChars="200" w:left="480"/>
+      </w:pPr>
+      <w:r>
+        <w:t xml:space="preserve">int* </w:t>
+      </w:r>
+      <w:proofErr w:type="gramStart"/>
+      <w:r>
+        <w:t>f(</w:t>
+      </w:r>
+      <w:proofErr w:type="gramEnd"/>
+      <w:r>
+        <w:t>) {</w:t>
+      </w:r>
+    </w:p>
+    <w:p>
+      <w:pPr>
+        <w:ind w:leftChars="200" w:left="480"/>
+      </w:pPr>
+      <w:r>
+        <w:t xml:space="preserve">    int </w:t>
+      </w:r>
+      <w:proofErr w:type="gramStart"/>
+      <w:r>
+        <w:t>a;</w:t>
+      </w:r>
+      <w:proofErr w:type="gramEnd"/>
+    </w:p>
+    <w:p>
+      <w:pPr>
+        <w:ind w:leftChars="200" w:left="480"/>
+      </w:pPr>
+      <w:r>
+        <w:t xml:space="preserve">    return &amp;</w:t>
+      </w:r>
+      <w:proofErr w:type="gramStart"/>
+      <w:r>
+        <w:t>a;</w:t>
+      </w:r>
+      <w:proofErr w:type="gramEnd"/>
+    </w:p>
+    <w:p>
+      <w:pPr>
+        <w:ind w:leftChars="200" w:left="480"/>
+      </w:pPr>
+      <w:r>
+        <w:t>}</w:t>
+      </w:r>
+    </w:p>
+    <w:p>
+      <w:pPr>
+        <w:ind w:firstLine="420"/>
+        <w:rPr>
+          <w:rFonts w:hint="eastAsia"/>
+          <w:b/>
+          <w:bCs/>
+        </w:rPr>
+      </w:pPr>
+      <w:r>
+        <w:rPr>
+          <w:rFonts w:hint="eastAsia"/>
+          <w:b/>
+          <w:bCs/>
+        </w:rPr>
+        <w:t>如何发现</w:t>
+      </w:r>
+      <w:r>
+        <w:rPr>
+          <w:rFonts w:hint="eastAsia"/>
+          <w:b/>
+          <w:bCs/>
+        </w:rPr>
+        <w:t>：</w:t>
+      </w:r>
+    </w:p>
+    <w:p>
+      <w:pPr>
+        <w:ind w:firstLine="420"/>
+        <w:rPr>
+          <w:rFonts w:hint="eastAsia"/>
+        </w:rPr>
+      </w:pPr>
+      <w:r>
+        <w:rPr>
+          <w:rFonts w:hint="eastAsia"/>
+        </w:rPr>
+        <w:t xml:space="preserve">- ASAN </w:t>
+      </w:r>
+      <w:r>
+        <w:rPr>
+          <w:rFonts w:hint="eastAsia"/>
+        </w:rPr>
+        <w:t>直接报</w:t>
+      </w:r>
+    </w:p>
+    <w:p>
+      <w:pPr>
+        <w:ind w:firstLine="420"/>
+        <w:rPr>
+          <w:rFonts w:hint="eastAsia"/>
+        </w:rPr>
+      </w:pPr>
+      <w:r>
+        <w:rPr>
+          <w:rFonts w:hint="eastAsia"/>
+        </w:rPr>
+        <w:t xml:space="preserve">- </w:t>
+      </w:r>
+      <w:r>
+        <w:rPr>
+          <w:rFonts w:hint="eastAsia"/>
+        </w:rPr>
+        <w:t>编译器警告（开启后可见）</w:t>
+      </w:r>
+    </w:p>
+    <w:p>
+      <w:pPr>
+        <w:ind w:firstLine="420"/>
+        <w:rPr>
+          <w:rFonts w:hint="eastAsia"/>
+          <w:b/>
+          <w:bCs/>
+        </w:rPr>
+      </w:pPr>
+      <w:r>
+        <w:rPr>
+          <w:rFonts w:hint="eastAsia"/>
+          <w:b/>
+          <w:bCs/>
+        </w:rPr>
+        <w:t>处理</w:t>
+      </w:r>
+      <w:r>
+        <w:rPr>
+          <w:rFonts w:hint="eastAsia"/>
+          <w:b/>
+          <w:bCs/>
+        </w:rPr>
+        <w:t>：</w:t>
+      </w:r>
+    </w:p>
+    <w:p>
+      <w:pPr>
+        <w:ind w:firstLine="420"/>
+        <w:rPr>
+          <w:rFonts w:hint="eastAsia"/>
+        </w:rPr>
+      </w:pPr>
+      <w:r>
+        <w:rPr>
+          <w:rFonts w:hint="eastAsia"/>
+        </w:rPr>
+        <w:t xml:space="preserve">- </w:t>
+      </w:r>
+      <w:r>
+        <w:rPr>
+          <w:rFonts w:hint="eastAsia"/>
+          <w:color w:val="EE0000"/>
+        </w:rPr>
+        <w:t>不要返回</w:t>
+      </w:r>
+      <w:proofErr w:type="gramStart"/>
+      <w:r>
+        <w:rPr>
+          <w:rFonts w:hint="eastAsia"/>
+          <w:color w:val="EE0000"/>
+        </w:rPr>
+        <w:t>栈</w:t>
+      </w:r>
+      <w:proofErr w:type="gramEnd"/>
+      <w:r>
+        <w:rPr>
+          <w:rFonts w:hint="eastAsia"/>
+          <w:color w:val="EE0000"/>
+        </w:rPr>
+        <w:t>变量地址</w:t>
+      </w:r>
+    </w:p>
+    <w:p>
+      <w:pPr>
+        <w:ind w:firstLine="420"/>
+        <w:rPr>
+          <w:rFonts w:hint="eastAsia"/>
+          <w:color w:val="EE0000"/>
+        </w:rPr>
+      </w:pPr>
+      <w:r>
+        <w:rPr>
+          <w:rFonts w:hint="eastAsia"/>
+        </w:rPr>
+        <w:t xml:space="preserve">- </w:t>
+      </w:r>
+      <w:r>
+        <w:rPr>
+          <w:rFonts w:hint="eastAsia"/>
+          <w:color w:val="EE0000"/>
+        </w:rPr>
+        <w:t>改为返回值、静态变量、</w:t>
+      </w:r>
+      <w:proofErr w:type="gramStart"/>
+      <w:r>
+        <w:rPr>
+          <w:rFonts w:hint="eastAsia"/>
+          <w:color w:val="EE0000"/>
+        </w:rPr>
+        <w:t>或堆内存</w:t>
+      </w:r>
+      <w:proofErr w:type="gramEnd"/>
+      <w:r>
+        <w:rPr>
+          <w:rFonts w:hint="eastAsia"/>
+          <w:color w:val="EE0000"/>
+        </w:rPr>
+        <w:t>（智能指针）</w:t>
+      </w:r>
+    </w:p>
+    <w:p>
+      <w:pPr>
+        <w:pStyle w:val="2"/>
+        <w:rPr>
+          <w:rFonts w:hint="eastAsia"/>
+        </w:rPr>
+      </w:pPr>
+      <w:r>
+        <w:rPr>
+          <w:rFonts w:hint="eastAsia"/>
+        </w:rPr>
+        <w:t>分配</w:t>
+      </w:r>
+      <w:r>
+        <w:rPr>
+          <w:rFonts w:hint="eastAsia"/>
+        </w:rPr>
+        <w:t>/</w:t>
+      </w:r>
+      <w:r>
+        <w:rPr>
+          <w:rFonts w:hint="eastAsia"/>
+        </w:rPr>
+        <w:t>释放不匹配</w:t>
+      </w:r>
+      <w:r>
+        <w:rPr>
+          <w:rFonts w:hint="eastAsia"/>
+        </w:rPr>
+        <w:t xml:space="preserve"> Mismatched Delete/New</w:t>
+      </w:r>
+    </w:p>
+    <w:p>
+      <w:pPr>
+        <w:ind w:firstLine="420"/>
+        <w:rPr>
+          <w:rFonts w:hint="eastAsia"/>
+          <w:b/>
+          <w:bCs/>
+        </w:rPr>
+      </w:pPr>
+      <w:r>
+        <w:rPr>
+          <w:rFonts w:hint="eastAsia"/>
+          <w:b/>
+          <w:bCs/>
+        </w:rPr>
+        <w:t>现象</w:t>
+      </w:r>
+      <w:r>
+        <w:rPr>
+          <w:rFonts w:hint="eastAsia"/>
+          <w:b/>
+          <w:bCs/>
+        </w:rPr>
+        <w:t>：</w:t>
+      </w:r>
+    </w:p>
+    <w:p>
+      <w:pPr>
+        <w:ind w:firstLine="420"/>
+        <w:rPr>
+          <w:rFonts w:hint="eastAsia"/>
+        </w:rPr>
+      </w:pPr>
+      <w:r>
+        <w:rPr>
+          <w:rFonts w:hint="eastAsia"/>
+        </w:rPr>
+        <w:t xml:space="preserve">- new </w:t>
+      </w:r>
+      <w:r>
+        <w:rPr>
+          <w:rFonts w:hint="eastAsia"/>
+        </w:rPr>
+        <w:t>→</w:t>
+      </w:r>
+      <w:r>
+        <w:rPr>
+          <w:rFonts w:hint="eastAsia"/>
+        </w:rPr>
+        <w:t xml:space="preserve"> free</w:t>
+      </w:r>
+    </w:p>
+    <w:p>
+      <w:pPr>
+        <w:ind w:firstLine="420"/>
+        <w:rPr>
+          <w:rFonts w:hint="eastAsia"/>
+        </w:rPr>
+      </w:pPr>
+      <w:r>
+        <w:rPr>
+          <w:rFonts w:hint="eastAsia"/>
+        </w:rPr>
+        <w:t xml:space="preserve">- malloc </w:t>
+      </w:r>
+      <w:r>
+        <w:rPr>
+          <w:rFonts w:hint="eastAsia"/>
+        </w:rPr>
+        <w:t>→</w:t>
+      </w:r>
+      <w:r>
+        <w:rPr>
+          <w:rFonts w:hint="eastAsia"/>
+        </w:rPr>
+        <w:t xml:space="preserve"> delete</w:t>
+      </w:r>
+    </w:p>
+    <w:p>
+      <w:pPr>
+        <w:ind w:firstLine="420"/>
+        <w:rPr>
+          <w:rFonts w:hint="eastAsia"/>
+        </w:rPr>
+      </w:pPr>
+      <w:r>
+        <w:rPr>
+          <w:rFonts w:hint="eastAsia"/>
+        </w:rPr>
+        <w:lastRenderedPageBreak/>
+        <w:t xml:space="preserve">- new[] </w:t>
+      </w:r>
+      <w:r>
+        <w:rPr>
+          <w:rFonts w:hint="eastAsia"/>
+        </w:rPr>
+        <w:t>→</w:t>
+      </w:r>
+      <w:r>
+        <w:rPr>
+          <w:rFonts w:hint="eastAsia"/>
+        </w:rPr>
+        <w:t xml:space="preserve"> delete</w:t>
+      </w:r>
+    </w:p>
+    <w:p>
+      <w:pPr>
+        <w:ind w:firstLine="420"/>
+        <w:rPr>
+          <w:rFonts w:hint="eastAsia"/>
+          <w:b/>
+          <w:bCs/>
+        </w:rPr>
+      </w:pPr>
+      <w:r>
+        <w:rPr>
+          <w:rFonts w:hint="eastAsia"/>
+          <w:b/>
+          <w:bCs/>
+        </w:rPr>
+        <w:t>如何发现</w:t>
+      </w:r>
+      <w:r>
+        <w:rPr>
+          <w:rFonts w:hint="eastAsia"/>
+          <w:b/>
+          <w:bCs/>
+        </w:rPr>
+        <w:t>：</w:t>
+      </w:r>
+    </w:p>
+    <w:p>
+      <w:pPr>
+        <w:ind w:firstLine="420"/>
+        <w:rPr>
+          <w:rFonts w:hint="eastAsia"/>
+        </w:rPr>
+      </w:pPr>
+      <w:r>
+        <w:rPr>
+          <w:rFonts w:hint="eastAsia"/>
+        </w:rPr>
+        <w:t xml:space="preserve">- ASAN </w:t>
+      </w:r>
+      <w:r>
+        <w:rPr>
+          <w:rFonts w:hint="eastAsia"/>
+        </w:rPr>
+        <w:t>直接检测</w:t>
+      </w:r>
+    </w:p>
+    <w:p>
+      <w:pPr>
+        <w:ind w:firstLine="420"/>
+        <w:rPr>
+          <w:rFonts w:hint="eastAsia"/>
+        </w:rPr>
+      </w:pPr>
+      <w:r>
+        <w:rPr>
+          <w:rFonts w:hint="eastAsia"/>
+        </w:rPr>
+        <w:t xml:space="preserve">- </w:t>
+      </w:r>
+      <w:proofErr w:type="spellStart"/>
+      <w:r>
+        <w:rPr>
+          <w:rFonts w:hint="eastAsia"/>
+        </w:rPr>
+        <w:t>Valgrind</w:t>
+      </w:r>
+      <w:proofErr w:type="spellEnd"/>
+      <w:r>
+        <w:rPr>
+          <w:rFonts w:hint="eastAsia"/>
+        </w:rPr>
+        <w:t xml:space="preserve"> </w:t>
+      </w:r>
+      <w:r>
+        <w:rPr>
+          <w:rFonts w:hint="eastAsia"/>
+        </w:rPr>
+        <w:t>也能发现</w:t>
+      </w:r>
+    </w:p>
+    <w:p>
+      <w:pPr>
+        <w:ind w:firstLine="420"/>
+        <w:rPr>
+          <w:rFonts w:hint="eastAsia"/>
+          <w:b/>
+          <w:bCs/>
+        </w:rPr>
+      </w:pPr>
+      <w:r>
+        <w:rPr>
+          <w:rFonts w:hint="eastAsia"/>
+          <w:b/>
+          <w:bCs/>
+        </w:rPr>
+        <w:t>处理</w:t>
+      </w:r>
+    </w:p>
+    <w:p>
+      <w:pPr>
+        <w:ind w:firstLine="420"/>
+        <w:rPr>
+          <w:rFonts w:hint="eastAsia"/>
+        </w:rPr>
+      </w:pPr>
+      <w:r>
+        <w:rPr>
+          <w:rFonts w:hint="eastAsia"/>
+        </w:rPr>
+        <w:t>严格配对：</w:t>
+      </w:r>
+    </w:p>
+    <w:p>
+      <w:pPr>
+        <w:ind w:firstLine="420"/>
+      </w:pPr>
+      <w:r>
+        <w:t>- malloc/free</w:t>
+      </w:r>
+    </w:p>
+    <w:p>
+      <w:pPr>
+        <w:ind w:firstLine="420"/>
+      </w:pPr>
+      <w:r>
+        <w:t>- new/delete</w:t>
+      </w:r>
+    </w:p>
+    <w:p>
+      <w:pPr>
+        <w:ind w:firstLine="420"/>
+        <w:rPr>
+          <w:rFonts w:hint="eastAsia"/>
+        </w:rPr>
+      </w:pPr>
+      <w:r>
+        <w:t>- new[]/</w:t>
+      </w:r>
+      <w:proofErr w:type="gramStart"/>
+      <w:r>
+        <w:t>delete[</w:t>
+      </w:r>
+      <w:proofErr w:type="gramEnd"/>
+      <w:r>
+        <w:t>]</w:t>
+      </w:r>
+    </w:p>
     <w:sectPr>
       <w:pgSz w:w="11906" w:h="16838"/>
       <w:pgMar w:top="1440" w:right="1800" w:bottom="1440" w:left="1800" w:header="851" w:footer="992" w:gutter="0"/>
@@ -29801,7 +34990,7 @@
 </file>
 
 <file path=word/endnotes.xml><?xml version="1.0" encoding="utf-8"?>
-<w:endnotes xmlns:wpc="http://schemas.microsoft.com/office/word/2010/wordprocessingCanvas" xmlns:cx="http://schemas.microsoft.com/office/drawing/2014/chartex" xmlns:cx1="http://schemas.microsoft.com/office/drawing/2015/9/8/chartex" xmlns:cx2="http://schemas.microsoft.com/office/drawing/2015/10/21/chartex" xmlns:cx3="http://schemas.microsoft.com/office/drawing/2016/5/9/chartex" xmlns:cx4="http://schemas.microsoft.com/office/drawing/2016/5/10/chartex" xmlns:cx5="http://schemas.microsoft.com/office/drawing/2016/5/11/chartex" xmlns:cx6="http://schemas.microsoft.com/office/drawing/2016/5/12/chartex" xmlns:cx7="http://schemas.microsoft.com/office/drawing/2016/5/13/chartex" xmlns:cx8="http://schemas.microsoft.com/office/drawing/2016/5/14/chartex" xmlns:mc="http://schemas.openxmlformats.org/markup-compatibility/2006" xmlns:aink="http://schemas.microsoft.com/office/drawing/2016/ink" xmlns:am3d="http://schemas.microsoft.com/office/drawing/2017/model3d" xmlns:o="urn:schemas-microsoft-com:office:office" xmlns:oel="http://schemas.microsoft.com/office/2019/extlst" xmlns:r="http://schemas.openxmlformats.org/officeDocument/2006/relationships" xmlns:m="http://schemas.openxmlformats.org/officeDocument/2006/math" xmlns:v="urn:schemas-microsoft-com:vml" xmlns:wp14="http://schemas.microsoft.com/office/word/2010/wordprocessingDrawing" xmlns:wp="http://schemas.openxmlformats.org/drawingml/2006/wordprocessingDrawing" xmlns:w10="urn:schemas-microsoft-com:office:word" xmlns:w="http://schemas.openxmlformats.org/wordprocessingml/2006/main" xmlns:w14="http://schemas.microsoft.com/office/word/2010/wordml" xmlns:w15="http://schemas.microsoft.com/office/word/2012/wordml" xmlns:w16cex="http://schemas.microsoft.com/office/word/2018/wordml/cex" xmlns:w16cid="http://schemas.microsoft.com/office/word/2016/wordml/cid" xmlns:w16="http://schemas.microsoft.com/office/word/2018/wordml" xmlns:w16sdtdh="http://schemas.microsoft.com/office/word/2020/wordml/sdtdatahash" xmlns:w16se="http://schemas.microsoft.com/office/word/2015/wordml/symex" xmlns:wpg="http://schemas.microsoft.com/office/word/2010/wordprocessingGroup" xmlns:wpi="http://schemas.microsoft.com/office/word/2010/wordprocessingInk" xmlns:wne="http://schemas.microsoft.com/office/word/2006/wordml" xmlns:wps="http://schemas.microsoft.com/office/word/2010/wordprocessingShape" mc:Ignorable="w14 w15 w16se w16cid w16 w16cex w16sdtdh wp14">
+<w:endnotes xmlns:wpc="http://schemas.microsoft.com/office/word/2010/wordprocessingCanvas" xmlns:cx="http://schemas.microsoft.com/office/drawing/2014/chartex" xmlns:cx1="http://schemas.microsoft.com/office/drawing/2015/9/8/chartex" xmlns:cx2="http://schemas.microsoft.com/office/drawing/2015/10/21/chartex" xmlns:cx3="http://schemas.microsoft.com/office/drawing/2016/5/9/chartex" xmlns:cx4="http://schemas.microsoft.com/office/drawing/2016/5/10/chartex" xmlns:cx5="http://schemas.microsoft.com/office/drawing/2016/5/11/chartex" xmlns:cx6="http://schemas.microsoft.com/office/drawing/2016/5/12/chartex" xmlns:cx7="http://schemas.microsoft.com/office/drawing/2016/5/13/chartex" xmlns:cx8="http://schemas.microsoft.com/office/drawing/2016/5/14/chartex" xmlns:mc="http://schemas.openxmlformats.org/markup-compatibility/2006" xmlns:aink="http://schemas.microsoft.com/office/drawing/2016/ink" xmlns:am3d="http://schemas.microsoft.com/office/drawing/2017/model3d" xmlns:o="urn:schemas-microsoft-com:office:office" xmlns:oel="http://schemas.microsoft.com/office/2019/extlst" xmlns:r="http://schemas.openxmlformats.org/officeDocument/2006/relationships" xmlns:m="http://schemas.openxmlformats.org/officeDocument/2006/math" xmlns:v="urn:schemas-microsoft-com:vml" xmlns:wp14="http://schemas.microsoft.com/office/word/2010/wordprocessingDrawing" xmlns:wp="http://schemas.openxmlformats.org/drawingml/2006/wordprocessingDrawing" xmlns:w10="urn:schemas-microsoft-com:office:word" xmlns:w="http://schemas.openxmlformats.org/wordprocessingml/2006/main" xmlns:w14="http://schemas.microsoft.com/office/word/2010/wordml" xmlns:w15="http://schemas.microsoft.com/office/word/2012/wordml" xmlns:w16cex="http://schemas.microsoft.com/office/word/2018/wordml/cex" xmlns:w16cid="http://schemas.microsoft.com/office/word/2016/wordml/cid" xmlns:w16="http://schemas.microsoft.com/office/word/2018/wordml" xmlns:w16du="http://schemas.microsoft.com/office/word/2023/wordml/word16du" xmlns:w16sdtdh="http://schemas.microsoft.com/office/word/2020/wordml/sdtdatahash" xmlns:w16sdtfl="http://schemas.microsoft.com/office/word/2024/wordml/sdtformatlock" xmlns:w16se="http://schemas.microsoft.com/office/word/2015/wordml/symex" xmlns:wpg="http://schemas.microsoft.com/office/word/2010/wordprocessingGroup" xmlns:wpi="http://schemas.microsoft.com/office/word/2010/wordprocessingInk" xmlns:wne="http://schemas.microsoft.com/office/word/2006/wordml" xmlns:wps="http://schemas.microsoft.com/office/word/2010/wordprocessingShape" mc:Ignorable="w14 w15 w16se w16cid w16 w16cex w16sdtdh w16sdtfl w16du wp14">
   <w:endnote w:type="separator" w:id="-1">
     <w:p>
       <w:pPr>
@@ -29826,7 +35015,7 @@
 </file>
 
 <file path=word/footnotes.xml><?xml version="1.0" encoding="utf-8"?>
-<w:footnotes xmlns:wpc="http://schemas.microsoft.com/office/word/2010/wordprocessingCanvas" xmlns:cx="http://schemas.microsoft.com/office/drawing/2014/chartex" xmlns:cx1="http://schemas.microsoft.com/office/drawing/2015/9/8/chartex" xmlns:cx2="http://schemas.microsoft.com/office/drawing/2015/10/21/chartex" xmlns:cx3="http://schemas.microsoft.com/office/drawing/2016/5/9/chartex" xmlns:cx4="http://schemas.microsoft.com/office/drawing/2016/5/10/chartex" xmlns:cx5="http://schemas.microsoft.com/office/drawing/2016/5/11/chartex" xmlns:cx6="http://schemas.microsoft.com/office/drawing/2016/5/12/chartex" xmlns:cx7="http://schemas.microsoft.com/office/drawing/2016/5/13/chartex" xmlns:cx8="http://schemas.microsoft.com/office/drawing/2016/5/14/chartex" xmlns:mc="http://schemas.openxmlformats.org/markup-compatibility/2006" xmlns:aink="http://schemas.microsoft.com/office/drawing/2016/ink" xmlns:am3d="http://schemas.microsoft.com/office/drawing/2017/model3d" xmlns:o="urn:schemas-microsoft-com:office:office" xmlns:oel="http://schemas.microsoft.com/office/2019/extlst" xmlns:r="http://schemas.openxmlformats.org/officeDocument/2006/relationships" xmlns:m="http://schemas.openxmlformats.org/officeDocument/2006/math" xmlns:v="urn:schemas-microsoft-com:vml" xmlns:wp14="http://schemas.microsoft.com/office/word/2010/wordprocessingDrawing" xmlns:wp="http://schemas.openxmlformats.org/drawingml/2006/wordprocessingDrawing" xmlns:w10="urn:schemas-microsoft-com:office:word" xmlns:w="http://schemas.openxmlformats.org/wordprocessingml/2006/main" xmlns:w14="http://schemas.microsoft.com/office/word/2010/wordml" xmlns:w15="http://schemas.microsoft.com/office/word/2012/wordml" xmlns:w16cex="http://schemas.microsoft.com/office/word/2018/wordml/cex" xmlns:w16cid="http://schemas.microsoft.com/office/word/2016/wordml/cid" xmlns:w16="http://schemas.microsoft.com/office/word/2018/wordml" xmlns:w16sdtdh="http://schemas.microsoft.com/office/word/2020/wordml/sdtdatahash" xmlns:w16se="http://schemas.microsoft.com/office/word/2015/wordml/symex" xmlns:wpg="http://schemas.microsoft.com/office/word/2010/wordprocessingGroup" xmlns:wpi="http://schemas.microsoft.com/office/word/2010/wordprocessingInk" xmlns:wne="http://schemas.microsoft.com/office/word/2006/wordml" xmlns:wps="http://schemas.microsoft.com/office/word/2010/wordprocessingShape" mc:Ignorable="w14 w15 w16se w16cid w16 w16cex w16sdtdh wp14">
+<w:footnotes xmlns:wpc="http://schemas.microsoft.com/office/word/2010/wordprocessingCanvas" xmlns:cx="http://schemas.microsoft.com/office/drawing/2014/chartex" xmlns:cx1="http://schemas.microsoft.com/office/drawing/2015/9/8/chartex" xmlns:cx2="http://schemas.microsoft.com/office/drawing/2015/10/21/chartex" xmlns:cx3="http://schemas.microsoft.com/office/drawing/2016/5/9/chartex" xmlns:cx4="http://schemas.microsoft.com/office/drawing/2016/5/10/chartex" xmlns:cx5="http://schemas.microsoft.com/office/drawing/2016/5/11/chartex" xmlns:cx6="http://schemas.microsoft.com/office/drawing/2016/5/12/chartex" xmlns:cx7="http://schemas.microsoft.com/office/drawing/2016/5/13/chartex" xmlns:cx8="http://schemas.microsoft.com/office/drawing/2016/5/14/chartex" xmlns:mc="http://schemas.openxmlformats.org/markup-compatibility/2006" xmlns:aink="http://schemas.microsoft.com/office/drawing/2016/ink" xmlns:am3d="http://schemas.microsoft.com/office/drawing/2017/model3d" xmlns:o="urn:schemas-microsoft-com:office:office" xmlns:oel="http://schemas.microsoft.com/office/2019/extlst" xmlns:r="http://schemas.openxmlformats.org/officeDocument/2006/relationships" xmlns:m="http://schemas.openxmlformats.org/officeDocument/2006/math" xmlns:v="urn:schemas-microsoft-com:vml" xmlns:wp14="http://schemas.microsoft.com/office/word/2010/wordprocessingDrawing" xmlns:wp="http://schemas.openxmlformats.org/drawingml/2006/wordprocessingDrawing" xmlns:w10="urn:schemas-microsoft-com:office:word" xmlns:w="http://schemas.openxmlformats.org/wordprocessingml/2006/main" xmlns:w14="http://schemas.microsoft.com/office/word/2010/wordml" xmlns:w15="http://schemas.microsoft.com/office/word/2012/wordml" xmlns:w16cex="http://schemas.microsoft.com/office/word/2018/wordml/cex" xmlns:w16cid="http://schemas.microsoft.com/office/word/2016/wordml/cid" xmlns:w16="http://schemas.microsoft.com/office/word/2018/wordml" xmlns:w16du="http://schemas.microsoft.com/office/word/2023/wordml/word16du" xmlns:w16sdtdh="http://schemas.microsoft.com/office/word/2020/wordml/sdtdatahash" xmlns:w16sdtfl="http://schemas.microsoft.com/office/word/2024/wordml/sdtformatlock" xmlns:w16se="http://schemas.microsoft.com/office/word/2015/wordml/symex" xmlns:wpg="http://schemas.microsoft.com/office/word/2010/wordprocessingGroup" xmlns:wpi="http://schemas.microsoft.com/office/word/2010/wordprocessingInk" xmlns:wne="http://schemas.microsoft.com/office/word/2006/wordml" xmlns:wps="http://schemas.microsoft.com/office/word/2010/wordprocessingShape" mc:Ignorable="w14 w15 w16se w16cid w16 w16cex w16sdtdh w16sdtfl w16du wp14">
   <w:footnote w:type="separator" w:id="-1">
     <w:p>
       <w:r>
@@ -29845,7 +35034,7 @@
 </file>
 
 <file path=word/numbering.xml><?xml version="1.0" encoding="utf-8"?>
-<w:numbering xmlns:wpc="http://schemas.microsoft.com/office/word/2010/wordprocessingCanvas" xmlns:cx="http://schemas.microsoft.com/office/drawing/2014/chartex" xmlns:cx1="http://schemas.microsoft.com/office/drawing/2015/9/8/chartex" xmlns:cx2="http://schemas.microsoft.com/office/drawing/2015/10/21/chartex" xmlns:cx3="http://schemas.microsoft.com/office/drawing/2016/5/9/chartex" xmlns:cx4="http://schemas.microsoft.com/office/drawing/2016/5/10/chartex" xmlns:cx5="http://schemas.microsoft.com/office/drawing/2016/5/11/chartex" xmlns:cx6="http://schemas.microsoft.com/office/drawing/2016/5/12/chartex" xmlns:cx7="http://schemas.microsoft.com/office/drawing/2016/5/13/chartex" xmlns:cx8="http://schemas.microsoft.com/office/drawing/2016/5/14/chartex" xmlns:mc="http://schemas.openxmlformats.org/markup-compatibility/2006" xmlns:aink="http://schemas.microsoft.com/office/drawing/2016/ink" xmlns:am3d="http://schemas.microsoft.com/office/drawing/2017/model3d" xmlns:o="urn:schemas-microsoft-com:office:office" xmlns:oel="http://schemas.microsoft.com/office/2019/extlst" xmlns:r="http://schemas.openxmlformats.org/officeDocument/2006/relationships" xmlns:m="http://schemas.openxmlformats.org/officeDocument/2006/math" xmlns:v="urn:schemas-microsoft-com:vml" xmlns:wp14="http://schemas.microsoft.com/office/word/2010/wordprocessingDrawing" xmlns:wp="http://schemas.openxmlformats.org/drawingml/2006/wordprocessingDrawing" xmlns:w10="urn:schemas-microsoft-com:office:word" xmlns:w="http://schemas.openxmlformats.org/wordprocessingml/2006/main" xmlns:w14="http://schemas.microsoft.com/office/word/2010/wordml" xmlns:w15="http://schemas.microsoft.com/office/word/2012/wordml" xmlns:w16cex="http://schemas.microsoft.com/office/word/2018/wordml/cex" xmlns:w16cid="http://schemas.microsoft.com/office/word/2016/wordml/cid" xmlns:w16="http://schemas.microsoft.com/office/word/2018/wordml" xmlns:w16sdtdh="http://schemas.microsoft.com/office/word/2020/wordml/sdtdatahash" xmlns:w16se="http://schemas.microsoft.com/office/word/2015/wordml/symex" xmlns:wpg="http://schemas.microsoft.com/office/word/2010/wordprocessingGroup" xmlns:wpi="http://schemas.microsoft.com/office/word/2010/wordprocessingInk" xmlns:wne="http://schemas.microsoft.com/office/word/2006/wordml" xmlns:wps="http://schemas.microsoft.com/office/word/2010/wordprocessingShape" mc:Ignorable="w14 w15 w16se w16cid w16 w16cex w16sdtdh wp14">
+<w:numbering xmlns:wpc="http://schemas.microsoft.com/office/word/2010/wordprocessingCanvas" xmlns:cx="http://schemas.microsoft.com/office/drawing/2014/chartex" xmlns:cx1="http://schemas.microsoft.com/office/drawing/2015/9/8/chartex" xmlns:cx2="http://schemas.microsoft.com/office/drawing/2015/10/21/chartex" xmlns:cx3="http://schemas.microsoft.com/office/drawing/2016/5/9/chartex" xmlns:cx4="http://schemas.microsoft.com/office/drawing/2016/5/10/chartex" xmlns:cx5="http://schemas.microsoft.com/office/drawing/2016/5/11/chartex" xmlns:cx6="http://schemas.microsoft.com/office/drawing/2016/5/12/chartex" xmlns:cx7="http://schemas.microsoft.com/office/drawing/2016/5/13/chartex" xmlns:cx8="http://schemas.microsoft.com/office/drawing/2016/5/14/chartex" xmlns:mc="http://schemas.openxmlformats.org/markup-compatibility/2006" xmlns:aink="http://schemas.microsoft.com/office/drawing/2016/ink" xmlns:am3d="http://schemas.microsoft.com/office/drawing/2017/model3d" xmlns:o="urn:schemas-microsoft-com:office:office" xmlns:oel="http://schemas.microsoft.com/office/2019/extlst" xmlns:r="http://schemas.openxmlformats.org/officeDocument/2006/relationships" xmlns:m="http://schemas.openxmlformats.org/officeDocument/2006/math" xmlns:v="urn:schemas-microsoft-com:vml" xmlns:wp14="http://schemas.microsoft.com/office/word/2010/wordprocessingDrawing" xmlns:wp="http://schemas.openxmlformats.org/drawingml/2006/wordprocessingDrawing" xmlns:w10="urn:schemas-microsoft-com:office:word" xmlns:w="http://schemas.openxmlformats.org/wordprocessingml/2006/main" xmlns:w14="http://schemas.microsoft.com/office/word/2010/wordml" xmlns:w15="http://schemas.microsoft.com/office/word/2012/wordml" xmlns:w16cex="http://schemas.microsoft.com/office/word/2018/wordml/cex" xmlns:w16cid="http://schemas.microsoft.com/office/word/2016/wordml/cid" xmlns:w16="http://schemas.microsoft.com/office/word/2018/wordml" xmlns:w16du="http://schemas.microsoft.com/office/word/2023/wordml/word16du" xmlns:w16sdtdh="http://schemas.microsoft.com/office/word/2020/wordml/sdtdatahash" xmlns:w16sdtfl="http://schemas.microsoft.com/office/word/2024/wordml/sdtformatlock" xmlns:w16se="http://schemas.microsoft.com/office/word/2015/wordml/symex" xmlns:wpg="http://schemas.microsoft.com/office/word/2010/wordprocessingGroup" xmlns:wpi="http://schemas.microsoft.com/office/word/2010/wordprocessingInk" xmlns:wne="http://schemas.microsoft.com/office/word/2006/wordml" xmlns:wps="http://schemas.microsoft.com/office/word/2010/wordprocessingShape" mc:Ignorable="w14 w15 w16se w16cid w16 w16cex w16sdtdh w16sdtfl w16du wp14">
   <w:abstractNum w:abstractNumId="0" w15:restartNumberingAfterBreak="0">
     <w:nsid w:val="98B212A1"/>
     <w:multiLevelType w:val="singleLevel"/>
@@ -29910,7 +35099,7 @@
 </file>
 
 <file path=word/styles.xml><?xml version="1.0" encoding="utf-8"?>
-<w:styles xmlns:mc="http://schemas.openxmlformats.org/markup-compatibility/2006" xmlns:r="http://schemas.openxmlformats.org/officeDocument/2006/relationships" xmlns:w="http://schemas.openxmlformats.org/wordprocessingml/2006/main" xmlns:w14="http://schemas.microsoft.com/office/word/2010/wordml" xmlns:w15="http://schemas.microsoft.com/office/word/2012/wordml" xmlns:w16cex="http://schemas.microsoft.com/office/word/2018/wordml/cex" xmlns:w16cid="http://schemas.microsoft.com/office/word/2016/wordml/cid" xmlns:w16="http://schemas.microsoft.com/office/word/2018/wordml" xmlns:w16sdtdh="http://schemas.microsoft.com/office/word/2020/wordml/sdtdatahash" xmlns:w16se="http://schemas.microsoft.com/office/word/2015/wordml/symex" mc:Ignorable="w14 w15 w16se w16cid w16 w16cex w16sdtdh">
+<w:styles xmlns:mc="http://schemas.openxmlformats.org/markup-compatibility/2006" xmlns:r="http://schemas.openxmlformats.org/officeDocument/2006/relationships" xmlns:w="http://schemas.openxmlformats.org/wordprocessingml/2006/main" xmlns:w14="http://schemas.microsoft.com/office/word/2010/wordml" xmlns:w15="http://schemas.microsoft.com/office/word/2012/wordml" xmlns:w16cex="http://schemas.microsoft.com/office/word/2018/wordml/cex" xmlns:w16cid="http://schemas.microsoft.com/office/word/2016/wordml/cid" xmlns:w16="http://schemas.microsoft.com/office/word/2018/wordml" xmlns:w16du="http://schemas.microsoft.com/office/word/2023/wordml/word16du" xmlns:w16sdtdh="http://schemas.microsoft.com/office/word/2020/wordml/sdtdatahash" xmlns:w16sdtfl="http://schemas.microsoft.com/office/word/2024/wordml/sdtformatlock" xmlns:w16se="http://schemas.microsoft.com/office/word/2015/wordml/symex" mc:Ignorable="w14 w15 w16se w16cid w16 w16cex w16sdtdh w16sdtfl w16du">
   <w:docDefaults>
     <w:rPrDefault>
       <w:rPr>
@@ -30700,6 +35889,16 @@
       <w:shd w:val="clear" w:color="auto" w:fill="E1DFDD"/>
     </w:rPr>
   </w:style>
+  <w:style w:type="paragraph" w:styleId="ad">
+    <w:name w:val="List Paragraph"/>
+    <w:basedOn w:val="a"/>
+    <w:uiPriority w:val="99"/>
+    <w:unhideWhenUsed/>
+    <w:rsid w:val="00102FB2"/>
+    <w:pPr>
+      <w:ind w:firstLineChars="200" w:firstLine="420"/>
+    </w:pPr>
+  </w:style>
 </w:styles>
 </file>
 
